--- a/public/Documents/Instructions.docx
+++ b/public/Documents/Instructions.docx
@@ -1,6 +1,6 @@
 
 <file path=word/document.xml><?xml version="1.0" encoding="utf-8"?>
-<w:document xmlns:wpc="http://schemas.microsoft.com/office/word/2010/wordprocessingCanvas" xmlns:cx="http://schemas.microsoft.com/office/drawing/2014/chartex" xmlns:cx1="http://schemas.microsoft.com/office/drawing/2015/9/8/chartex" xmlns:cx2="http://schemas.microsoft.com/office/drawing/2015/10/21/chartex" xmlns:cx3="http://schemas.microsoft.com/office/drawing/2016/5/9/chartex" xmlns:cx4="http://schemas.microsoft.com/office/drawing/2016/5/10/chartex" xmlns:cx5="http://schemas.microsoft.com/office/drawing/2016/5/11/chartex" xmlns:cx6="http://schemas.microsoft.com/office/drawing/2016/5/12/chartex" xmlns:cx7="http://schemas.microsoft.com/office/drawing/2016/5/13/chartex" xmlns:cx8="http://schemas.microsoft.com/office/drawing/2016/5/14/chartex" xmlns:mc="http://schemas.openxmlformats.org/markup-compatibility/2006" xmlns:aink="http://schemas.microsoft.com/office/drawing/2016/ink" xmlns:am3d="http://schemas.microsoft.com/office/drawing/2017/model3d" xmlns:o="urn:schemas-microsoft-com:office:office" xmlns:oel="http://schemas.microsoft.com/office/2019/extlst" xmlns:r="http://schemas.openxmlformats.org/officeDocument/2006/relationships" xmlns:m="http://schemas.openxmlformats.org/officeDocument/2006/math" xmlns:v="urn:schemas-microsoft-com:vml" xmlns:wp14="http://schemas.microsoft.com/office/word/2010/wordprocessingDrawing" xmlns:wp="http://schemas.openxmlformats.org/drawingml/2006/wordprocessingDrawing" xmlns:w10="urn:schemas-microsoft-com:office:word" xmlns:w="http://schemas.openxmlformats.org/wordprocessingml/2006/main" xmlns:w14="http://schemas.microsoft.com/office/word/2010/wordml" xmlns:w15="http://schemas.microsoft.com/office/word/2012/wordml" xmlns:w16cex="http://schemas.microsoft.com/office/word/2018/wordml/cex" xmlns:w16cid="http://schemas.microsoft.com/office/word/2016/wordml/cid" xmlns:w16="http://schemas.microsoft.com/office/word/2018/wordml" xmlns:w16du="http://schemas.microsoft.com/office/word/2023/wordml/word16du" xmlns:w16sdtdh="http://schemas.microsoft.com/office/word/2020/wordml/sdtdatahash" xmlns:w16sdtfl="http://schemas.microsoft.com/office/word/2024/wordml/sdtformatlock" xmlns:w16se="http://schemas.microsoft.com/office/word/2015/wordml/symex" xmlns:wpg="http://schemas.microsoft.com/office/word/2010/wordprocessingGroup" xmlns:wpi="http://schemas.microsoft.com/office/word/2010/wordprocessingInk" xmlns:wne="http://schemas.microsoft.com/office/word/2006/wordml" xmlns:wps="http://schemas.microsoft.com/office/word/2010/wordprocessingShape" mc:Ignorable="w14 w15 w16se w16cid w16 w16cex w16sdtdh w16sdtfl w16du wp14">
+<w:document xmlns:wpc="http://schemas.microsoft.com/office/word/2010/wordprocessingCanvas" xmlns:cx="http://schemas.microsoft.com/office/drawing/2014/chartex" xmlns:mc="http://schemas.openxmlformats.org/markup-compatibility/2006" xmlns:o="urn:schemas-microsoft-com:office:office" xmlns:r="http://schemas.openxmlformats.org/officeDocument/2006/relationships" xmlns:m="http://schemas.openxmlformats.org/officeDocument/2006/math" xmlns:v="urn:schemas-microsoft-com:vml" xmlns:wp14="http://schemas.microsoft.com/office/word/2010/wordprocessingDrawing" xmlns:wp="http://schemas.openxmlformats.org/drawingml/2006/wordprocessingDrawing" xmlns:w10="urn:schemas-microsoft-com:office:word" xmlns:w="http://schemas.openxmlformats.org/wordprocessingml/2006/main" xmlns:w14="http://schemas.microsoft.com/office/word/2010/wordml" xmlns:w15="http://schemas.microsoft.com/office/word/2012/wordml" xmlns:w16se="http://schemas.microsoft.com/office/word/2015/wordml/symex" xmlns:wpg="http://schemas.microsoft.com/office/word/2010/wordprocessingGroup" xmlns:wpi="http://schemas.microsoft.com/office/word/2010/wordprocessingInk" xmlns:wne="http://schemas.microsoft.com/office/word/2006/wordml" xmlns:wps="http://schemas.microsoft.com/office/word/2010/wordprocessingShape" mc:Ignorable="w14 w15 w16se wp14">
   <w:body>
     <w:p>
       <w:pPr>
@@ -115,17 +115,19 @@
           <w:szCs w:val="26"/>
           <w:u w:val="single"/>
         </w:rPr>
-        <w:t>June 23 to June 2</w:t>
-      </w:r>
-      <w:r>
+        <w:t>June 23 to June 25, 2026 (GIRLS)</w:t>
+      </w:r>
+    </w:p>
+    <w:p>
+      <w:pPr>
+        <w:jc w:val="center"/>
         <w:rPr>
           <w:b/>
           <w:sz w:val="28"/>
           <w:szCs w:val="26"/>
           <w:u w:val="single"/>
         </w:rPr>
-        <w:t>5</w:t>
-      </w:r>
+      </w:pPr>
       <w:r>
         <w:rPr>
           <w:b/>
@@ -133,63 +135,7 @@
           <w:szCs w:val="26"/>
           <w:u w:val="single"/>
         </w:rPr>
-        <w:t>, 2026</w:t>
-      </w:r>
-      <w:r>
-        <w:rPr>
-          <w:b/>
-          <w:sz w:val="28"/>
-          <w:szCs w:val="26"/>
-          <w:u w:val="single"/>
-        </w:rPr>
-        <w:t xml:space="preserve"> (GIRLS)</w:t>
-      </w:r>
-    </w:p>
-    <w:p>
-      <w:pPr>
-        <w:jc w:val="center"/>
-        <w:rPr>
-          <w:b/>
-          <w:sz w:val="28"/>
-          <w:szCs w:val="26"/>
-          <w:u w:val="single"/>
-        </w:rPr>
-      </w:pPr>
-      <w:r>
-        <w:rPr>
-          <w:b/>
-          <w:sz w:val="28"/>
-          <w:szCs w:val="26"/>
-          <w:u w:val="single"/>
-        </w:rPr>
-        <w:t>June 2</w:t>
-      </w:r>
-      <w:r>
-        <w:rPr>
-          <w:b/>
-          <w:sz w:val="28"/>
-          <w:szCs w:val="26"/>
-          <w:u w:val="single"/>
-        </w:rPr>
-        <w:t>5</w:t>
-      </w:r>
-      <w:r>
-        <w:rPr>
-          <w:b/>
-          <w:sz w:val="28"/>
-          <w:szCs w:val="26"/>
-          <w:u w:val="single"/>
-        </w:rPr>
-        <w:t xml:space="preserve"> to June 28, 2026</w:t>
-      </w:r>
-      <w:r>
-        <w:rPr>
-          <w:b/>
-          <w:sz w:val="28"/>
-          <w:szCs w:val="26"/>
-          <w:u w:val="single"/>
-        </w:rPr>
-        <w:t xml:space="preserve"> (BOYS)</w:t>
+        <w:t>June 25 to June 28, 2026 (BOYS)</w:t>
       </w:r>
     </w:p>
     <w:p>
@@ -299,6 +245,7 @@
           <w:bCs/>
         </w:rPr>
         <w:tab/>
+        <w:t xml:space="preserve">  </w:t>
       </w:r>
       <w:r>
         <w:rPr>
@@ -306,7 +253,7 @@
           <w:b/>
           <w:bCs/>
         </w:rPr>
-        <w:t xml:space="preserve">  </w:t>
+        <w:t xml:space="preserve">      </w:t>
       </w:r>
       <w:r>
         <w:rPr>
@@ -314,16 +261,22 @@
           <w:b/>
           <w:bCs/>
         </w:rPr>
-        <w:t xml:space="preserve">    </w:t>
-      </w:r>
-      <w:proofErr w:type="gramStart"/>
+        <w:t xml:space="preserve">: </w:t>
+      </w:r>
       <w:r>
         <w:rPr>
           <w:rFonts w:ascii="Trebuchet MS" w:hAnsi="Trebuchet MS"/>
           <w:b/>
           <w:bCs/>
         </w:rPr>
-        <w:t xml:space="preserve">  </w:t>
+        <w:tab/>
+      </w:r>
+      <w:r>
+        <w:rPr>
+          <w:rFonts w:ascii="Trebuchet MS" w:hAnsi="Trebuchet MS"/>
+          <w:b/>
+        </w:rPr>
+        <w:t>Mr. Gulshan Kumar</w:t>
       </w:r>
       <w:r>
         <w:rPr>
@@ -331,68 +284,221 @@
           <w:b/>
           <w:bCs/>
         </w:rPr>
-        <w:t>:</w:t>
-      </w:r>
-      <w:proofErr w:type="gramEnd"/>
+        <w:t xml:space="preserve"> </w:t>
+      </w:r>
+      <w:r>
+        <w:rPr>
+          <w:rFonts w:ascii="Trebuchet MS" w:hAnsi="Trebuchet MS"/>
+          <w:b/>
+        </w:rPr>
+        <w:t>(</w:t>
+      </w:r>
+      <w:r>
+        <w:rPr>
+          <w:rFonts w:ascii="Trebuchet MS" w:hAnsi="Trebuchet MS"/>
+          <w:b/>
+        </w:rPr>
+        <w:t>7973908724</w:t>
+      </w:r>
+      <w:r>
+        <w:rPr>
+          <w:rFonts w:ascii="Trebuchet MS" w:hAnsi="Trebuchet MS"/>
+          <w:b/>
+        </w:rPr>
+        <w:t>)</w:t>
+      </w:r>
+    </w:p>
+    <w:p>
+      <w:pPr>
+        <w:pStyle w:val="Default"/>
+        <w:rPr>
+          <w:rFonts w:ascii="Trebuchet MS" w:hAnsi="Trebuchet MS"/>
+        </w:rPr>
+      </w:pPr>
       <w:r>
         <w:rPr>
           <w:rFonts w:ascii="Trebuchet MS" w:hAnsi="Trebuchet MS"/>
           <w:b/>
           <w:bCs/>
         </w:rPr>
+        <w:t xml:space="preserve">Cluster Coordinator </w:t>
+      </w:r>
+      <w:r>
+        <w:rPr>
+          <w:rFonts w:ascii="Trebuchet MS" w:hAnsi="Trebuchet MS"/>
+          <w:b/>
+          <w:bCs/>
+        </w:rPr>
+        <w:tab/>
+      </w:r>
+      <w:r>
+        <w:rPr>
+          <w:rFonts w:ascii="Trebuchet MS" w:hAnsi="Trebuchet MS"/>
+          <w:b/>
+          <w:bCs/>
+        </w:rPr>
+        <w:tab/>
+      </w:r>
+      <w:r>
+        <w:rPr>
+          <w:rFonts w:ascii="Trebuchet MS" w:hAnsi="Trebuchet MS"/>
+          <w:b/>
+          <w:bCs/>
+        </w:rPr>
+        <w:tab/>
+      </w:r>
+      <w:r>
+        <w:rPr>
+          <w:rFonts w:ascii="Trebuchet MS" w:hAnsi="Trebuchet MS"/>
+          <w:b/>
+          <w:bCs/>
+        </w:rPr>
+        <w:tab/>
+        <w:t xml:space="preserve">        </w:t>
+      </w:r>
+      <w:r>
+        <w:rPr>
+          <w:rFonts w:ascii="Trebuchet MS" w:hAnsi="Trebuchet MS"/>
+          <w:b/>
+          <w:bCs/>
+        </w:rPr>
+        <w:t xml:space="preserve">:  </w:t>
+      </w:r>
+      <w:r>
+        <w:rPr>
+          <w:rFonts w:ascii="Trebuchet MS" w:hAnsi="Trebuchet MS"/>
+          <w:b/>
+          <w:bCs/>
+        </w:rPr>
+        <w:tab/>
+      </w:r>
+      <w:r>
+        <w:rPr>
+          <w:rFonts w:ascii="Trebuchet MS" w:hAnsi="Trebuchet MS"/>
+          <w:b/>
+          <w:bCs/>
+        </w:rPr>
+        <w:t>Mr Ravinder (9654100427)</w:t>
+      </w:r>
+    </w:p>
+    <w:p>
+      <w:pPr>
+        <w:pStyle w:val="Default"/>
+        <w:rPr>
+          <w:rFonts w:ascii="Trebuchet MS" w:hAnsi="Trebuchet MS"/>
+        </w:rPr>
+      </w:pPr>
+      <w:r>
+        <w:rPr>
+          <w:rFonts w:ascii="Trebuchet MS" w:hAnsi="Trebuchet MS"/>
+          <w:b/>
+        </w:rPr>
+        <w:t xml:space="preserve">Email </w:t>
+      </w:r>
+      <w:r>
+        <w:rPr>
+          <w:rFonts w:ascii="Trebuchet MS" w:hAnsi="Trebuchet MS"/>
+          <w:b/>
+        </w:rPr>
+        <w:tab/>
+      </w:r>
+      <w:r>
+        <w:rPr>
+          <w:rFonts w:ascii="Trebuchet MS" w:hAnsi="Trebuchet MS"/>
+        </w:rPr>
+        <w:tab/>
+      </w:r>
+      <w:r>
+        <w:rPr>
+          <w:rFonts w:ascii="Trebuchet MS" w:hAnsi="Trebuchet MS"/>
+        </w:rPr>
+        <w:tab/>
+      </w:r>
+      <w:r>
+        <w:rPr>
+          <w:rFonts w:ascii="Trebuchet MS" w:hAnsi="Trebuchet MS"/>
+        </w:rPr>
+        <w:tab/>
+      </w:r>
+      <w:r>
+        <w:rPr>
+          <w:rFonts w:ascii="Trebuchet MS" w:hAnsi="Trebuchet MS"/>
+        </w:rPr>
+        <w:tab/>
+      </w:r>
+      <w:r>
+        <w:rPr>
+          <w:rFonts w:ascii="Trebuchet MS" w:hAnsi="Trebuchet MS"/>
+        </w:rPr>
+        <w:tab/>
+      </w:r>
+      <w:r>
+        <w:rPr>
+          <w:rFonts w:ascii="Trebuchet MS" w:hAnsi="Trebuchet MS"/>
+        </w:rPr>
+        <w:tab/>
+        <w:t xml:space="preserve">        </w:t>
+      </w:r>
+      <w:r>
+        <w:rPr>
+          <w:rFonts w:ascii="Trebuchet MS" w:hAnsi="Trebuchet MS"/>
+        </w:rPr>
+        <w:t xml:space="preserve">: </w:t>
+      </w:r>
+      <w:r>
+        <w:rPr>
+          <w:rFonts w:ascii="Trebuchet MS" w:hAnsi="Trebuchet MS"/>
+        </w:rPr>
         <w:t xml:space="preserve"> </w:t>
       </w:r>
       <w:r>
         <w:rPr>
           <w:rFonts w:ascii="Trebuchet MS" w:hAnsi="Trebuchet MS"/>
-          <w:b/>
-        </w:rPr>
-        <w:t>Mr. Gulshan Kumar</w:t>
-      </w:r>
+        </w:rPr>
+        <w:tab/>
+      </w:r>
+      <w:r>
+        <w:rPr>
+          <w:rFonts w:ascii="Trebuchet MS" w:hAnsi="Trebuchet MS"/>
+        </w:rPr>
+        <w:t>mcs</w:t>
+      </w:r>
+      <w:r>
+        <w:rPr>
+          <w:rFonts w:ascii="Trebuchet MS" w:hAnsi="Trebuchet MS"/>
+        </w:rPr>
+        <w:t>sports1997@gmail.com</w:t>
+      </w:r>
+      <w:r>
+        <w:rPr>
+          <w:rFonts w:ascii="Trebuchet MS" w:hAnsi="Trebuchet MS"/>
+        </w:rPr>
+        <w:t xml:space="preserve"> </w:t>
+      </w:r>
+    </w:p>
+    <w:p>
+      <w:pPr>
+        <w:pStyle w:val="Default"/>
+        <w:ind w:left="2880" w:hanging="2880"/>
+        <w:rPr>
+          <w:rFonts w:ascii="Trebuchet MS" w:hAnsi="Trebuchet MS"/>
+        </w:rPr>
+      </w:pPr>
       <w:r>
         <w:rPr>
           <w:rFonts w:ascii="Trebuchet MS" w:hAnsi="Trebuchet MS"/>
           <w:b/>
           <w:bCs/>
         </w:rPr>
-        <w:t xml:space="preserve"> </w:t>
-      </w:r>
-      <w:r>
-        <w:rPr>
-          <w:rFonts w:ascii="Trebuchet MS" w:hAnsi="Trebuchet MS"/>
-          <w:b/>
-        </w:rPr>
-        <w:t>(</w:t>
-      </w:r>
-      <w:r>
-        <w:rPr>
-          <w:rFonts w:ascii="Trebuchet MS" w:hAnsi="Trebuchet MS"/>
-          <w:b/>
-        </w:rPr>
-        <w:t>9478725530</w:t>
-      </w:r>
-      <w:r>
-        <w:rPr>
-          <w:rFonts w:ascii="Trebuchet MS" w:hAnsi="Trebuchet MS"/>
-          <w:b/>
-        </w:rPr>
-        <w:t>)</w:t>
-      </w:r>
-    </w:p>
-    <w:p>
-      <w:pPr>
-        <w:pStyle w:val="Default"/>
-        <w:rPr>
-          <w:rFonts w:ascii="Trebuchet MS" w:hAnsi="Trebuchet MS"/>
-        </w:rPr>
-      </w:pPr>
+        <w:t xml:space="preserve">School Location   </w:t>
+      </w:r>
       <w:r>
         <w:rPr>
           <w:rFonts w:ascii="Trebuchet MS" w:hAnsi="Trebuchet MS"/>
           <w:b/>
           <w:bCs/>
         </w:rPr>
-        <w:t xml:space="preserve">Cluster Coordinator </w:t>
+        <w:t xml:space="preserve">            </w:t>
       </w:r>
       <w:r>
         <w:rPr>
@@ -402,211 +508,6 @@
         </w:rPr>
         <w:tab/>
       </w:r>
-      <w:r>
-        <w:rPr>
-          <w:rFonts w:ascii="Trebuchet MS" w:hAnsi="Trebuchet MS"/>
-          <w:b/>
-          <w:bCs/>
-        </w:rPr>
-        <w:tab/>
-      </w:r>
-      <w:r>
-        <w:rPr>
-          <w:rFonts w:ascii="Trebuchet MS" w:hAnsi="Trebuchet MS"/>
-          <w:b/>
-          <w:bCs/>
-        </w:rPr>
-        <w:tab/>
-      </w:r>
-      <w:r>
-        <w:rPr>
-          <w:rFonts w:ascii="Trebuchet MS" w:hAnsi="Trebuchet MS"/>
-          <w:b/>
-          <w:bCs/>
-        </w:rPr>
-        <w:tab/>
-        <w:t xml:space="preserve">      </w:t>
-      </w:r>
-      <w:proofErr w:type="gramStart"/>
-      <w:r>
-        <w:rPr>
-          <w:rFonts w:ascii="Trebuchet MS" w:hAnsi="Trebuchet MS"/>
-          <w:b/>
-          <w:bCs/>
-        </w:rPr>
-        <w:t xml:space="preserve">  </w:t>
-      </w:r>
-      <w:r>
-        <w:rPr>
-          <w:rFonts w:ascii="Trebuchet MS" w:hAnsi="Trebuchet MS"/>
-          <w:b/>
-          <w:bCs/>
-        </w:rPr>
-        <w:t>:</w:t>
-      </w:r>
-      <w:proofErr w:type="gramEnd"/>
-      <w:r>
-        <w:rPr>
-          <w:rFonts w:ascii="Trebuchet MS" w:hAnsi="Trebuchet MS"/>
-          <w:b/>
-          <w:bCs/>
-        </w:rPr>
-        <w:t xml:space="preserve">  </w:t>
-      </w:r>
-      <w:proofErr w:type="spellStart"/>
-      <w:r>
-        <w:rPr>
-          <w:rFonts w:ascii="Trebuchet MS" w:hAnsi="Trebuchet MS"/>
-          <w:b/>
-          <w:bCs/>
-        </w:rPr>
-        <w:t>Mr</w:t>
-      </w:r>
-      <w:proofErr w:type="spellEnd"/>
-      <w:r>
-        <w:rPr>
-          <w:rFonts w:ascii="Trebuchet MS" w:hAnsi="Trebuchet MS"/>
-          <w:b/>
-          <w:bCs/>
-        </w:rPr>
-        <w:t xml:space="preserve"> Ravinder (9654100427)</w:t>
-      </w:r>
-    </w:p>
-    <w:p>
-      <w:pPr>
-        <w:pStyle w:val="Default"/>
-        <w:rPr>
-          <w:rFonts w:ascii="Trebuchet MS" w:hAnsi="Trebuchet MS"/>
-        </w:rPr>
-      </w:pPr>
-      <w:r>
-        <w:rPr>
-          <w:rFonts w:ascii="Trebuchet MS" w:hAnsi="Trebuchet MS"/>
-          <w:b/>
-        </w:rPr>
-        <w:t xml:space="preserve">Email </w:t>
-      </w:r>
-      <w:r>
-        <w:rPr>
-          <w:rFonts w:ascii="Trebuchet MS" w:hAnsi="Trebuchet MS"/>
-          <w:b/>
-        </w:rPr>
-        <w:tab/>
-      </w:r>
-      <w:r>
-        <w:rPr>
-          <w:rFonts w:ascii="Trebuchet MS" w:hAnsi="Trebuchet MS"/>
-        </w:rPr>
-        <w:tab/>
-      </w:r>
-      <w:r>
-        <w:rPr>
-          <w:rFonts w:ascii="Trebuchet MS" w:hAnsi="Trebuchet MS"/>
-        </w:rPr>
-        <w:tab/>
-      </w:r>
-      <w:r>
-        <w:rPr>
-          <w:rFonts w:ascii="Trebuchet MS" w:hAnsi="Trebuchet MS"/>
-        </w:rPr>
-        <w:tab/>
-      </w:r>
-      <w:r>
-        <w:rPr>
-          <w:rFonts w:ascii="Trebuchet MS" w:hAnsi="Trebuchet MS"/>
-        </w:rPr>
-        <w:tab/>
-      </w:r>
-      <w:r>
-        <w:rPr>
-          <w:rFonts w:ascii="Trebuchet MS" w:hAnsi="Trebuchet MS"/>
-        </w:rPr>
-        <w:tab/>
-      </w:r>
-      <w:r>
-        <w:rPr>
-          <w:rFonts w:ascii="Trebuchet MS" w:hAnsi="Trebuchet MS"/>
-        </w:rPr>
-        <w:tab/>
-        <w:t xml:space="preserve">      </w:t>
-      </w:r>
-      <w:proofErr w:type="gramStart"/>
-      <w:r>
-        <w:rPr>
-          <w:rFonts w:ascii="Trebuchet MS" w:hAnsi="Trebuchet MS"/>
-        </w:rPr>
-        <w:t xml:space="preserve">  </w:t>
-      </w:r>
-      <w:r>
-        <w:rPr>
-          <w:rFonts w:ascii="Trebuchet MS" w:hAnsi="Trebuchet MS"/>
-        </w:rPr>
-        <w:t>:</w:t>
-      </w:r>
-      <w:proofErr w:type="gramEnd"/>
-      <w:r>
-        <w:rPr>
-          <w:rFonts w:ascii="Trebuchet MS" w:hAnsi="Trebuchet MS"/>
-        </w:rPr>
-        <w:t xml:space="preserve"> </w:t>
-      </w:r>
-      <w:r>
-        <w:rPr>
-          <w:rFonts w:ascii="Trebuchet MS" w:hAnsi="Trebuchet MS"/>
-        </w:rPr>
-        <w:t xml:space="preserve"> </w:t>
-      </w:r>
-      <w:r>
-        <w:rPr>
-          <w:rFonts w:ascii="Trebuchet MS" w:hAnsi="Trebuchet MS"/>
-        </w:rPr>
-        <w:t>mcs</w:t>
-      </w:r>
-      <w:r>
-        <w:rPr>
-          <w:rFonts w:ascii="Trebuchet MS" w:hAnsi="Trebuchet MS"/>
-        </w:rPr>
-        <w:t>sports1997@gmail.com</w:t>
-      </w:r>
-      <w:r>
-        <w:rPr>
-          <w:rFonts w:ascii="Trebuchet MS" w:hAnsi="Trebuchet MS"/>
-        </w:rPr>
-        <w:t xml:space="preserve"> </w:t>
-      </w:r>
-    </w:p>
-    <w:p>
-      <w:pPr>
-        <w:pStyle w:val="Default"/>
-        <w:rPr>
-          <w:rFonts w:ascii="Trebuchet MS" w:hAnsi="Trebuchet MS"/>
-        </w:rPr>
-      </w:pPr>
-      <w:r>
-        <w:rPr>
-          <w:rFonts w:ascii="Trebuchet MS" w:hAnsi="Trebuchet MS"/>
-          <w:b/>
-          <w:bCs/>
-        </w:rPr>
-        <w:t xml:space="preserve">School Location   </w:t>
-      </w:r>
-      <w:r>
-        <w:rPr>
-          <w:rFonts w:ascii="Trebuchet MS" w:hAnsi="Trebuchet MS"/>
-          <w:b/>
-          <w:bCs/>
-        </w:rPr>
-        <w:t xml:space="preserve">            </w:t>
-      </w:r>
-      <w:r>
-        <w:rPr>
-          <w:rFonts w:ascii="Trebuchet MS" w:hAnsi="Trebuchet MS"/>
-          <w:b/>
-          <w:bCs/>
-        </w:rPr>
-        <w:tab/>
-      </w:r>
-      <w:proofErr w:type="gramStart"/>
       <w:r>
         <w:rPr>
           <w:rFonts w:ascii="Trebuchet MS" w:hAnsi="Trebuchet MS"/>
@@ -624,7 +525,6 @@
         </w:rPr>
         <w:tab/>
       </w:r>
-      <w:proofErr w:type="gramEnd"/>
       <w:r>
         <w:rPr>
           <w:rFonts w:ascii="Trebuchet MS" w:hAnsi="Trebuchet MS"/>
@@ -639,16 +539,15 @@
           <w:b/>
           <w:bCs/>
         </w:rPr>
-        <w:t xml:space="preserve">      </w:t>
-      </w:r>
-      <w:proofErr w:type="gramStart"/>
+        <w:t xml:space="preserve">        </w:t>
+      </w:r>
       <w:r>
         <w:rPr>
           <w:rFonts w:ascii="Trebuchet MS" w:hAnsi="Trebuchet MS"/>
           <w:b/>
           <w:bCs/>
         </w:rPr>
-        <w:t xml:space="preserve">  </w:t>
+        <w:t>:</w:t>
       </w:r>
       <w:r>
         <w:rPr>
@@ -656,56 +555,68 @@
           <w:b/>
           <w:bCs/>
         </w:rPr>
-        <w:t>:</w:t>
-      </w:r>
-      <w:proofErr w:type="gramEnd"/>
+        <w:t xml:space="preserve"> </w:t>
+      </w:r>
       <w:r>
         <w:rPr>
           <w:rFonts w:ascii="Trebuchet MS" w:hAnsi="Trebuchet MS"/>
           <w:b/>
           <w:bCs/>
         </w:rPr>
+        <w:tab/>
+      </w:r>
+      <w:r>
+        <w:rPr>
+          <w:rFonts w:ascii="Trebuchet MS" w:hAnsi="Trebuchet MS"/>
+        </w:rPr>
+        <w:t>The School is located i</w:t>
+      </w:r>
+      <w:r>
+        <w:rPr>
+          <w:rFonts w:ascii="Trebuchet MS" w:hAnsi="Trebuchet MS"/>
+        </w:rPr>
+        <w:t xml:space="preserve">n Defence </w:t>
+      </w:r>
+    </w:p>
+    <w:p>
+      <w:pPr>
+        <w:pStyle w:val="Default"/>
+        <w:ind w:left="5760" w:firstLine="720"/>
+        <w:rPr>
+          <w:rFonts w:ascii="Trebuchet MS" w:hAnsi="Trebuchet MS"/>
+        </w:rPr>
+      </w:pPr>
+      <w:r>
+        <w:rPr>
+          <w:rFonts w:ascii="Trebuchet MS" w:hAnsi="Trebuchet MS"/>
+        </w:rPr>
+        <w:t>Road (Mamun</w:t>
+      </w:r>
+      <w:r>
+        <w:rPr>
+          <w:rFonts w:ascii="Trebuchet MS" w:hAnsi="Trebuchet MS"/>
+        </w:rPr>
         <w:t xml:space="preserve"> </w:t>
       </w:r>
       <w:r>
         <w:rPr>
           <w:rFonts w:ascii="Trebuchet MS" w:hAnsi="Trebuchet MS"/>
         </w:rPr>
-        <w:t xml:space="preserve">The </w:t>
-      </w:r>
-      <w:proofErr w:type="gramStart"/>
-      <w:r>
-        <w:rPr>
-          <w:rFonts w:ascii="Trebuchet MS" w:hAnsi="Trebuchet MS"/>
-        </w:rPr>
-        <w:t>School</w:t>
-      </w:r>
-      <w:proofErr w:type="gramEnd"/>
-      <w:r>
-        <w:rPr>
-          <w:rFonts w:ascii="Trebuchet MS" w:hAnsi="Trebuchet MS"/>
-        </w:rPr>
-        <w:t xml:space="preserve"> is located i</w:t>
-      </w:r>
-      <w:r>
-        <w:rPr>
-          <w:rFonts w:ascii="Trebuchet MS" w:hAnsi="Trebuchet MS"/>
-        </w:rPr>
-        <w:t xml:space="preserve">n </w:t>
-      </w:r>
-      <w:proofErr w:type="spellStart"/>
-      <w:r>
-        <w:rPr>
-          <w:rFonts w:ascii="Trebuchet MS" w:hAnsi="Trebuchet MS"/>
-        </w:rPr>
-        <w:t>Defence</w:t>
-      </w:r>
-      <w:proofErr w:type="spellEnd"/>
-      <w:r>
-        <w:rPr>
-          <w:rFonts w:ascii="Trebuchet MS" w:hAnsi="Trebuchet MS"/>
-        </w:rPr>
-        <w:t xml:space="preserve"> Road </w:t>
+        <w:t>-</w:t>
+      </w:r>
+      <w:r>
+        <w:rPr>
+          <w:rFonts w:ascii="Trebuchet MS" w:hAnsi="Trebuchet MS"/>
+        </w:rPr>
+        <w:t xml:space="preserve"> </w:t>
+      </w:r>
+      <w:bookmarkStart w:id="0" w:name="_GoBack"/>
+      <w:bookmarkEnd w:id="0"/>
+      <w:r>
+        <w:rPr>
+          <w:rFonts w:ascii="Trebuchet MS" w:hAnsi="Trebuchet MS"/>
+        </w:rPr>
+        <w:t>Madhopur Road)</w:t>
       </w:r>
     </w:p>
     <w:p>
@@ -718,57 +629,83 @@
       <w:r>
         <w:rPr>
           <w:rFonts w:ascii="Trebuchet MS" w:hAnsi="Trebuchet MS"/>
-          <w:color w:val="FFFFFF"/>
-        </w:rPr>
-        <w:t>.</w:t>
-      </w:r>
-      <w:r>
-        <w:rPr>
-          <w:rFonts w:ascii="Trebuchet MS" w:hAnsi="Trebuchet MS"/>
-          <w:color w:val="FFFFFF"/>
-        </w:rPr>
-        <w:t xml:space="preserve">                                                           </w:t>
-      </w:r>
-      <w:r>
-        <w:rPr>
-          <w:rFonts w:ascii="Trebuchet MS" w:hAnsi="Trebuchet MS"/>
-          <w:color w:val="FFFFFF"/>
+        </w:rPr>
+        <w:t xml:space="preserve">                            </w:t>
+      </w:r>
+    </w:p>
+    <w:p>
+      <w:pPr>
+        <w:pStyle w:val="Default"/>
+        <w:rPr>
+          <w:rFonts w:ascii="Trebuchet MS" w:hAnsi="Trebuchet MS"/>
+          <w:b/>
+          <w:u w:val="single"/>
+        </w:rPr>
+      </w:pPr>
+      <w:r>
+        <w:rPr>
+          <w:rFonts w:ascii="Trebuchet MS" w:hAnsi="Trebuchet MS"/>
+          <w:b/>
+          <w:highlight w:val="cyan"/>
+          <w:u w:val="single"/>
+        </w:rPr>
+        <w:t>Distance of venue from differennt locations:-</w:t>
+      </w:r>
+    </w:p>
+    <w:p>
+      <w:pPr>
+        <w:pStyle w:val="Default"/>
+        <w:rPr>
+          <w:rFonts w:ascii="Trebuchet MS" w:hAnsi="Trebuchet MS"/>
+        </w:rPr>
+      </w:pPr>
+      <w:r>
+        <w:rPr>
+          <w:rFonts w:ascii="Trebuchet MS" w:hAnsi="Trebuchet MS"/>
+        </w:rPr>
+        <w:t xml:space="preserve">Distance from Bus </w:t>
+      </w:r>
+      <w:r>
+        <w:rPr>
+          <w:rFonts w:ascii="Trebuchet MS" w:hAnsi="Trebuchet MS"/>
+        </w:rPr>
+        <w:t xml:space="preserve">Stand </w:t>
+      </w:r>
+      <w:r>
+        <w:rPr>
+          <w:rFonts w:ascii="Trebuchet MS" w:hAnsi="Trebuchet MS"/>
         </w:rPr>
         <w:tab/>
       </w:r>
       <w:r>
         <w:rPr>
           <w:rFonts w:ascii="Trebuchet MS" w:hAnsi="Trebuchet MS"/>
-          <w:color w:val="FFFFFF"/>
         </w:rPr>
         <w:tab/>
       </w:r>
       <w:r>
         <w:rPr>
           <w:rFonts w:ascii="Trebuchet MS" w:hAnsi="Trebuchet MS"/>
-          <w:color w:val="FFFFFF"/>
-        </w:rPr>
-        <w:t xml:space="preserve">  </w:t>
-      </w:r>
-      <w:r>
-        <w:rPr>
-          <w:rFonts w:ascii="Trebuchet MS" w:hAnsi="Trebuchet MS"/>
-        </w:rPr>
-        <w:t>(Mamun-</w:t>
-      </w:r>
-      <w:proofErr w:type="spellStart"/>
-      <w:r>
-        <w:rPr>
-          <w:rFonts w:ascii="Trebuchet MS" w:hAnsi="Trebuchet MS"/>
-        </w:rPr>
-        <w:t>Madhopur</w:t>
-      </w:r>
-      <w:proofErr w:type="spellEnd"/>
-      <w:r>
-        <w:rPr>
-          <w:rFonts w:ascii="Trebuchet MS" w:hAnsi="Trebuchet MS"/>
-        </w:rPr>
-        <w:t xml:space="preserve"> Road) </w:t>
+        </w:rPr>
+        <w:tab/>
+      </w:r>
+      <w:r>
+        <w:rPr>
+          <w:rFonts w:ascii="Trebuchet MS" w:hAnsi="Trebuchet MS"/>
+        </w:rPr>
+        <w:tab/>
+      </w:r>
+      <w:r>
+        <w:rPr>
+          <w:rFonts w:ascii="Trebuchet MS" w:hAnsi="Trebuchet MS"/>
+        </w:rPr>
+        <w:t xml:space="preserve">           </w:t>
+      </w:r>
+      <w:r>
+        <w:rPr>
+          <w:rFonts w:ascii="Trebuchet MS" w:hAnsi="Trebuchet MS"/>
+        </w:rPr>
+        <w:t xml:space="preserve">8 Km </w:t>
       </w:r>
     </w:p>
     <w:p>
@@ -782,7 +719,25 @@
         <w:rPr>
           <w:rFonts w:ascii="Trebuchet MS" w:hAnsi="Trebuchet MS"/>
         </w:rPr>
-        <w:t xml:space="preserve">                            </w:t>
+        <w:t xml:space="preserve">Distance from Pathankot Railway Station </w:t>
+      </w:r>
+      <w:r>
+        <w:rPr>
+          <w:rFonts w:ascii="Trebuchet MS" w:hAnsi="Trebuchet MS"/>
+        </w:rPr>
+        <w:tab/>
+      </w:r>
+      <w:r>
+        <w:rPr>
+          <w:rFonts w:ascii="Trebuchet MS" w:hAnsi="Trebuchet MS"/>
+        </w:rPr>
+        <w:t xml:space="preserve">           </w:t>
+      </w:r>
+      <w:r>
+        <w:rPr>
+          <w:rFonts w:ascii="Trebuchet MS" w:hAnsi="Trebuchet MS"/>
+        </w:rPr>
+        <w:t xml:space="preserve">8 Km </w:t>
       </w:r>
     </w:p>
     <w:p>
@@ -790,50 +745,32 @@
         <w:pStyle w:val="Default"/>
         <w:rPr>
           <w:rFonts w:ascii="Trebuchet MS" w:hAnsi="Trebuchet MS"/>
-          <w:b/>
-          <w:u w:val="single"/>
-        </w:rPr>
-      </w:pPr>
-      <w:r>
-        <w:rPr>
-          <w:rFonts w:ascii="Trebuchet MS" w:hAnsi="Trebuchet MS"/>
-          <w:b/>
-          <w:highlight w:val="cyan"/>
-          <w:u w:val="single"/>
-        </w:rPr>
-        <w:t xml:space="preserve">Distance of venue from </w:t>
-      </w:r>
-      <w:proofErr w:type="spellStart"/>
-      <w:r>
-        <w:rPr>
-          <w:rFonts w:ascii="Trebuchet MS" w:hAnsi="Trebuchet MS"/>
-          <w:b/>
-          <w:highlight w:val="cyan"/>
-          <w:u w:val="single"/>
-        </w:rPr>
-        <w:t>differennt</w:t>
-      </w:r>
-      <w:proofErr w:type="spellEnd"/>
-      <w:r>
-        <w:rPr>
-          <w:rFonts w:ascii="Trebuchet MS" w:hAnsi="Trebuchet MS"/>
-          <w:b/>
-          <w:highlight w:val="cyan"/>
-          <w:u w:val="single"/>
-        </w:rPr>
-        <w:t xml:space="preserve"> </w:t>
-      </w:r>
-      <w:proofErr w:type="gramStart"/>
-      <w:r>
-        <w:rPr>
-          <w:rFonts w:ascii="Trebuchet MS" w:hAnsi="Trebuchet MS"/>
-          <w:b/>
-          <w:highlight w:val="cyan"/>
-          <w:u w:val="single"/>
-        </w:rPr>
-        <w:t>locations:-</w:t>
-      </w:r>
-      <w:proofErr w:type="gramEnd"/>
+        </w:rPr>
+      </w:pPr>
+      <w:r>
+        <w:rPr>
+          <w:rFonts w:ascii="Trebuchet MS" w:hAnsi="Trebuchet MS"/>
+        </w:rPr>
+        <w:t xml:space="preserve">Distance from Pathankot Cantt. Station </w:t>
+      </w:r>
+      <w:r>
+        <w:rPr>
+          <w:rFonts w:ascii="Trebuchet MS" w:hAnsi="Trebuchet MS"/>
+        </w:rPr>
+        <w:tab/>
+      </w:r>
+      <w:r>
+        <w:rPr>
+          <w:rFonts w:ascii="Trebuchet MS" w:hAnsi="Trebuchet MS"/>
+        </w:rPr>
+        <w:t xml:space="preserve">                   </w:t>
+      </w:r>
+      <w:r>
+        <w:rPr>
+          <w:rFonts w:ascii="Trebuchet MS" w:hAnsi="Trebuchet MS"/>
+        </w:rPr>
+        <w:t xml:space="preserve">10 Km </w:t>
+      </w:r>
     </w:p>
     <w:p>
       <w:pPr>
@@ -846,14 +783,7 @@
         <w:rPr>
           <w:rFonts w:ascii="Trebuchet MS" w:hAnsi="Trebuchet MS"/>
         </w:rPr>
-        <w:t xml:space="preserve">Distance from Bus </w:t>
-      </w:r>
-      <w:proofErr w:type="gramStart"/>
-      <w:r>
-        <w:rPr>
-          <w:rFonts w:ascii="Trebuchet MS" w:hAnsi="Trebuchet MS"/>
-        </w:rPr>
-        <w:t xml:space="preserve">Stand  </w:t>
+        <w:t xml:space="preserve">Distance from Amritsar-Jammu Highway </w:t>
       </w:r>
       <w:r>
         <w:rPr>
@@ -861,25 +791,6 @@
         </w:rPr>
         <w:tab/>
       </w:r>
-      <w:proofErr w:type="gramEnd"/>
-      <w:r>
-        <w:rPr>
-          <w:rFonts w:ascii="Trebuchet MS" w:hAnsi="Trebuchet MS"/>
-        </w:rPr>
-        <w:tab/>
-      </w:r>
-      <w:r>
-        <w:rPr>
-          <w:rFonts w:ascii="Trebuchet MS" w:hAnsi="Trebuchet MS"/>
-        </w:rPr>
-        <w:tab/>
-      </w:r>
-      <w:r>
-        <w:rPr>
-          <w:rFonts w:ascii="Trebuchet MS" w:hAnsi="Trebuchet MS"/>
-        </w:rPr>
-        <w:tab/>
-      </w:r>
       <w:r>
         <w:rPr>
           <w:rFonts w:ascii="Trebuchet MS" w:hAnsi="Trebuchet MS"/>
@@ -890,7 +801,7 @@
         <w:rPr>
           <w:rFonts w:ascii="Trebuchet MS" w:hAnsi="Trebuchet MS"/>
         </w:rPr>
-        <w:t xml:space="preserve">8 Km </w:t>
+        <w:t xml:space="preserve">9 Km </w:t>
       </w:r>
     </w:p>
     <w:p>
@@ -904,131 +815,7 @@
         <w:rPr>
           <w:rFonts w:ascii="Trebuchet MS" w:hAnsi="Trebuchet MS"/>
         </w:rPr>
-        <w:t xml:space="preserve">Distance from Pathankot Railway Station </w:t>
-      </w:r>
-      <w:r>
-        <w:rPr>
-          <w:rFonts w:ascii="Trebuchet MS" w:hAnsi="Trebuchet MS"/>
-        </w:rPr>
-        <w:tab/>
-      </w:r>
-      <w:r>
-        <w:rPr>
-          <w:rFonts w:ascii="Trebuchet MS" w:hAnsi="Trebuchet MS"/>
-        </w:rPr>
-        <w:t xml:space="preserve">           </w:t>
-      </w:r>
-      <w:r>
-        <w:rPr>
-          <w:rFonts w:ascii="Trebuchet MS" w:hAnsi="Trebuchet MS"/>
-        </w:rPr>
-        <w:t xml:space="preserve">8 Km </w:t>
-      </w:r>
-    </w:p>
-    <w:p>
-      <w:pPr>
-        <w:pStyle w:val="Default"/>
-        <w:rPr>
-          <w:rFonts w:ascii="Trebuchet MS" w:hAnsi="Trebuchet MS"/>
-        </w:rPr>
-      </w:pPr>
-      <w:r>
-        <w:rPr>
-          <w:rFonts w:ascii="Trebuchet MS" w:hAnsi="Trebuchet MS"/>
-        </w:rPr>
-        <w:t xml:space="preserve">Distance from Pathankot Cantt. Station </w:t>
-      </w:r>
-      <w:r>
-        <w:rPr>
-          <w:rFonts w:ascii="Trebuchet MS" w:hAnsi="Trebuchet MS"/>
-        </w:rPr>
-        <w:tab/>
-      </w:r>
-      <w:r>
-        <w:rPr>
-          <w:rFonts w:ascii="Trebuchet MS" w:hAnsi="Trebuchet MS"/>
-        </w:rPr>
-        <w:t xml:space="preserve">                   </w:t>
-      </w:r>
-      <w:r>
-        <w:rPr>
-          <w:rFonts w:ascii="Trebuchet MS" w:hAnsi="Trebuchet MS"/>
-        </w:rPr>
-        <w:t xml:space="preserve">10 Km </w:t>
-      </w:r>
-    </w:p>
-    <w:p>
-      <w:pPr>
-        <w:pStyle w:val="Default"/>
-        <w:rPr>
-          <w:rFonts w:ascii="Trebuchet MS" w:hAnsi="Trebuchet MS"/>
-        </w:rPr>
-      </w:pPr>
-      <w:r>
-        <w:rPr>
-          <w:rFonts w:ascii="Trebuchet MS" w:hAnsi="Trebuchet MS"/>
-        </w:rPr>
-        <w:t xml:space="preserve">Distance from Amritsar-Jammu Highway </w:t>
-      </w:r>
-      <w:r>
-        <w:rPr>
-          <w:rFonts w:ascii="Trebuchet MS" w:hAnsi="Trebuchet MS"/>
-        </w:rPr>
-        <w:tab/>
-      </w:r>
-      <w:r>
-        <w:rPr>
-          <w:rFonts w:ascii="Trebuchet MS" w:hAnsi="Trebuchet MS"/>
-        </w:rPr>
-        <w:t xml:space="preserve">           </w:t>
-      </w:r>
-      <w:r>
-        <w:rPr>
-          <w:rFonts w:ascii="Trebuchet MS" w:hAnsi="Trebuchet MS"/>
-        </w:rPr>
-        <w:t xml:space="preserve">9 Km </w:t>
-      </w:r>
-    </w:p>
-    <w:p>
-      <w:pPr>
-        <w:pStyle w:val="Default"/>
-        <w:rPr>
-          <w:rFonts w:ascii="Trebuchet MS" w:hAnsi="Trebuchet MS"/>
-        </w:rPr>
-      </w:pPr>
-      <w:r>
-        <w:rPr>
-          <w:rFonts w:ascii="Trebuchet MS" w:hAnsi="Trebuchet MS"/>
-        </w:rPr>
-        <w:t xml:space="preserve">Distance from </w:t>
-      </w:r>
-      <w:proofErr w:type="spellStart"/>
-      <w:r>
-        <w:rPr>
-          <w:rFonts w:ascii="Trebuchet MS" w:hAnsi="Trebuchet MS"/>
-        </w:rPr>
-        <w:t>Chakki</w:t>
-      </w:r>
-      <w:proofErr w:type="spellEnd"/>
-      <w:r>
-        <w:rPr>
-          <w:rFonts w:ascii="Trebuchet MS" w:hAnsi="Trebuchet MS"/>
-        </w:rPr>
-        <w:t xml:space="preserve"> Bridge (Jalandhar </w:t>
-      </w:r>
-      <w:proofErr w:type="gramStart"/>
-      <w:r>
-        <w:rPr>
-          <w:rFonts w:ascii="Trebuchet MS" w:hAnsi="Trebuchet MS"/>
-        </w:rPr>
-        <w:t xml:space="preserve">highway)   </w:t>
-      </w:r>
-      <w:proofErr w:type="gramEnd"/>
-      <w:r>
-        <w:rPr>
-          <w:rFonts w:ascii="Trebuchet MS" w:hAnsi="Trebuchet MS"/>
-        </w:rPr>
-        <w:t xml:space="preserve">   12 Km </w:t>
+        <w:t xml:space="preserve">Distance from Chakki Bridge (Jalandhar highway)      12 Km </w:t>
       </w:r>
     </w:p>
     <w:p>
@@ -1089,7 +876,6 @@
           <w:bCs/>
         </w:rPr>
       </w:pPr>
-      <w:proofErr w:type="gramStart"/>
       <w:r>
         <w:rPr>
           <w:rFonts w:ascii="Trebuchet MS" w:hAnsi="Trebuchet MS"/>
@@ -1107,9 +893,8 @@
           <w:bCs/>
           <w:highlight w:val="cyan"/>
         </w:rPr>
-        <w:t xml:space="preserve"> :</w:t>
-      </w:r>
-      <w:proofErr w:type="gramEnd"/>
+        <w:t>:</w:t>
+      </w:r>
       <w:r>
         <w:rPr>
           <w:rFonts w:ascii="Trebuchet MS" w:hAnsi="Trebuchet MS"/>
@@ -1133,18 +918,30 @@
         </w:rPr>
         <w:t xml:space="preserve">The school will provide transport to receive the outstation teams </w:t>
       </w:r>
-      <w:proofErr w:type="spellStart"/>
-      <w:proofErr w:type="gramStart"/>
-      <w:r>
-        <w:rPr>
-          <w:rFonts w:ascii="Trebuchet MS" w:hAnsi="Trebuchet MS"/>
-          <w:b/>
-          <w:u w:val="single"/>
-        </w:rPr>
-        <w:t>provided,advance</w:t>
-      </w:r>
-      <w:proofErr w:type="spellEnd"/>
-      <w:proofErr w:type="gramEnd"/>
+      <w:r>
+        <w:rPr>
+          <w:rFonts w:ascii="Trebuchet MS" w:hAnsi="Trebuchet MS"/>
+          <w:b/>
+          <w:u w:val="single"/>
+        </w:rPr>
+        <w:t>provided,</w:t>
+      </w:r>
+      <w:r>
+        <w:rPr>
+          <w:rFonts w:ascii="Trebuchet MS" w:hAnsi="Trebuchet MS"/>
+          <w:b/>
+          <w:u w:val="single"/>
+        </w:rPr>
+        <w:t xml:space="preserve"> </w:t>
+      </w:r>
+      <w:r>
+        <w:rPr>
+          <w:rFonts w:ascii="Trebuchet MS" w:hAnsi="Trebuchet MS"/>
+          <w:b/>
+          <w:u w:val="single"/>
+        </w:rPr>
+        <w:t>advance</w:t>
+      </w:r>
       <w:r>
         <w:rPr>
           <w:rFonts w:ascii="Trebuchet MS" w:hAnsi="Trebuchet MS"/>
@@ -1254,31 +1051,7 @@
         <w:rPr>
           <w:rFonts w:ascii="Trebuchet MS" w:hAnsi="Trebuchet MS"/>
         </w:rPr>
-        <w:t>Basketball Cluster XVIII</w:t>
-      </w:r>
-      <w:r>
-        <w:rPr>
-          <w:rFonts w:ascii="Trebuchet MS" w:hAnsi="Trebuchet MS"/>
-        </w:rPr>
-        <w:t xml:space="preserve"> 202</w:t>
-      </w:r>
-      <w:r>
-        <w:rPr>
-          <w:rFonts w:ascii="Trebuchet MS" w:hAnsi="Trebuchet MS"/>
-        </w:rPr>
-        <w:t>6</w:t>
-      </w:r>
-      <w:r>
-        <w:rPr>
-          <w:rFonts w:ascii="Trebuchet MS" w:hAnsi="Trebuchet MS"/>
-        </w:rPr>
-        <w:t>-2</w:t>
-      </w:r>
-      <w:r>
-        <w:rPr>
-          <w:rFonts w:ascii="Trebuchet MS" w:hAnsi="Trebuchet MS"/>
-        </w:rPr>
-        <w:t>7</w:t>
+        <w:t>Basketball Cluster XVIII 2026-27</w:t>
       </w:r>
       <w:r>
         <w:rPr>
@@ -1408,14 +1181,12 @@
         </w:rPr>
         <w:t xml:space="preserve">All expenses on items like travel, food, kit </w:t>
       </w:r>
-      <w:proofErr w:type="spellStart"/>
-      <w:r>
-        <w:rPr>
-          <w:rFonts w:ascii="Trebuchet MS" w:hAnsi="Trebuchet MS"/>
-        </w:rPr>
-        <w:t>etc</w:t>
-      </w:r>
-      <w:proofErr w:type="spellEnd"/>
+      <w:r>
+        <w:rPr>
+          <w:rFonts w:ascii="Trebuchet MS" w:hAnsi="Trebuchet MS"/>
+        </w:rPr>
+        <w:t>etc.</w:t>
+      </w:r>
       <w:r>
         <w:rPr>
           <w:rFonts w:ascii="Trebuchet MS" w:hAnsi="Trebuchet MS"/>
@@ -1454,21 +1225,7 @@
           <w:rFonts w:ascii="Trebuchet MS" w:hAnsi="Trebuchet MS"/>
           <w:b/>
         </w:rPr>
-        <w:t>June 10,</w:t>
-      </w:r>
-      <w:r>
-        <w:rPr>
-          <w:rFonts w:ascii="Trebuchet MS" w:hAnsi="Trebuchet MS"/>
-          <w:b/>
-        </w:rPr>
-        <w:t xml:space="preserve"> 202</w:t>
-      </w:r>
-      <w:r>
-        <w:rPr>
-          <w:rFonts w:ascii="Trebuchet MS" w:hAnsi="Trebuchet MS"/>
-          <w:b/>
-        </w:rPr>
-        <w:t>6</w:t>
+        <w:t>June 10, 2026</w:t>
       </w:r>
       <w:r>
         <w:rPr>
@@ -1580,28 +1337,24 @@
         </w:rPr>
         <w:t xml:space="preserve">It is compulsory to pay Rs. 100/- per player to get ID </w:t>
       </w:r>
-      <w:proofErr w:type="gramStart"/>
-      <w:r>
-        <w:rPr>
-          <w:rFonts w:ascii="Trebuchet MS" w:hAnsi="Trebuchet MS"/>
-        </w:rPr>
-        <w:t>Card .</w:t>
-      </w:r>
-      <w:proofErr w:type="gramEnd"/>
+      <w:r>
+        <w:rPr>
+          <w:rFonts w:ascii="Trebuchet MS" w:hAnsi="Trebuchet MS"/>
+        </w:rPr>
+        <w:t>Card.</w:t>
+      </w:r>
       <w:r>
         <w:rPr>
           <w:rFonts w:ascii="Trebuchet MS" w:hAnsi="Trebuchet MS"/>
         </w:rPr>
         <w:t xml:space="preserve"> Without ID Card, participants </w:t>
       </w:r>
-      <w:proofErr w:type="gramStart"/>
-      <w:r>
-        <w:rPr>
-          <w:rFonts w:ascii="Trebuchet MS" w:hAnsi="Trebuchet MS"/>
-        </w:rPr>
-        <w:t>is</w:t>
-      </w:r>
-      <w:proofErr w:type="gramEnd"/>
+      <w:r>
+        <w:rPr>
+          <w:rFonts w:ascii="Trebuchet MS" w:hAnsi="Trebuchet MS"/>
+        </w:rPr>
+        <w:t>are</w:t>
+      </w:r>
       <w:r>
         <w:rPr>
           <w:rFonts w:ascii="Trebuchet MS" w:hAnsi="Trebuchet MS"/>
@@ -1624,21 +1377,7 @@
         <w:rPr>
           <w:rFonts w:ascii="Trebuchet MS" w:hAnsi="Trebuchet MS"/>
         </w:rPr>
-        <w:t xml:space="preserve">It is compulsory for outstation teams staying in hostel to have their meals in the school. For local </w:t>
-      </w:r>
-      <w:proofErr w:type="gramStart"/>
-      <w:r>
-        <w:rPr>
-          <w:rFonts w:ascii="Trebuchet MS" w:hAnsi="Trebuchet MS"/>
-        </w:rPr>
-        <w:t>teams</w:t>
-      </w:r>
-      <w:proofErr w:type="gramEnd"/>
-      <w:r>
-        <w:rPr>
-          <w:rFonts w:ascii="Trebuchet MS" w:hAnsi="Trebuchet MS"/>
-        </w:rPr>
-        <w:t xml:space="preserve"> provision of meals will be made on their prior intimation. </w:t>
+        <w:t xml:space="preserve">It is compulsory for outstation teams staying in hostel to have their meals in the school. For local teams provision of meals will be made on their prior intimation. </w:t>
       </w:r>
     </w:p>
     <w:p>
@@ -1789,21 +1528,7 @@
         <w:rPr>
           <w:rFonts w:ascii="Trebuchet MS" w:hAnsi="Trebuchet MS"/>
         </w:rPr>
-        <w:t xml:space="preserve">In case the player/team is being accompanied only by the parent, it should be informed by the </w:t>
-      </w:r>
-      <w:proofErr w:type="gramStart"/>
-      <w:r>
-        <w:rPr>
-          <w:rFonts w:ascii="Trebuchet MS" w:hAnsi="Trebuchet MS"/>
-        </w:rPr>
-        <w:t>Principal</w:t>
-      </w:r>
-      <w:proofErr w:type="gramEnd"/>
-      <w:r>
-        <w:rPr>
-          <w:rFonts w:ascii="Trebuchet MS" w:hAnsi="Trebuchet MS"/>
-        </w:rPr>
-        <w:t xml:space="preserve"> of participating school in writing.</w:t>
+        <w:t>In case the player/team is being accompanied only by the parent, it should be informed by the Principal of participating school in writing.</w:t>
       </w:r>
     </w:p>
     <w:p>
@@ -1937,23 +1662,7 @@
           <w:rFonts w:ascii="Trebuchet MS" w:hAnsi="Trebuchet MS"/>
           <w:szCs w:val="28"/>
         </w:rPr>
-        <w:t xml:space="preserve">No team shall be accompanied by any parent. </w:t>
-      </w:r>
-      <w:proofErr w:type="gramStart"/>
-      <w:r>
-        <w:rPr>
-          <w:rFonts w:ascii="Trebuchet MS" w:hAnsi="Trebuchet MS"/>
-          <w:szCs w:val="28"/>
-        </w:rPr>
-        <w:t>However</w:t>
-      </w:r>
-      <w:proofErr w:type="gramEnd"/>
-      <w:r>
-        <w:rPr>
-          <w:rFonts w:ascii="Trebuchet MS" w:hAnsi="Trebuchet MS"/>
-          <w:szCs w:val="28"/>
-        </w:rPr>
-        <w:t xml:space="preserve"> if a parent is accompanying the team, such information may be provided by the school on the school letterhead.</w:t>
+        <w:t>No team shall be accompanied by any parent. However if a parent is accompanying the team, such information may be provided by the school on the school letterhead.</w:t>
       </w:r>
     </w:p>
     <w:p>
@@ -2238,21 +1947,7 @@
         <w:rPr>
           <w:color w:val="26282A"/>
         </w:rPr>
-        <w:t xml:space="preserve">have completed only first step i.e. Register a </w:t>
-      </w:r>
-      <w:proofErr w:type="gramStart"/>
-      <w:r>
-        <w:rPr>
-          <w:color w:val="26282A"/>
-        </w:rPr>
-        <w:t>Student</w:t>
-      </w:r>
-      <w:proofErr w:type="gramEnd"/>
-      <w:r>
-        <w:rPr>
-          <w:color w:val="26282A"/>
-        </w:rPr>
-        <w:t xml:space="preserve">, </w:t>
+        <w:t xml:space="preserve">have completed only first step i.e. Register a Student, </w:t>
       </w:r>
       <w:r>
         <w:rPr>
@@ -2442,27 +2137,13 @@
         <w:rPr>
           <w:rFonts w:ascii="Trebuchet MS" w:hAnsi="Trebuchet MS"/>
         </w:rPr>
-        <w:t xml:space="preserve">, wishes to withdraw from a tournament/meet, it shall give a written request of its intention to do so to the Organizing </w:t>
-      </w:r>
-      <w:proofErr w:type="gramStart"/>
-      <w:r>
-        <w:rPr>
-          <w:rFonts w:ascii="Trebuchet MS" w:hAnsi="Trebuchet MS"/>
-        </w:rPr>
-        <w:t xml:space="preserve">Secretary </w:t>
-      </w:r>
-      <w:r>
-        <w:rPr>
-          <w:rFonts w:ascii="Trebuchet MS" w:hAnsi="Trebuchet MS"/>
-        </w:rPr>
-        <w:t>:</w:t>
-      </w:r>
-      <w:proofErr w:type="gramEnd"/>
-      <w:r>
-        <w:rPr>
-          <w:rFonts w:ascii="Trebuchet MS" w:hAnsi="Trebuchet MS"/>
-        </w:rPr>
-        <w:t>-</w:t>
+        <w:t xml:space="preserve">, wishes to withdraw from a tournament/meet, it shall give a written request of its intention to do so to the Organizing Secretary </w:t>
+      </w:r>
+      <w:r>
+        <w:rPr>
+          <w:rFonts w:ascii="Trebuchet MS" w:hAnsi="Trebuchet MS"/>
+        </w:rPr>
+        <w:t>:-</w:t>
       </w:r>
     </w:p>
     <w:p>
@@ -2645,16 +2326,7 @@
           <w:sz w:val="26"/>
           <w:szCs w:val="28"/>
         </w:rPr>
-        <w:t>202</w:t>
-      </w:r>
-      <w:r>
-        <w:rPr>
-          <w:rFonts w:ascii="Trebuchet MS" w:hAnsi="Trebuchet MS"/>
-          <w:b/>
-          <w:sz w:val="26"/>
-          <w:szCs w:val="28"/>
-        </w:rPr>
-        <w:t>6</w:t>
+        <w:t>2026</w:t>
       </w:r>
       <w:r>
         <w:rPr>
@@ -2691,31 +2363,7 @@
           <w:rFonts w:ascii="Trebuchet MS" w:hAnsi="Trebuchet MS"/>
           <w:szCs w:val="28"/>
         </w:rPr>
-        <w:t xml:space="preserve">Only </w:t>
-      </w:r>
-      <w:proofErr w:type="spellStart"/>
-      <w:r>
-        <w:rPr>
-          <w:rFonts w:ascii="Trebuchet MS" w:hAnsi="Trebuchet MS"/>
-          <w:szCs w:val="28"/>
-        </w:rPr>
-        <w:t>bonafide</w:t>
-      </w:r>
-      <w:proofErr w:type="spellEnd"/>
-      <w:r>
-        <w:rPr>
-          <w:rFonts w:ascii="Trebuchet MS" w:hAnsi="Trebuchet MS"/>
-          <w:szCs w:val="28"/>
-        </w:rPr>
-        <w:t xml:space="preserve"> students shall be eligible to </w:t>
-      </w:r>
-      <w:proofErr w:type="gramStart"/>
-      <w:r>
-        <w:rPr>
-          <w:rFonts w:ascii="Trebuchet MS" w:hAnsi="Trebuchet MS"/>
-          <w:szCs w:val="28"/>
-        </w:rPr>
-        <w:t xml:space="preserve">participate </w:t>
+        <w:t xml:space="preserve">Only bonafide students shall be eligible to participate </w:t>
       </w:r>
       <w:r>
         <w:rPr>
@@ -2729,31 +2377,7 @@
           <w:rFonts w:ascii="Trebuchet MS" w:hAnsi="Trebuchet MS"/>
           <w:szCs w:val="28"/>
         </w:rPr>
-        <w:t>Feeding</w:t>
-      </w:r>
-      <w:proofErr w:type="gramEnd"/>
-      <w:r>
-        <w:rPr>
-          <w:rFonts w:ascii="Trebuchet MS" w:hAnsi="Trebuchet MS"/>
-          <w:szCs w:val="28"/>
-        </w:rPr>
-        <w:t xml:space="preserve"> any </w:t>
-      </w:r>
-      <w:proofErr w:type="spellStart"/>
-      <w:r>
-        <w:rPr>
-          <w:rFonts w:ascii="Trebuchet MS" w:hAnsi="Trebuchet MS"/>
-          <w:szCs w:val="28"/>
-        </w:rPr>
-        <w:t>non bonafide</w:t>
-      </w:r>
-      <w:proofErr w:type="spellEnd"/>
-      <w:r>
-        <w:rPr>
-          <w:rFonts w:ascii="Trebuchet MS" w:hAnsi="Trebuchet MS"/>
-          <w:szCs w:val="28"/>
-        </w:rPr>
-        <w:t xml:space="preserve"> student shall lead to disqualification of the team.</w:t>
+        <w:t>Feeding any non bonafide student shall lead to disqualification of the team.</w:t>
       </w:r>
     </w:p>
     <w:p>
@@ -2853,15 +2477,7 @@
           <w:rFonts w:ascii="Trebuchet MS" w:hAnsi="Trebuchet MS"/>
           <w:szCs w:val="28"/>
         </w:rPr>
-        <w:t xml:space="preserve">Medical </w:t>
-      </w:r>
-      <w:proofErr w:type="spellStart"/>
-      <w:r>
-        <w:rPr>
-          <w:rFonts w:ascii="Trebuchet MS" w:hAnsi="Trebuchet MS"/>
-          <w:szCs w:val="28"/>
-        </w:rPr>
-        <w:t>check</w:t>
+        <w:t>Medical check</w:t>
       </w:r>
       <w:r>
         <w:rPr>
@@ -2875,15 +2491,7 @@
           <w:rFonts w:ascii="Trebuchet MS" w:hAnsi="Trebuchet MS"/>
           <w:szCs w:val="28"/>
         </w:rPr>
-        <w:t>up</w:t>
-      </w:r>
-      <w:proofErr w:type="spellEnd"/>
-      <w:r>
-        <w:rPr>
-          <w:rFonts w:ascii="Trebuchet MS" w:hAnsi="Trebuchet MS"/>
-          <w:szCs w:val="28"/>
-        </w:rPr>
-        <w:t xml:space="preserve"> may also be applied by the Jury of Appeal appointed by the Organizing school in the cases of overage suspicion.</w:t>
+        <w:t>up may also be applied by the Jury of Appeal appointed by the Organizing school in the cases of overage suspicion.</w:t>
       </w:r>
     </w:p>
     <w:p>
@@ -2927,17 +2535,7 @@
           <w:highlight w:val="cyan"/>
           <w:u w:val="single"/>
         </w:rPr>
-        <w:t>&amp; 19 years of age on 31 Dec 202</w:t>
-      </w:r>
-      <w:r>
-        <w:rPr>
-          <w:rFonts w:ascii="Trebuchet MS" w:hAnsi="Trebuchet MS"/>
-          <w:b/>
-          <w:szCs w:val="28"/>
-          <w:highlight w:val="cyan"/>
-          <w:u w:val="single"/>
-        </w:rPr>
-        <w:t>6</w:t>
+        <w:t>&amp; 19 years of age on 31 Dec 2026</w:t>
       </w:r>
       <w:r>
         <w:rPr>
@@ -3003,15 +2601,7 @@
           <w:b/>
           <w:szCs w:val="28"/>
         </w:rPr>
-        <w:t>01.201</w:t>
-      </w:r>
-      <w:r>
-        <w:rPr>
-          <w:rFonts w:ascii="Trebuchet MS" w:hAnsi="Trebuchet MS"/>
-          <w:b/>
-          <w:szCs w:val="28"/>
-        </w:rPr>
-        <w:t>3</w:t>
+        <w:t>01.2013</w:t>
       </w:r>
     </w:p>
     <w:p>
@@ -3048,15 +2638,7 @@
           <w:b/>
           <w:szCs w:val="28"/>
         </w:rPr>
-        <w:t>rn on or after 01.01.20</w:t>
-      </w:r>
-      <w:r>
-        <w:rPr>
-          <w:rFonts w:ascii="Trebuchet MS" w:hAnsi="Trebuchet MS"/>
-          <w:b/>
-          <w:szCs w:val="28"/>
-        </w:rPr>
-        <w:t>10</w:t>
+        <w:t>rn on or after 01.01.2010</w:t>
       </w:r>
     </w:p>
     <w:p>
@@ -3093,15 +2675,7 @@
           <w:b/>
           <w:szCs w:val="28"/>
         </w:rPr>
-        <w:t>er 01.01.200</w:t>
-      </w:r>
-      <w:r>
-        <w:rPr>
-          <w:rFonts w:ascii="Trebuchet MS" w:hAnsi="Trebuchet MS"/>
-          <w:b/>
-          <w:szCs w:val="28"/>
-        </w:rPr>
-        <w:t>8</w:t>
+        <w:t>er 01.01.2008</w:t>
       </w:r>
     </w:p>
     <w:p>
@@ -3139,23 +2713,7 @@
           <w:rFonts w:ascii="Trebuchet MS" w:hAnsi="Trebuchet MS"/>
           <w:szCs w:val="28"/>
         </w:rPr>
-        <w:t xml:space="preserve">All the supporting papers verifying the age of the player, </w:t>
-      </w:r>
-      <w:proofErr w:type="spellStart"/>
-      <w:r>
-        <w:rPr>
-          <w:rFonts w:ascii="Trebuchet MS" w:hAnsi="Trebuchet MS"/>
-          <w:szCs w:val="28"/>
-        </w:rPr>
-        <w:t>etc</w:t>
-      </w:r>
-      <w:proofErr w:type="spellEnd"/>
-      <w:r>
-        <w:rPr>
-          <w:rFonts w:ascii="Trebuchet MS" w:hAnsi="Trebuchet MS"/>
-          <w:szCs w:val="28"/>
-        </w:rPr>
-        <w:t xml:space="preserve"> in original, as per the CBSE Guidelines &amp; Rules shall be carried personally by the Team Manager/Coach while reporting for participation.</w:t>
+        <w:t>All the supporting papers verifying the age of the player, etc in original, as per the CBSE Guidelines &amp; Rules shall be carried personally by the Team Manager/Coach while reporting for participation.</w:t>
       </w:r>
     </w:p>
     <w:p>
@@ -3412,23 +2970,7 @@
           <w:rFonts w:ascii="Trebuchet MS" w:hAnsi="Trebuchet MS"/>
           <w:szCs w:val="28"/>
         </w:rPr>
-        <w:t xml:space="preserve">Every school shall supply to the host school on arrival the signed copy of the eligibility </w:t>
-      </w:r>
-      <w:proofErr w:type="spellStart"/>
-      <w:r>
-        <w:rPr>
-          <w:rFonts w:ascii="Trebuchet MS" w:hAnsi="Trebuchet MS"/>
-          <w:szCs w:val="28"/>
-        </w:rPr>
-        <w:t>performa</w:t>
-      </w:r>
-      <w:proofErr w:type="spellEnd"/>
-      <w:r>
-        <w:rPr>
-          <w:rFonts w:ascii="Trebuchet MS" w:hAnsi="Trebuchet MS"/>
-          <w:szCs w:val="28"/>
-        </w:rPr>
-        <w:t xml:space="preserve"> filled online. </w:t>
+        <w:t xml:space="preserve">Every school shall supply to the host school on arrival the signed copy of the eligibility performa filled online. </w:t>
       </w:r>
     </w:p>
     <w:p>
@@ -3546,21 +3088,7 @@
         <w:rPr>
           <w:rFonts w:ascii="Trebuchet MS" w:hAnsi="Trebuchet MS"/>
         </w:rPr>
-        <w:t xml:space="preserve">Inclusion of </w:t>
-      </w:r>
-      <w:proofErr w:type="spellStart"/>
-      <w:r>
-        <w:rPr>
-          <w:rFonts w:ascii="Trebuchet MS" w:hAnsi="Trebuchet MS"/>
-        </w:rPr>
-        <w:t>non bonafide</w:t>
-      </w:r>
-      <w:proofErr w:type="spellEnd"/>
-      <w:r>
-        <w:rPr>
-          <w:rFonts w:ascii="Trebuchet MS" w:hAnsi="Trebuchet MS"/>
-        </w:rPr>
-        <w:t xml:space="preserve"> student in the team.</w:t>
+        <w:t>Inclusion of non bonafide student in the team.</w:t>
       </w:r>
     </w:p>
     <w:p>
@@ -3581,7 +3109,6 @@
           <w:rFonts w:ascii="Trebuchet MS" w:hAnsi="Trebuchet MS"/>
         </w:rPr>
       </w:pPr>
-      <w:proofErr w:type="spellStart"/>
       <w:r>
         <w:rPr>
           <w:rFonts w:ascii="Trebuchet MS" w:hAnsi="Trebuchet MS"/>
@@ -3598,14 +3125,7 @@
         <w:rPr>
           <w:rFonts w:ascii="Trebuchet MS" w:hAnsi="Trebuchet MS"/>
         </w:rPr>
-        <w:t>r</w:t>
-      </w:r>
-      <w:proofErr w:type="spellEnd"/>
-      <w:r>
-        <w:rPr>
-          <w:rFonts w:ascii="Trebuchet MS" w:hAnsi="Trebuchet MS"/>
-        </w:rPr>
-        <w:t xml:space="preserve"> on ground by </w:t>
+        <w:t xml:space="preserve">r on ground by </w:t>
       </w:r>
       <w:r>
         <w:rPr>
@@ -3863,25 +3383,7 @@
           <w:b/>
           <w:u w:val="single"/>
         </w:rPr>
-        <w:t xml:space="preserve">The Organizing School in no case shall show the eligibility </w:t>
-      </w:r>
-      <w:proofErr w:type="spellStart"/>
-      <w:r>
-        <w:rPr>
-          <w:rFonts w:ascii="Trebuchet MS" w:hAnsi="Trebuchet MS"/>
-          <w:b/>
-          <w:u w:val="single"/>
-        </w:rPr>
-        <w:t>performa</w:t>
-      </w:r>
-      <w:proofErr w:type="spellEnd"/>
-      <w:r>
-        <w:rPr>
-          <w:rFonts w:ascii="Trebuchet MS" w:hAnsi="Trebuchet MS"/>
-          <w:b/>
-          <w:u w:val="single"/>
-        </w:rPr>
-        <w:t xml:space="preserve"> or any other paper of a team to anyone who lodges the protest. It is only jury of appeal’s prerogative to verify all the documents. </w:t>
+        <w:t xml:space="preserve">The Organizing School in no case shall show the eligibility performa or any other paper of a team to anyone who lodges the protest. It is only jury of appeal’s prerogative to verify all the documents. </w:t>
       </w:r>
     </w:p>
     <w:p>
@@ -3912,25 +3414,7 @@
           <w:b/>
           <w:u w:val="single"/>
         </w:rPr>
-        <w:t xml:space="preserve">The Organizing school shall submit details of the defaulters to the </w:t>
-      </w:r>
-      <w:proofErr w:type="spellStart"/>
-      <w:r>
-        <w:rPr>
-          <w:rFonts w:ascii="Trebuchet MS" w:hAnsi="Trebuchet MS"/>
-          <w:b/>
-          <w:u w:val="single"/>
-        </w:rPr>
-        <w:t>Jt</w:t>
-      </w:r>
-      <w:proofErr w:type="spellEnd"/>
-      <w:r>
-        <w:rPr>
-          <w:rFonts w:ascii="Trebuchet MS" w:hAnsi="Trebuchet MS"/>
-          <w:b/>
-          <w:u w:val="single"/>
-        </w:rPr>
-        <w:t xml:space="preserve"> Director (Sports) reporting the names of the schools/athletes, in a separate cover. All such defaulters will be debarred from the participation in CBSE Inter School Sports and Games Competition for the next year. If any of such school resorts to unfair means again, in the subsequent years, it will be debarred for three years. </w:t>
+        <w:t xml:space="preserve">The Organizing school shall submit details of the defaulters to the Jt Director (Sports) reporting the names of the schools/athletes, in a separate cover. All such defaulters will be debarred from the participation in CBSE Inter School Sports and Games Competition for the next year. If any of such school resorts to unfair means again, in the subsequent years, it will be debarred for three years. </w:t>
       </w:r>
     </w:p>
     <w:p>
@@ -4060,17 +3544,8 @@
           <w:rFonts w:ascii="Trebuchet MS" w:hAnsi="Trebuchet MS"/>
           <w:b/>
         </w:rPr>
-        <w:t xml:space="preserve">Such a protest will be considered by Jury of Appeal, consisting of </w:t>
-      </w:r>
-      <w:proofErr w:type="gramStart"/>
-      <w:r>
-        <w:rPr>
-          <w:rFonts w:ascii="Trebuchet MS" w:hAnsi="Trebuchet MS"/>
-          <w:b/>
-        </w:rPr>
-        <w:t>following:-</w:t>
-      </w:r>
-      <w:proofErr w:type="gramEnd"/>
+        <w:t>Such a protest will be considered by Jury of Appeal, consisting of following:-</w:t>
+      </w:r>
     </w:p>
     <w:p>
       <w:pPr>
@@ -4101,7 +3576,6 @@
         </w:rPr>
         <w:t xml:space="preserve">. Principal, Organizing School </w:t>
       </w:r>
-      <w:proofErr w:type="gramStart"/>
       <w:r>
         <w:rPr>
           <w:rFonts w:ascii="Trebuchet MS" w:hAnsi="Trebuchet MS"/>
@@ -4113,16 +3587,8 @@
         <w:rPr>
           <w:rFonts w:ascii="Trebuchet MS" w:hAnsi="Trebuchet MS"/>
         </w:rPr>
-        <w:t>.Organizing</w:t>
-      </w:r>
-      <w:proofErr w:type="gramEnd"/>
-      <w:r>
-        <w:rPr>
-          <w:rFonts w:ascii="Trebuchet MS" w:hAnsi="Trebuchet MS"/>
-        </w:rPr>
-        <w:t xml:space="preserve"> Secretary </w:t>
-      </w:r>
-      <w:proofErr w:type="gramStart"/>
+        <w:t xml:space="preserve">.Organizing Secretary </w:t>
+      </w:r>
       <w:r>
         <w:rPr>
           <w:rFonts w:ascii="Trebuchet MS" w:hAnsi="Trebuchet MS"/>
@@ -4134,16 +3600,8 @@
         <w:rPr>
           <w:rFonts w:ascii="Trebuchet MS" w:hAnsi="Trebuchet MS"/>
         </w:rPr>
-        <w:t>.CBSE</w:t>
-      </w:r>
-      <w:proofErr w:type="gramEnd"/>
-      <w:r>
-        <w:rPr>
-          <w:rFonts w:ascii="Trebuchet MS" w:hAnsi="Trebuchet MS"/>
-        </w:rPr>
-        <w:t xml:space="preserve"> Observer </w:t>
-      </w:r>
-      <w:proofErr w:type="gramStart"/>
+        <w:t xml:space="preserve">.CBSE Observer </w:t>
+      </w:r>
       <w:r>
         <w:rPr>
           <w:rFonts w:ascii="Trebuchet MS" w:hAnsi="Trebuchet MS"/>
@@ -4155,14 +3613,7 @@
         <w:rPr>
           <w:rFonts w:ascii="Trebuchet MS" w:hAnsi="Trebuchet MS"/>
         </w:rPr>
-        <w:t>.One</w:t>
-      </w:r>
-      <w:proofErr w:type="gramEnd"/>
-      <w:r>
-        <w:rPr>
-          <w:rFonts w:ascii="Trebuchet MS" w:hAnsi="Trebuchet MS"/>
-        </w:rPr>
-        <w:t xml:space="preserve"> or two technically qualified </w:t>
+        <w:t xml:space="preserve">.One or two technically qualified </w:t>
       </w:r>
       <w:r>
         <w:rPr>
@@ -4271,30 +3722,14 @@
           <w:rFonts w:ascii="Trebuchet MS" w:hAnsi="Trebuchet MS"/>
           <w:b/>
         </w:rPr>
-        <w:t xml:space="preserve">Deputy </w:t>
-      </w:r>
-      <w:proofErr w:type="gramStart"/>
-      <w:r>
-        <w:rPr>
-          <w:rFonts w:ascii="Trebuchet MS" w:hAnsi="Trebuchet MS"/>
-          <w:b/>
-        </w:rPr>
-        <w:t>Director</w:t>
-      </w:r>
-      <w:r>
-        <w:rPr>
-          <w:rFonts w:ascii="Trebuchet MS" w:hAnsi="Trebuchet MS"/>
-          <w:b/>
-        </w:rPr>
-        <w:t>(</w:t>
-      </w:r>
-      <w:proofErr w:type="gramEnd"/>
-      <w:r>
-        <w:rPr>
-          <w:rFonts w:ascii="Trebuchet MS" w:hAnsi="Trebuchet MS"/>
-          <w:b/>
-        </w:rPr>
-        <w:t>Sports) CBSE.</w:t>
+        <w:t>Deputy Director</w:t>
+      </w:r>
+      <w:r>
+        <w:rPr>
+          <w:rFonts w:ascii="Trebuchet MS" w:hAnsi="Trebuchet MS"/>
+          <w:b/>
+        </w:rPr>
+        <w:t>(Sports) CBSE.</w:t>
       </w:r>
     </w:p>
     <w:p>
@@ -4326,95 +3761,54 @@
           <w:highlight w:val="cyan"/>
           <w:u w:val="single"/>
         </w:rPr>
-        <w:t xml:space="preserve">Team </w:t>
-      </w:r>
-      <w:proofErr w:type="gramStart"/>
+        <w:t>Team Officials :</w:t>
+      </w:r>
       <w:r>
         <w:rPr>
           <w:rFonts w:ascii="Trebuchet MS" w:hAnsi="Trebuchet MS"/>
           <w:b/>
           <w:bCs/>
-          <w:highlight w:val="cyan"/>
-          <w:u w:val="single"/>
-        </w:rPr>
-        <w:t>Officials :</w:t>
-      </w:r>
-      <w:proofErr w:type="gramEnd"/>
-      <w:r>
+          <w:u w:val="single"/>
+        </w:rPr>
+        <w:t xml:space="preserve"> </w:t>
+      </w:r>
+    </w:p>
+    <w:p>
+      <w:pPr>
+        <w:pStyle w:val="Default"/>
         <w:rPr>
           <w:rFonts w:ascii="Trebuchet MS" w:hAnsi="Trebuchet MS"/>
           <w:b/>
           <w:bCs/>
-          <w:u w:val="single"/>
-        </w:rPr>
-        <w:t xml:space="preserve"> </w:t>
-      </w:r>
+        </w:rPr>
+      </w:pPr>
     </w:p>
     <w:p>
       <w:pPr>
         <w:pStyle w:val="Default"/>
         <w:rPr>
           <w:rFonts w:ascii="Trebuchet MS" w:hAnsi="Trebuchet MS"/>
-          <w:b/>
-          <w:bCs/>
-        </w:rPr>
-      </w:pPr>
-    </w:p>
-    <w:p>
-      <w:pPr>
-        <w:pStyle w:val="Default"/>
-        <w:rPr>
-          <w:rFonts w:ascii="Trebuchet MS" w:hAnsi="Trebuchet MS"/>
-        </w:rPr>
-      </w:pPr>
-      <w:r>
-        <w:rPr>
-          <w:rFonts w:ascii="Trebuchet MS" w:hAnsi="Trebuchet MS"/>
-        </w:rPr>
-        <w:t xml:space="preserve">The meeting of the team manager and the coaches with the </w:t>
-      </w:r>
-      <w:proofErr w:type="gramStart"/>
-      <w:r>
-        <w:rPr>
-          <w:rFonts w:ascii="Trebuchet MS" w:hAnsi="Trebuchet MS"/>
-        </w:rPr>
-        <w:t>Principal</w:t>
-      </w:r>
-      <w:proofErr w:type="gramEnd"/>
-      <w:r>
-        <w:rPr>
-          <w:rFonts w:ascii="Trebuchet MS" w:hAnsi="Trebuchet MS"/>
-        </w:rPr>
-        <w:t xml:space="preserve"> and the organizing committee will be held </w:t>
-      </w:r>
-      <w:proofErr w:type="gramStart"/>
-      <w:r>
-        <w:rPr>
-          <w:rFonts w:ascii="Trebuchet MS" w:hAnsi="Trebuchet MS"/>
-        </w:rPr>
-        <w:t xml:space="preserve">on </w:t>
-      </w:r>
-      <w:r>
-        <w:rPr>
-          <w:rFonts w:ascii="Trebuchet MS" w:hAnsi="Trebuchet MS"/>
-          <w:b/>
-        </w:rPr>
-        <w:t xml:space="preserve"> June</w:t>
-      </w:r>
-      <w:proofErr w:type="gramEnd"/>
-      <w:r>
-        <w:rPr>
-          <w:rFonts w:ascii="Trebuchet MS" w:hAnsi="Trebuchet MS"/>
-          <w:b/>
-        </w:rPr>
-        <w:t xml:space="preserve"> 22</w:t>
-      </w:r>
-      <w:r>
-        <w:rPr>
-          <w:rFonts w:ascii="Trebuchet MS" w:hAnsi="Trebuchet MS"/>
-          <w:b/>
-        </w:rPr>
-        <w:t>, 202</w:t>
+        </w:rPr>
+      </w:pPr>
+      <w:r>
+        <w:rPr>
+          <w:rFonts w:ascii="Trebuchet MS" w:hAnsi="Trebuchet MS"/>
+        </w:rPr>
+        <w:t xml:space="preserve">The meeting of the team manager and the coaches with the Principal and the organizing committee will be held on </w:t>
+      </w:r>
+      <w:r>
+        <w:rPr>
+          <w:rFonts w:ascii="Trebuchet MS" w:hAnsi="Trebuchet MS"/>
+          <w:b/>
+        </w:rPr>
+        <w:t xml:space="preserve"> June 22, 2026</w:t>
+      </w:r>
+      <w:r>
+        <w:rPr>
+          <w:rFonts w:ascii="Trebuchet MS" w:hAnsi="Trebuchet MS"/>
+          <w:b/>
+        </w:rPr>
+        <w:t xml:space="preserve"> at </w:t>
       </w:r>
       <w:r>
         <w:rPr>
@@ -4428,20 +3822,6 @@
           <w:rFonts w:ascii="Trebuchet MS" w:hAnsi="Trebuchet MS"/>
           <w:b/>
         </w:rPr>
-        <w:t xml:space="preserve"> at </w:t>
-      </w:r>
-      <w:r>
-        <w:rPr>
-          <w:rFonts w:ascii="Trebuchet MS" w:hAnsi="Trebuchet MS"/>
-          <w:b/>
-        </w:rPr>
-        <w:t>6</w:t>
-      </w:r>
-      <w:r>
-        <w:rPr>
-          <w:rFonts w:ascii="Trebuchet MS" w:hAnsi="Trebuchet MS"/>
-          <w:b/>
-        </w:rPr>
         <w:t xml:space="preserve"> pm</w:t>
       </w:r>
       <w:r>
@@ -4450,19 +3830,11 @@
         </w:rPr>
         <w:t xml:space="preserve"> in the </w:t>
       </w:r>
-      <w:proofErr w:type="gramStart"/>
-      <w:r>
-        <w:rPr>
-          <w:rFonts w:ascii="Trebuchet MS" w:hAnsi="Trebuchet MS"/>
-        </w:rPr>
-        <w:t>Conference hall</w:t>
-      </w:r>
-      <w:proofErr w:type="gramEnd"/>
-      <w:r>
-        <w:rPr>
-          <w:rFonts w:ascii="Trebuchet MS" w:hAnsi="Trebuchet MS"/>
-        </w:rPr>
-        <w:t xml:space="preserve"> of the school. </w:t>
+      <w:r>
+        <w:rPr>
+          <w:rFonts w:ascii="Trebuchet MS" w:hAnsi="Trebuchet MS"/>
+        </w:rPr>
+        <w:t xml:space="preserve">Conference hall of the school. </w:t>
       </w:r>
     </w:p>
     <w:p>
@@ -4710,8 +4082,8 @@
       </w:pPr>
     </w:p>
     <w:sectPr>
-      <w:footerReference w:type="even" r:id="rId5"/>
-      <w:footerReference w:type="default" r:id="rId6"/>
+      <w:footerReference w:type="even" r:id="rId7"/>
+      <w:footerReference w:type="default" r:id="rId8"/>
       <w:pgSz w:w="11907" w:h="16839" w:code="9"/>
       <w:pgMar w:top="720" w:right="720" w:bottom="720" w:left="720" w:header="720" w:footer="720" w:gutter="0"/>
       <w:cols w:space="720"/>
@@ -4721,8 +4093,27 @@
 </w:document>
 </file>
 
+<file path=word/endnotes.xml><?xml version="1.0" encoding="utf-8"?>
+<w:endnotes xmlns:wpc="http://schemas.microsoft.com/office/word/2010/wordprocessingCanvas" xmlns:cx="http://schemas.microsoft.com/office/drawing/2014/chartex" xmlns:mc="http://schemas.openxmlformats.org/markup-compatibility/2006" xmlns:o="urn:schemas-microsoft-com:office:office" xmlns:r="http://schemas.openxmlformats.org/officeDocument/2006/relationships" xmlns:m="http://schemas.openxmlformats.org/officeDocument/2006/math" xmlns:v="urn:schemas-microsoft-com:vml" xmlns:wp14="http://schemas.microsoft.com/office/word/2010/wordprocessingDrawing" xmlns:wp="http://schemas.openxmlformats.org/drawingml/2006/wordprocessingDrawing" xmlns:w10="urn:schemas-microsoft-com:office:word" xmlns:w="http://schemas.openxmlformats.org/wordprocessingml/2006/main" xmlns:w14="http://schemas.microsoft.com/office/word/2010/wordml" xmlns:w15="http://schemas.microsoft.com/office/word/2012/wordml" xmlns:w16se="http://schemas.microsoft.com/office/word/2015/wordml/symex" xmlns:wpg="http://schemas.microsoft.com/office/word/2010/wordprocessingGroup" xmlns:wpi="http://schemas.microsoft.com/office/word/2010/wordprocessingInk" xmlns:wne="http://schemas.microsoft.com/office/word/2006/wordml" xmlns:wps="http://schemas.microsoft.com/office/word/2010/wordprocessingShape" mc:Ignorable="w14 w15 w16se wp14">
+  <w:endnote w:type="separator" w:id="-1">
+    <w:p>
+      <w:r>
+        <w:separator/>
+      </w:r>
+    </w:p>
+  </w:endnote>
+  <w:endnote w:type="continuationSeparator" w:id="0">
+    <w:p>
+      <w:r>
+        <w:continuationSeparator/>
+      </w:r>
+    </w:p>
+  </w:endnote>
+</w:endnotes>
+</file>
+
 <file path=word/footer1.xml><?xml version="1.0" encoding="utf-8"?>
-<w:ftr xmlns:wpc="http://schemas.microsoft.com/office/word/2010/wordprocessingCanvas" xmlns:cx="http://schemas.microsoft.com/office/drawing/2014/chartex" xmlns:cx1="http://schemas.microsoft.com/office/drawing/2015/9/8/chartex" xmlns:cx2="http://schemas.microsoft.com/office/drawing/2015/10/21/chartex" xmlns:cx3="http://schemas.microsoft.com/office/drawing/2016/5/9/chartex" xmlns:cx4="http://schemas.microsoft.com/office/drawing/2016/5/10/chartex" xmlns:cx5="http://schemas.microsoft.com/office/drawing/2016/5/11/chartex" xmlns:cx6="http://schemas.microsoft.com/office/drawing/2016/5/12/chartex" xmlns:cx7="http://schemas.microsoft.com/office/drawing/2016/5/13/chartex" xmlns:cx8="http://schemas.microsoft.com/office/drawing/2016/5/14/chartex" xmlns:mc="http://schemas.openxmlformats.org/markup-compatibility/2006" xmlns:aink="http://schemas.microsoft.com/office/drawing/2016/ink" xmlns:am3d="http://schemas.microsoft.com/office/drawing/2017/model3d" xmlns:o="urn:schemas-microsoft-com:office:office" xmlns:oel="http://schemas.microsoft.com/office/2019/extlst" xmlns:r="http://schemas.openxmlformats.org/officeDocument/2006/relationships" xmlns:m="http://schemas.openxmlformats.org/officeDocument/2006/math" xmlns:v="urn:schemas-microsoft-com:vml" xmlns:wp14="http://schemas.microsoft.com/office/word/2010/wordprocessingDrawing" xmlns:wp="http://schemas.openxmlformats.org/drawingml/2006/wordprocessingDrawing" xmlns:w10="urn:schemas-microsoft-com:office:word" xmlns:w="http://schemas.openxmlformats.org/wordprocessingml/2006/main" xmlns:w14="http://schemas.microsoft.com/office/word/2010/wordml" xmlns:w15="http://schemas.microsoft.com/office/word/2012/wordml" xmlns:w16cex="http://schemas.microsoft.com/office/word/2018/wordml/cex" xmlns:w16cid="http://schemas.microsoft.com/office/word/2016/wordml/cid" xmlns:w16="http://schemas.microsoft.com/office/word/2018/wordml" xmlns:w16du="http://schemas.microsoft.com/office/word/2023/wordml/word16du" xmlns:w16sdtdh="http://schemas.microsoft.com/office/word/2020/wordml/sdtdatahash" xmlns:w16sdtfl="http://schemas.microsoft.com/office/word/2024/wordml/sdtformatlock" xmlns:w16se="http://schemas.microsoft.com/office/word/2015/wordml/symex" xmlns:wpg="http://schemas.microsoft.com/office/word/2010/wordprocessingGroup" xmlns:wpi="http://schemas.microsoft.com/office/word/2010/wordprocessingInk" xmlns:wne="http://schemas.microsoft.com/office/word/2006/wordml" xmlns:wps="http://schemas.microsoft.com/office/word/2010/wordprocessingShape" mc:Ignorable="w14 w15 w16se w16cid w16 w16cex w16sdtdh w16sdtfl w16du wp14">
+<w:ftr xmlns:wpc="http://schemas.microsoft.com/office/word/2010/wordprocessingCanvas" xmlns:cx="http://schemas.microsoft.com/office/drawing/2014/chartex" xmlns:mc="http://schemas.openxmlformats.org/markup-compatibility/2006" xmlns:o="urn:schemas-microsoft-com:office:office" xmlns:r="http://schemas.openxmlformats.org/officeDocument/2006/relationships" xmlns:m="http://schemas.openxmlformats.org/officeDocument/2006/math" xmlns:v="urn:schemas-microsoft-com:vml" xmlns:wp14="http://schemas.microsoft.com/office/word/2010/wordprocessingDrawing" xmlns:wp="http://schemas.openxmlformats.org/drawingml/2006/wordprocessingDrawing" xmlns:w10="urn:schemas-microsoft-com:office:word" xmlns:w="http://schemas.openxmlformats.org/wordprocessingml/2006/main" xmlns:w14="http://schemas.microsoft.com/office/word/2010/wordml" xmlns:w15="http://schemas.microsoft.com/office/word/2012/wordml" xmlns:w16se="http://schemas.microsoft.com/office/word/2015/wordml/symex" xmlns:wpg="http://schemas.microsoft.com/office/word/2010/wordprocessingGroup" xmlns:wpi="http://schemas.microsoft.com/office/word/2010/wordprocessingInk" xmlns:wne="http://schemas.microsoft.com/office/word/2006/wordml" xmlns:wps="http://schemas.microsoft.com/office/word/2010/wordprocessingShape" mc:Ignorable="w14 w15 w16se wp14">
   <w:p>
     <w:pPr>
       <w:pStyle w:val="Footer"/>
@@ -4763,7 +4154,7 @@
 </file>
 
 <file path=word/footer2.xml><?xml version="1.0" encoding="utf-8"?>
-<w:ftr xmlns:wpc="http://schemas.microsoft.com/office/word/2010/wordprocessingCanvas" xmlns:cx="http://schemas.microsoft.com/office/drawing/2014/chartex" xmlns:cx1="http://schemas.microsoft.com/office/drawing/2015/9/8/chartex" xmlns:cx2="http://schemas.microsoft.com/office/drawing/2015/10/21/chartex" xmlns:cx3="http://schemas.microsoft.com/office/drawing/2016/5/9/chartex" xmlns:cx4="http://schemas.microsoft.com/office/drawing/2016/5/10/chartex" xmlns:cx5="http://schemas.microsoft.com/office/drawing/2016/5/11/chartex" xmlns:cx6="http://schemas.microsoft.com/office/drawing/2016/5/12/chartex" xmlns:cx7="http://schemas.microsoft.com/office/drawing/2016/5/13/chartex" xmlns:cx8="http://schemas.microsoft.com/office/drawing/2016/5/14/chartex" xmlns:mc="http://schemas.openxmlformats.org/markup-compatibility/2006" xmlns:aink="http://schemas.microsoft.com/office/drawing/2016/ink" xmlns:am3d="http://schemas.microsoft.com/office/drawing/2017/model3d" xmlns:o="urn:schemas-microsoft-com:office:office" xmlns:oel="http://schemas.microsoft.com/office/2019/extlst" xmlns:r="http://schemas.openxmlformats.org/officeDocument/2006/relationships" xmlns:m="http://schemas.openxmlformats.org/officeDocument/2006/math" xmlns:v="urn:schemas-microsoft-com:vml" xmlns:wp14="http://schemas.microsoft.com/office/word/2010/wordprocessingDrawing" xmlns:wp="http://schemas.openxmlformats.org/drawingml/2006/wordprocessingDrawing" xmlns:w10="urn:schemas-microsoft-com:office:word" xmlns:w="http://schemas.openxmlformats.org/wordprocessingml/2006/main" xmlns:w14="http://schemas.microsoft.com/office/word/2010/wordml" xmlns:w15="http://schemas.microsoft.com/office/word/2012/wordml" xmlns:w16cex="http://schemas.microsoft.com/office/word/2018/wordml/cex" xmlns:w16cid="http://schemas.microsoft.com/office/word/2016/wordml/cid" xmlns:w16="http://schemas.microsoft.com/office/word/2018/wordml" xmlns:w16du="http://schemas.microsoft.com/office/word/2023/wordml/word16du" xmlns:w16sdtdh="http://schemas.microsoft.com/office/word/2020/wordml/sdtdatahash" xmlns:w16sdtfl="http://schemas.microsoft.com/office/word/2024/wordml/sdtformatlock" xmlns:w16se="http://schemas.microsoft.com/office/word/2015/wordml/symex" xmlns:wpg="http://schemas.microsoft.com/office/word/2010/wordprocessingGroup" xmlns:wpi="http://schemas.microsoft.com/office/word/2010/wordprocessingInk" xmlns:wne="http://schemas.microsoft.com/office/word/2006/wordml" xmlns:wps="http://schemas.microsoft.com/office/word/2010/wordprocessingShape" mc:Ignorable="w14 w15 w16se w16cid w16 w16cex w16sdtdh w16sdtfl w16du wp14">
+<w:ftr xmlns:wpc="http://schemas.microsoft.com/office/word/2010/wordprocessingCanvas" xmlns:cx="http://schemas.microsoft.com/office/drawing/2014/chartex" xmlns:mc="http://schemas.openxmlformats.org/markup-compatibility/2006" xmlns:o="urn:schemas-microsoft-com:office:office" xmlns:r="http://schemas.openxmlformats.org/officeDocument/2006/relationships" xmlns:m="http://schemas.openxmlformats.org/officeDocument/2006/math" xmlns:v="urn:schemas-microsoft-com:vml" xmlns:wp14="http://schemas.microsoft.com/office/word/2010/wordprocessingDrawing" xmlns:wp="http://schemas.openxmlformats.org/drawingml/2006/wordprocessingDrawing" xmlns:w10="urn:schemas-microsoft-com:office:word" xmlns:w="http://schemas.openxmlformats.org/wordprocessingml/2006/main" xmlns:w14="http://schemas.microsoft.com/office/word/2010/wordml" xmlns:w15="http://schemas.microsoft.com/office/word/2012/wordml" xmlns:w16se="http://schemas.microsoft.com/office/word/2015/wordml/symex" xmlns:wpg="http://schemas.microsoft.com/office/word/2010/wordprocessingGroup" xmlns:wpi="http://schemas.microsoft.com/office/word/2010/wordprocessingInk" xmlns:wne="http://schemas.microsoft.com/office/word/2006/wordml" xmlns:wps="http://schemas.microsoft.com/office/word/2010/wordprocessingShape" mc:Ignorable="w14 w15 w16se wp14">
   <w:p>
     <w:pPr>
       <w:pStyle w:val="Footer"/>
@@ -4800,7 +4191,7 @@
         <w:rFonts w:eastAsiaTheme="majorEastAsia"/>
         <w:noProof/>
       </w:rPr>
-      <w:t>4</w:t>
+      <w:t>1</w:t>
     </w:r>
     <w:r>
       <w:rPr>
@@ -4818,8 +4209,27 @@
 </w:ftr>
 </file>
 
+<file path=word/footnotes.xml><?xml version="1.0" encoding="utf-8"?>
+<w:footnotes xmlns:wpc="http://schemas.microsoft.com/office/word/2010/wordprocessingCanvas" xmlns:cx="http://schemas.microsoft.com/office/drawing/2014/chartex" xmlns:mc="http://schemas.openxmlformats.org/markup-compatibility/2006" xmlns:o="urn:schemas-microsoft-com:office:office" xmlns:r="http://schemas.openxmlformats.org/officeDocument/2006/relationships" xmlns:m="http://schemas.openxmlformats.org/officeDocument/2006/math" xmlns:v="urn:schemas-microsoft-com:vml" xmlns:wp14="http://schemas.microsoft.com/office/word/2010/wordprocessingDrawing" xmlns:wp="http://schemas.openxmlformats.org/drawingml/2006/wordprocessingDrawing" xmlns:w10="urn:schemas-microsoft-com:office:word" xmlns:w="http://schemas.openxmlformats.org/wordprocessingml/2006/main" xmlns:w14="http://schemas.microsoft.com/office/word/2010/wordml" xmlns:w15="http://schemas.microsoft.com/office/word/2012/wordml" xmlns:w16se="http://schemas.microsoft.com/office/word/2015/wordml/symex" xmlns:wpg="http://schemas.microsoft.com/office/word/2010/wordprocessingGroup" xmlns:wpi="http://schemas.microsoft.com/office/word/2010/wordprocessingInk" xmlns:wne="http://schemas.microsoft.com/office/word/2006/wordml" xmlns:wps="http://schemas.microsoft.com/office/word/2010/wordprocessingShape" mc:Ignorable="w14 w15 w16se wp14">
+  <w:footnote w:type="separator" w:id="-1">
+    <w:p>
+      <w:r>
+        <w:separator/>
+      </w:r>
+    </w:p>
+  </w:footnote>
+  <w:footnote w:type="continuationSeparator" w:id="0">
+    <w:p>
+      <w:r>
+        <w:continuationSeparator/>
+      </w:r>
+    </w:p>
+  </w:footnote>
+</w:footnotes>
+</file>
+
 <file path=word/numbering.xml><?xml version="1.0" encoding="utf-8"?>
-<w:numbering xmlns:wpc="http://schemas.microsoft.com/office/word/2010/wordprocessingCanvas" xmlns:cx="http://schemas.microsoft.com/office/drawing/2014/chartex" xmlns:cx1="http://schemas.microsoft.com/office/drawing/2015/9/8/chartex" xmlns:cx2="http://schemas.microsoft.com/office/drawing/2015/10/21/chartex" xmlns:cx3="http://schemas.microsoft.com/office/drawing/2016/5/9/chartex" xmlns:cx4="http://schemas.microsoft.com/office/drawing/2016/5/10/chartex" xmlns:cx5="http://schemas.microsoft.com/office/drawing/2016/5/11/chartex" xmlns:cx6="http://schemas.microsoft.com/office/drawing/2016/5/12/chartex" xmlns:cx7="http://schemas.microsoft.com/office/drawing/2016/5/13/chartex" xmlns:cx8="http://schemas.microsoft.com/office/drawing/2016/5/14/chartex" xmlns:mc="http://schemas.openxmlformats.org/markup-compatibility/2006" xmlns:aink="http://schemas.microsoft.com/office/drawing/2016/ink" xmlns:am3d="http://schemas.microsoft.com/office/drawing/2017/model3d" xmlns:o="urn:schemas-microsoft-com:office:office" xmlns:oel="http://schemas.microsoft.com/office/2019/extlst" xmlns:r="http://schemas.openxmlformats.org/officeDocument/2006/relationships" xmlns:m="http://schemas.openxmlformats.org/officeDocument/2006/math" xmlns:v="urn:schemas-microsoft-com:vml" xmlns:wp14="http://schemas.microsoft.com/office/word/2010/wordprocessingDrawing" xmlns:wp="http://schemas.openxmlformats.org/drawingml/2006/wordprocessingDrawing" xmlns:w10="urn:schemas-microsoft-com:office:word" xmlns:w="http://schemas.openxmlformats.org/wordprocessingml/2006/main" xmlns:w14="http://schemas.microsoft.com/office/word/2010/wordml" xmlns:w15="http://schemas.microsoft.com/office/word/2012/wordml" xmlns:w16cex="http://schemas.microsoft.com/office/word/2018/wordml/cex" xmlns:w16cid="http://schemas.microsoft.com/office/word/2016/wordml/cid" xmlns:w16="http://schemas.microsoft.com/office/word/2018/wordml" xmlns:w16du="http://schemas.microsoft.com/office/word/2023/wordml/word16du" xmlns:w16sdtdh="http://schemas.microsoft.com/office/word/2020/wordml/sdtdatahash" xmlns:w16sdtfl="http://schemas.microsoft.com/office/word/2024/wordml/sdtformatlock" xmlns:w16se="http://schemas.microsoft.com/office/word/2015/wordml/symex" xmlns:wpg="http://schemas.microsoft.com/office/word/2010/wordprocessingGroup" xmlns:wpi="http://schemas.microsoft.com/office/word/2010/wordprocessingInk" xmlns:wne="http://schemas.microsoft.com/office/word/2006/wordml" xmlns:wps="http://schemas.microsoft.com/office/word/2010/wordprocessingShape" mc:Ignorable="w14 w15 w16se w16cid w16 w16cex w16sdtdh w16sdtfl w16du wp14">
+<w:numbering xmlns:wpc="http://schemas.microsoft.com/office/word/2010/wordprocessingCanvas" xmlns:cx="http://schemas.microsoft.com/office/drawing/2014/chartex" xmlns:mc="http://schemas.openxmlformats.org/markup-compatibility/2006" xmlns:o="urn:schemas-microsoft-com:office:office" xmlns:r="http://schemas.openxmlformats.org/officeDocument/2006/relationships" xmlns:m="http://schemas.openxmlformats.org/officeDocument/2006/math" xmlns:v="urn:schemas-microsoft-com:vml" xmlns:wp14="http://schemas.microsoft.com/office/word/2010/wordprocessingDrawing" xmlns:wp="http://schemas.openxmlformats.org/drawingml/2006/wordprocessingDrawing" xmlns:w10="urn:schemas-microsoft-com:office:word" xmlns:w="http://schemas.openxmlformats.org/wordprocessingml/2006/main" xmlns:w14="http://schemas.microsoft.com/office/word/2010/wordml" xmlns:w15="http://schemas.microsoft.com/office/word/2012/wordml" xmlns:w16se="http://schemas.microsoft.com/office/word/2015/wordml/symex" xmlns:wpg="http://schemas.microsoft.com/office/word/2010/wordprocessingGroup" xmlns:wpi="http://schemas.microsoft.com/office/word/2010/wordprocessingInk" xmlns:wne="http://schemas.microsoft.com/office/word/2006/wordml" xmlns:wps="http://schemas.microsoft.com/office/word/2010/wordprocessingShape" mc:Ignorable="w14 w15 w16se wp14">
   <w:abstractNum w:abstractNumId="0" w15:restartNumberingAfterBreak="0">
     <w:nsid w:val="042A686F"/>
     <w:multiLevelType w:val="hybridMultilevel"/>
@@ -5380,7 +4790,7 @@
       </w:pPr>
     </w:lvl>
   </w:abstractNum>
-  <w:num w:numId="1" w16cid:durableId="1624648442">
+  <w:num w:numId="1">
     <w:abstractNumId w:val="3"/>
     <w:lvlOverride w:ilvl="0">
       <w:startOverride w:val="1"/>
@@ -5410,7 +4820,7 @@
       <w:startOverride w:val="1"/>
     </w:lvlOverride>
   </w:num>
-  <w:num w:numId="2" w16cid:durableId="53816228">
+  <w:num w:numId="2">
     <w:abstractNumId w:val="2"/>
     <w:lvlOverride w:ilvl="0">
       <w:startOverride w:val="1"/>
@@ -5440,7 +4850,7 @@
       <w:startOverride w:val="1"/>
     </w:lvlOverride>
   </w:num>
-  <w:num w:numId="3" w16cid:durableId="262811301">
+  <w:num w:numId="3">
     <w:abstractNumId w:val="4"/>
     <w:lvlOverride w:ilvl="0">
       <w:startOverride w:val="1"/>
@@ -5470,7 +4880,7 @@
       <w:startOverride w:val="1"/>
     </w:lvlOverride>
   </w:num>
-  <w:num w:numId="4" w16cid:durableId="822622687">
+  <w:num w:numId="4">
     <w:abstractNumId w:val="1"/>
     <w:lvlOverride w:ilvl="0">
       <w:startOverride w:val="9"/>
@@ -5500,14 +4910,14 @@
       <w:startOverride w:val="1"/>
     </w:lvlOverride>
   </w:num>
-  <w:num w:numId="5" w16cid:durableId="950555679">
+  <w:num w:numId="5">
     <w:abstractNumId w:val="0"/>
   </w:num>
 </w:numbering>
 </file>
 
 <file path=word/styles.xml><?xml version="1.0" encoding="utf-8"?>
-<w:styles xmlns:mc="http://schemas.openxmlformats.org/markup-compatibility/2006" xmlns:r="http://schemas.openxmlformats.org/officeDocument/2006/relationships" xmlns:w="http://schemas.openxmlformats.org/wordprocessingml/2006/main" xmlns:w14="http://schemas.microsoft.com/office/word/2010/wordml" xmlns:w15="http://schemas.microsoft.com/office/word/2012/wordml" xmlns:w16cex="http://schemas.microsoft.com/office/word/2018/wordml/cex" xmlns:w16cid="http://schemas.microsoft.com/office/word/2016/wordml/cid" xmlns:w16="http://schemas.microsoft.com/office/word/2018/wordml" xmlns:w16du="http://schemas.microsoft.com/office/word/2023/wordml/word16du" xmlns:w16sdtdh="http://schemas.microsoft.com/office/word/2020/wordml/sdtdatahash" xmlns:w16sdtfl="http://schemas.microsoft.com/office/word/2024/wordml/sdtformatlock" xmlns:w16se="http://schemas.microsoft.com/office/word/2015/wordml/symex" mc:Ignorable="w14 w15 w16se w16cid w16 w16cex w16sdtdh w16sdtfl w16du">
+<w:styles xmlns:mc="http://schemas.openxmlformats.org/markup-compatibility/2006" xmlns:r="http://schemas.openxmlformats.org/officeDocument/2006/relationships" xmlns:w="http://schemas.openxmlformats.org/wordprocessingml/2006/main" xmlns:w14="http://schemas.microsoft.com/office/word/2010/wordml" xmlns:w15="http://schemas.microsoft.com/office/word/2012/wordml" xmlns:w16se="http://schemas.microsoft.com/office/word/2015/wordml/symex" mc:Ignorable="w14 w15 w16se">
   <w:docDefaults>
     <w:rPrDefault>
       <w:rPr>
@@ -5525,7 +4935,7 @@
       </w:pPr>
     </w:pPrDefault>
   </w:docDefaults>
-  <w:latentStyles w:defLockedState="0" w:defUIPriority="99" w:defSemiHidden="0" w:defUnhideWhenUsed="0" w:defQFormat="0" w:count="376">
+  <w:latentStyles w:defLockedState="0" w:defUIPriority="99" w:defSemiHidden="0" w:defUnhideWhenUsed="0" w:defQFormat="0" w:count="371">
     <w:lsdException w:name="Normal" w:uiPriority="0" w:qFormat="1"/>
     <w:lsdException w:name="heading 1" w:uiPriority="9" w:qFormat="1"/>
     <w:lsdException w:name="heading 2" w:semiHidden="1" w:uiPriority="9" w:unhideWhenUsed="1" w:qFormat="1"/>
@@ -5897,11 +5307,6 @@
     <w:lsdException w:name="List Table 5 Dark Accent 6" w:uiPriority="50"/>
     <w:lsdException w:name="List Table 6 Colorful Accent 6" w:uiPriority="51"/>
     <w:lsdException w:name="List Table 7 Colorful Accent 6" w:uiPriority="52"/>
-    <w:lsdException w:name="Mention" w:semiHidden="1" w:unhideWhenUsed="1"/>
-    <w:lsdException w:name="Smart Hyperlink" w:semiHidden="1" w:unhideWhenUsed="1"/>
-    <w:lsdException w:name="Hashtag" w:semiHidden="1" w:unhideWhenUsed="1"/>
-    <w:lsdException w:name="Unresolved Mention" w:semiHidden="1" w:unhideWhenUsed="1"/>
-    <w:lsdException w:name="Smart Link" w:semiHidden="1" w:unhideWhenUsed="1"/>
   </w:latentStyles>
   <w:style w:type="paragraph" w:default="1" w:styleId="Normal">
     <w:name w:val="Normal"/>

--- a/public/Documents/Instructions.docx
+++ b/public/Documents/Instructions.docx
@@ -1,6 +1,6 @@
 
 <file path=word/document.xml><?xml version="1.0" encoding="utf-8"?>
-<w:document xmlns:wpc="http://schemas.microsoft.com/office/word/2010/wordprocessingCanvas" xmlns:cx="http://schemas.microsoft.com/office/drawing/2014/chartex" xmlns:mc="http://schemas.openxmlformats.org/markup-compatibility/2006" xmlns:o="urn:schemas-microsoft-com:office:office" xmlns:r="http://schemas.openxmlformats.org/officeDocument/2006/relationships" xmlns:m="http://schemas.openxmlformats.org/officeDocument/2006/math" xmlns:v="urn:schemas-microsoft-com:vml" xmlns:wp14="http://schemas.microsoft.com/office/word/2010/wordprocessingDrawing" xmlns:wp="http://schemas.openxmlformats.org/drawingml/2006/wordprocessingDrawing" xmlns:w10="urn:schemas-microsoft-com:office:word" xmlns:w="http://schemas.openxmlformats.org/wordprocessingml/2006/main" xmlns:w14="http://schemas.microsoft.com/office/word/2010/wordml" xmlns:w15="http://schemas.microsoft.com/office/word/2012/wordml" xmlns:w16se="http://schemas.microsoft.com/office/word/2015/wordml/symex" xmlns:wpg="http://schemas.microsoft.com/office/word/2010/wordprocessingGroup" xmlns:wpi="http://schemas.microsoft.com/office/word/2010/wordprocessingInk" xmlns:wne="http://schemas.microsoft.com/office/word/2006/wordml" xmlns:wps="http://schemas.microsoft.com/office/word/2010/wordprocessingShape" mc:Ignorable="w14 w15 w16se wp14">
+<w:document xmlns:wpc="http://schemas.microsoft.com/office/word/2010/wordprocessingCanvas" xmlns:cx="http://schemas.microsoft.com/office/drawing/2014/chartex" xmlns:cx1="http://schemas.microsoft.com/office/drawing/2015/9/8/chartex" xmlns:cx2="http://schemas.microsoft.com/office/drawing/2015/10/21/chartex" xmlns:cx3="http://schemas.microsoft.com/office/drawing/2016/5/9/chartex" xmlns:cx4="http://schemas.microsoft.com/office/drawing/2016/5/10/chartex" xmlns:cx5="http://schemas.microsoft.com/office/drawing/2016/5/11/chartex" xmlns:cx6="http://schemas.microsoft.com/office/drawing/2016/5/12/chartex" xmlns:cx7="http://schemas.microsoft.com/office/drawing/2016/5/13/chartex" xmlns:cx8="http://schemas.microsoft.com/office/drawing/2016/5/14/chartex" xmlns:mc="http://schemas.openxmlformats.org/markup-compatibility/2006" xmlns:aink="http://schemas.microsoft.com/office/drawing/2016/ink" xmlns:am3d="http://schemas.microsoft.com/office/drawing/2017/model3d" xmlns:o="urn:schemas-microsoft-com:office:office" xmlns:oel="http://schemas.microsoft.com/office/2019/extlst" xmlns:r="http://schemas.openxmlformats.org/officeDocument/2006/relationships" xmlns:m="http://schemas.openxmlformats.org/officeDocument/2006/math" xmlns:v="urn:schemas-microsoft-com:vml" xmlns:wp14="http://schemas.microsoft.com/office/word/2010/wordprocessingDrawing" xmlns:wp="http://schemas.openxmlformats.org/drawingml/2006/wordprocessingDrawing" xmlns:w10="urn:schemas-microsoft-com:office:word" xmlns:w="http://schemas.openxmlformats.org/wordprocessingml/2006/main" xmlns:w14="http://schemas.microsoft.com/office/word/2010/wordml" xmlns:w15="http://schemas.microsoft.com/office/word/2012/wordml" xmlns:w16cex="http://schemas.microsoft.com/office/word/2018/wordml/cex" xmlns:w16cid="http://schemas.microsoft.com/office/word/2016/wordml/cid" xmlns:w16="http://schemas.microsoft.com/office/word/2018/wordml" xmlns:w16du="http://schemas.microsoft.com/office/word/2023/wordml/word16du" xmlns:w16sdtdh="http://schemas.microsoft.com/office/word/2020/wordml/sdtdatahash" xmlns:w16sdtfl="http://schemas.microsoft.com/office/word/2024/wordml/sdtformatlock" xmlns:w16se="http://schemas.microsoft.com/office/word/2015/wordml/symex" xmlns:wpg="http://schemas.microsoft.com/office/word/2010/wordprocessingGroup" xmlns:wpi="http://schemas.microsoft.com/office/word/2010/wordprocessingInk" xmlns:wne="http://schemas.microsoft.com/office/word/2006/wordml" xmlns:wps="http://schemas.microsoft.com/office/word/2010/wordprocessingShape" mc:Ignorable="w14 w15 w16se w16cid w16 w16cex w16sdtdh w16sdtfl w16du wp14">
   <w:body>
     <w:p>
       <w:pPr>
@@ -115,7 +115,7 @@
           <w:szCs w:val="26"/>
           <w:u w:val="single"/>
         </w:rPr>
-        <w:t>June 23 to June 25, 2026 (GIRLS)</w:t>
+        <w:t>July 25 to July 27, 2026 (GIRLS)</w:t>
       </w:r>
     </w:p>
     <w:p>
@@ -135,7 +135,7 @@
           <w:szCs w:val="26"/>
           <w:u w:val="single"/>
         </w:rPr>
-        <w:t>June 25 to June 28, 2026 (BOYS)</w:t>
+        <w:t>July 28 to July 30, 2026 (BOYS)</w:t>
       </w:r>
     </w:p>
     <w:p>
@@ -253,15 +253,127 @@
           <w:b/>
           <w:bCs/>
         </w:rPr>
+        <w:t xml:space="preserve">    </w:t>
+      </w:r>
+      <w:proofErr w:type="gramStart"/>
+      <w:r>
+        <w:rPr>
+          <w:rFonts w:ascii="Trebuchet MS" w:hAnsi="Trebuchet MS"/>
+          <w:b/>
+          <w:bCs/>
+        </w:rPr>
+        <w:t xml:space="preserve">  </w:t>
+      </w:r>
+      <w:r>
+        <w:rPr>
+          <w:rFonts w:ascii="Trebuchet MS" w:hAnsi="Trebuchet MS"/>
+          <w:b/>
+          <w:bCs/>
+        </w:rPr>
+        <w:t>:</w:t>
+      </w:r>
+      <w:proofErr w:type="gramEnd"/>
+      <w:r>
+        <w:rPr>
+          <w:rFonts w:ascii="Trebuchet MS" w:hAnsi="Trebuchet MS"/>
+          <w:b/>
+          <w:bCs/>
+        </w:rPr>
+        <w:t xml:space="preserve"> </w:t>
+      </w:r>
+      <w:r>
+        <w:rPr>
+          <w:rFonts w:ascii="Trebuchet MS" w:hAnsi="Trebuchet MS"/>
+          <w:b/>
+        </w:rPr>
+        <w:t>Mr. Gulshan Kumar</w:t>
+      </w:r>
+      <w:r>
+        <w:rPr>
+          <w:rFonts w:ascii="Trebuchet MS" w:hAnsi="Trebuchet MS"/>
+          <w:b/>
+          <w:bCs/>
+        </w:rPr>
+        <w:t xml:space="preserve"> </w:t>
+      </w:r>
+      <w:r>
+        <w:rPr>
+          <w:rFonts w:ascii="Trebuchet MS" w:hAnsi="Trebuchet MS"/>
+          <w:b/>
+        </w:rPr>
+        <w:t>(</w:t>
+      </w:r>
+      <w:r>
+        <w:rPr>
+          <w:rFonts w:ascii="Trebuchet MS" w:hAnsi="Trebuchet MS"/>
+          <w:b/>
+        </w:rPr>
+        <w:t>7973908724</w:t>
+      </w:r>
+      <w:r>
+        <w:rPr>
+          <w:rFonts w:ascii="Trebuchet MS" w:hAnsi="Trebuchet MS"/>
+          <w:b/>
+        </w:rPr>
+        <w:t>)</w:t>
+      </w:r>
+    </w:p>
+    <w:p>
+      <w:pPr>
+        <w:pStyle w:val="Default"/>
+        <w:rPr>
+          <w:rFonts w:ascii="Trebuchet MS" w:hAnsi="Trebuchet MS"/>
+        </w:rPr>
+      </w:pPr>
+      <w:r>
+        <w:rPr>
+          <w:rFonts w:ascii="Trebuchet MS" w:hAnsi="Trebuchet MS"/>
+          <w:b/>
+          <w:bCs/>
+        </w:rPr>
+        <w:t xml:space="preserve">Cluster Coordinator </w:t>
+      </w:r>
+      <w:r>
+        <w:rPr>
+          <w:rFonts w:ascii="Trebuchet MS" w:hAnsi="Trebuchet MS"/>
+          <w:b/>
+          <w:bCs/>
+        </w:rPr>
+        <w:tab/>
+      </w:r>
+      <w:r>
+        <w:rPr>
+          <w:rFonts w:ascii="Trebuchet MS" w:hAnsi="Trebuchet MS"/>
+          <w:b/>
+          <w:bCs/>
+        </w:rPr>
+        <w:tab/>
+      </w:r>
+      <w:r>
+        <w:rPr>
+          <w:rFonts w:ascii="Trebuchet MS" w:hAnsi="Trebuchet MS"/>
+          <w:b/>
+          <w:bCs/>
+        </w:rPr>
+        <w:tab/>
+      </w:r>
+      <w:r>
+        <w:rPr>
+          <w:rFonts w:ascii="Trebuchet MS" w:hAnsi="Trebuchet MS"/>
+          <w:b/>
+          <w:bCs/>
+        </w:rPr>
+        <w:tab/>
         <w:t xml:space="preserve">      </w:t>
       </w:r>
+      <w:proofErr w:type="gramStart"/>
       <w:r>
         <w:rPr>
           <w:rFonts w:ascii="Trebuchet MS" w:hAnsi="Trebuchet MS"/>
           <w:b/>
           <w:bCs/>
         </w:rPr>
-        <w:t xml:space="preserve">: </w:t>
+        <w:t xml:space="preserve">  </w:t>
       </w:r>
       <w:r>
         <w:rPr>
@@ -269,59 +381,161 @@
           <w:b/>
           <w:bCs/>
         </w:rPr>
+        <w:t>:</w:t>
+      </w:r>
+      <w:proofErr w:type="gramEnd"/>
+      <w:r>
+        <w:rPr>
+          <w:rFonts w:ascii="Trebuchet MS" w:hAnsi="Trebuchet MS"/>
+          <w:b/>
+          <w:bCs/>
+        </w:rPr>
+        <w:t xml:space="preserve">  </w:t>
+      </w:r>
+      <w:proofErr w:type="spellStart"/>
+      <w:r>
+        <w:rPr>
+          <w:rFonts w:ascii="Trebuchet MS" w:hAnsi="Trebuchet MS"/>
+          <w:b/>
+          <w:bCs/>
+        </w:rPr>
+        <w:t>Mr</w:t>
+      </w:r>
+      <w:proofErr w:type="spellEnd"/>
+      <w:r>
+        <w:rPr>
+          <w:rFonts w:ascii="Trebuchet MS" w:hAnsi="Trebuchet MS"/>
+          <w:b/>
+          <w:bCs/>
+        </w:rPr>
+        <w:t xml:space="preserve"> Ravinder (9654100427)</w:t>
+      </w:r>
+    </w:p>
+    <w:p>
+      <w:pPr>
+        <w:pStyle w:val="Default"/>
+        <w:rPr>
+          <w:rFonts w:ascii="Trebuchet MS" w:hAnsi="Trebuchet MS"/>
+        </w:rPr>
+      </w:pPr>
+      <w:r>
+        <w:rPr>
+          <w:rFonts w:ascii="Trebuchet MS" w:hAnsi="Trebuchet MS"/>
+          <w:b/>
+        </w:rPr>
+        <w:t xml:space="preserve">Email </w:t>
+      </w:r>
+      <w:r>
+        <w:rPr>
+          <w:rFonts w:ascii="Trebuchet MS" w:hAnsi="Trebuchet MS"/>
+          <w:b/>
+        </w:rPr>
         <w:tab/>
       </w:r>
       <w:r>
         <w:rPr>
           <w:rFonts w:ascii="Trebuchet MS" w:hAnsi="Trebuchet MS"/>
-          <w:b/>
-        </w:rPr>
-        <w:t>Mr. Gulshan Kumar</w:t>
-      </w:r>
+        </w:rPr>
+        <w:tab/>
+      </w:r>
+      <w:r>
+        <w:rPr>
+          <w:rFonts w:ascii="Trebuchet MS" w:hAnsi="Trebuchet MS"/>
+        </w:rPr>
+        <w:tab/>
+      </w:r>
+      <w:r>
+        <w:rPr>
+          <w:rFonts w:ascii="Trebuchet MS" w:hAnsi="Trebuchet MS"/>
+        </w:rPr>
+        <w:tab/>
+      </w:r>
+      <w:r>
+        <w:rPr>
+          <w:rFonts w:ascii="Trebuchet MS" w:hAnsi="Trebuchet MS"/>
+        </w:rPr>
+        <w:tab/>
+      </w:r>
+      <w:r>
+        <w:rPr>
+          <w:rFonts w:ascii="Trebuchet MS" w:hAnsi="Trebuchet MS"/>
+        </w:rPr>
+        <w:tab/>
+      </w:r>
+      <w:r>
+        <w:rPr>
+          <w:rFonts w:ascii="Trebuchet MS" w:hAnsi="Trebuchet MS"/>
+        </w:rPr>
+        <w:tab/>
+        <w:t xml:space="preserve">      </w:t>
+      </w:r>
+      <w:proofErr w:type="gramStart"/>
+      <w:r>
+        <w:rPr>
+          <w:rFonts w:ascii="Trebuchet MS" w:hAnsi="Trebuchet MS"/>
+        </w:rPr>
+        <w:t xml:space="preserve">  </w:t>
+      </w:r>
+      <w:r>
+        <w:rPr>
+          <w:rFonts w:ascii="Trebuchet MS" w:hAnsi="Trebuchet MS"/>
+        </w:rPr>
+        <w:t>:</w:t>
+      </w:r>
+      <w:proofErr w:type="gramEnd"/>
+      <w:r>
+        <w:rPr>
+          <w:rFonts w:ascii="Trebuchet MS" w:hAnsi="Trebuchet MS"/>
+        </w:rPr>
+        <w:t xml:space="preserve"> </w:t>
+      </w:r>
+      <w:r>
+        <w:rPr>
+          <w:rFonts w:ascii="Trebuchet MS" w:hAnsi="Trebuchet MS"/>
+        </w:rPr>
+        <w:t xml:space="preserve"> </w:t>
+      </w:r>
+      <w:r>
+        <w:rPr>
+          <w:rFonts w:ascii="Trebuchet MS" w:hAnsi="Trebuchet MS"/>
+        </w:rPr>
+        <w:t>mcs</w:t>
+      </w:r>
+      <w:r>
+        <w:rPr>
+          <w:rFonts w:ascii="Trebuchet MS" w:hAnsi="Trebuchet MS"/>
+        </w:rPr>
+        <w:t>sports1997@gmail.com</w:t>
+      </w:r>
+      <w:r>
+        <w:rPr>
+          <w:rFonts w:ascii="Trebuchet MS" w:hAnsi="Trebuchet MS"/>
+        </w:rPr>
+        <w:t xml:space="preserve"> </w:t>
+      </w:r>
+    </w:p>
+    <w:p>
+      <w:pPr>
+        <w:pStyle w:val="Default"/>
+        <w:rPr>
+          <w:rFonts w:ascii="Trebuchet MS" w:hAnsi="Trebuchet MS"/>
+        </w:rPr>
+      </w:pPr>
       <w:r>
         <w:rPr>
           <w:rFonts w:ascii="Trebuchet MS" w:hAnsi="Trebuchet MS"/>
           <w:b/>
           <w:bCs/>
         </w:rPr>
-        <w:t xml:space="preserve"> </w:t>
-      </w:r>
-      <w:r>
-        <w:rPr>
-          <w:rFonts w:ascii="Trebuchet MS" w:hAnsi="Trebuchet MS"/>
-          <w:b/>
-        </w:rPr>
-        <w:t>(</w:t>
-      </w:r>
-      <w:r>
-        <w:rPr>
-          <w:rFonts w:ascii="Trebuchet MS" w:hAnsi="Trebuchet MS"/>
-          <w:b/>
-        </w:rPr>
-        <w:t>7973908724</w:t>
-      </w:r>
-      <w:r>
-        <w:rPr>
-          <w:rFonts w:ascii="Trebuchet MS" w:hAnsi="Trebuchet MS"/>
-          <w:b/>
-        </w:rPr>
-        <w:t>)</w:t>
-      </w:r>
-    </w:p>
-    <w:p>
-      <w:pPr>
-        <w:pStyle w:val="Default"/>
-        <w:rPr>
-          <w:rFonts w:ascii="Trebuchet MS" w:hAnsi="Trebuchet MS"/>
-        </w:rPr>
-      </w:pPr>
+        <w:t xml:space="preserve">School Location   </w:t>
+      </w:r>
       <w:r>
         <w:rPr>
           <w:rFonts w:ascii="Trebuchet MS" w:hAnsi="Trebuchet MS"/>
           <w:b/>
           <w:bCs/>
         </w:rPr>
-        <w:t xml:space="preserve">Cluster Coordinator </w:t>
+        <w:t xml:space="preserve">            </w:t>
       </w:r>
       <w:r>
         <w:rPr>
@@ -331,183 +545,7 @@
         </w:rPr>
         <w:tab/>
       </w:r>
-      <w:r>
-        <w:rPr>
-          <w:rFonts w:ascii="Trebuchet MS" w:hAnsi="Trebuchet MS"/>
-          <w:b/>
-          <w:bCs/>
-        </w:rPr>
-        <w:tab/>
-      </w:r>
-      <w:r>
-        <w:rPr>
-          <w:rFonts w:ascii="Trebuchet MS" w:hAnsi="Trebuchet MS"/>
-          <w:b/>
-          <w:bCs/>
-        </w:rPr>
-        <w:tab/>
-      </w:r>
-      <w:r>
-        <w:rPr>
-          <w:rFonts w:ascii="Trebuchet MS" w:hAnsi="Trebuchet MS"/>
-          <w:b/>
-          <w:bCs/>
-        </w:rPr>
-        <w:tab/>
-        <w:t xml:space="preserve">        </w:t>
-      </w:r>
-      <w:r>
-        <w:rPr>
-          <w:rFonts w:ascii="Trebuchet MS" w:hAnsi="Trebuchet MS"/>
-          <w:b/>
-          <w:bCs/>
-        </w:rPr>
-        <w:t xml:space="preserve">:  </w:t>
-      </w:r>
-      <w:r>
-        <w:rPr>
-          <w:rFonts w:ascii="Trebuchet MS" w:hAnsi="Trebuchet MS"/>
-          <w:b/>
-          <w:bCs/>
-        </w:rPr>
-        <w:tab/>
-      </w:r>
-      <w:r>
-        <w:rPr>
-          <w:rFonts w:ascii="Trebuchet MS" w:hAnsi="Trebuchet MS"/>
-          <w:b/>
-          <w:bCs/>
-        </w:rPr>
-        <w:t>Mr Ravinder (9654100427)</w:t>
-      </w:r>
-    </w:p>
-    <w:p>
-      <w:pPr>
-        <w:pStyle w:val="Default"/>
-        <w:rPr>
-          <w:rFonts w:ascii="Trebuchet MS" w:hAnsi="Trebuchet MS"/>
-        </w:rPr>
-      </w:pPr>
-      <w:r>
-        <w:rPr>
-          <w:rFonts w:ascii="Trebuchet MS" w:hAnsi="Trebuchet MS"/>
-          <w:b/>
-        </w:rPr>
-        <w:t xml:space="preserve">Email </w:t>
-      </w:r>
-      <w:r>
-        <w:rPr>
-          <w:rFonts w:ascii="Trebuchet MS" w:hAnsi="Trebuchet MS"/>
-          <w:b/>
-        </w:rPr>
-        <w:tab/>
-      </w:r>
-      <w:r>
-        <w:rPr>
-          <w:rFonts w:ascii="Trebuchet MS" w:hAnsi="Trebuchet MS"/>
-        </w:rPr>
-        <w:tab/>
-      </w:r>
-      <w:r>
-        <w:rPr>
-          <w:rFonts w:ascii="Trebuchet MS" w:hAnsi="Trebuchet MS"/>
-        </w:rPr>
-        <w:tab/>
-      </w:r>
-      <w:r>
-        <w:rPr>
-          <w:rFonts w:ascii="Trebuchet MS" w:hAnsi="Trebuchet MS"/>
-        </w:rPr>
-        <w:tab/>
-      </w:r>
-      <w:r>
-        <w:rPr>
-          <w:rFonts w:ascii="Trebuchet MS" w:hAnsi="Trebuchet MS"/>
-        </w:rPr>
-        <w:tab/>
-      </w:r>
-      <w:r>
-        <w:rPr>
-          <w:rFonts w:ascii="Trebuchet MS" w:hAnsi="Trebuchet MS"/>
-        </w:rPr>
-        <w:tab/>
-      </w:r>
-      <w:r>
-        <w:rPr>
-          <w:rFonts w:ascii="Trebuchet MS" w:hAnsi="Trebuchet MS"/>
-        </w:rPr>
-        <w:tab/>
-        <w:t xml:space="preserve">        </w:t>
-      </w:r>
-      <w:r>
-        <w:rPr>
-          <w:rFonts w:ascii="Trebuchet MS" w:hAnsi="Trebuchet MS"/>
-        </w:rPr>
-        <w:t xml:space="preserve">: </w:t>
-      </w:r>
-      <w:r>
-        <w:rPr>
-          <w:rFonts w:ascii="Trebuchet MS" w:hAnsi="Trebuchet MS"/>
-        </w:rPr>
-        <w:t xml:space="preserve"> </w:t>
-      </w:r>
-      <w:r>
-        <w:rPr>
-          <w:rFonts w:ascii="Trebuchet MS" w:hAnsi="Trebuchet MS"/>
-        </w:rPr>
-        <w:tab/>
-      </w:r>
-      <w:r>
-        <w:rPr>
-          <w:rFonts w:ascii="Trebuchet MS" w:hAnsi="Trebuchet MS"/>
-        </w:rPr>
-        <w:t>mcs</w:t>
-      </w:r>
-      <w:r>
-        <w:rPr>
-          <w:rFonts w:ascii="Trebuchet MS" w:hAnsi="Trebuchet MS"/>
-        </w:rPr>
-        <w:t>sports1997@gmail.com</w:t>
-      </w:r>
-      <w:r>
-        <w:rPr>
-          <w:rFonts w:ascii="Trebuchet MS" w:hAnsi="Trebuchet MS"/>
-        </w:rPr>
-        <w:t xml:space="preserve"> </w:t>
-      </w:r>
-    </w:p>
-    <w:p>
-      <w:pPr>
-        <w:pStyle w:val="Default"/>
-        <w:ind w:left="2880" w:hanging="2880"/>
-        <w:rPr>
-          <w:rFonts w:ascii="Trebuchet MS" w:hAnsi="Trebuchet MS"/>
-        </w:rPr>
-      </w:pPr>
-      <w:r>
-        <w:rPr>
-          <w:rFonts w:ascii="Trebuchet MS" w:hAnsi="Trebuchet MS"/>
-          <w:b/>
-          <w:bCs/>
-        </w:rPr>
-        <w:t xml:space="preserve">School Location   </w:t>
-      </w:r>
-      <w:r>
-        <w:rPr>
-          <w:rFonts w:ascii="Trebuchet MS" w:hAnsi="Trebuchet MS"/>
-          <w:b/>
-          <w:bCs/>
-        </w:rPr>
-        <w:t xml:space="preserve">            </w:t>
-      </w:r>
-      <w:r>
-        <w:rPr>
-          <w:rFonts w:ascii="Trebuchet MS" w:hAnsi="Trebuchet MS"/>
-          <w:b/>
-          <w:bCs/>
-        </w:rPr>
-        <w:tab/>
-      </w:r>
+      <w:proofErr w:type="gramStart"/>
       <w:r>
         <w:rPr>
           <w:rFonts w:ascii="Trebuchet MS" w:hAnsi="Trebuchet MS"/>
@@ -525,6 +563,7 @@
         </w:rPr>
         <w:tab/>
       </w:r>
+      <w:proofErr w:type="gramEnd"/>
       <w:r>
         <w:rPr>
           <w:rFonts w:ascii="Trebuchet MS" w:hAnsi="Trebuchet MS"/>
@@ -539,16 +578,26 @@
           <w:b/>
           <w:bCs/>
         </w:rPr>
-        <w:t xml:space="preserve">        </w:t>
-      </w:r>
+        <w:t xml:space="preserve">      </w:t>
+      </w:r>
+      <w:proofErr w:type="gramStart"/>
       <w:r>
         <w:rPr>
           <w:rFonts w:ascii="Trebuchet MS" w:hAnsi="Trebuchet MS"/>
           <w:b/>
           <w:bCs/>
         </w:rPr>
+        <w:t xml:space="preserve">  </w:t>
+      </w:r>
+      <w:r>
+        <w:rPr>
+          <w:rFonts w:ascii="Trebuchet MS" w:hAnsi="Trebuchet MS"/>
+          <w:b/>
+          <w:bCs/>
+        </w:rPr>
         <w:t>:</w:t>
       </w:r>
+      <w:proofErr w:type="gramEnd"/>
       <w:r>
         <w:rPr>
           <w:rFonts w:ascii="Trebuchet MS" w:hAnsi="Trebuchet MS"/>
@@ -560,64 +609,170 @@
       <w:r>
         <w:rPr>
           <w:rFonts w:ascii="Trebuchet MS" w:hAnsi="Trebuchet MS"/>
-          <w:b/>
-          <w:bCs/>
+        </w:rPr>
+        <w:t xml:space="preserve">The </w:t>
+      </w:r>
+      <w:proofErr w:type="gramStart"/>
+      <w:r>
+        <w:rPr>
+          <w:rFonts w:ascii="Trebuchet MS" w:hAnsi="Trebuchet MS"/>
+        </w:rPr>
+        <w:t>School</w:t>
+      </w:r>
+      <w:proofErr w:type="gramEnd"/>
+      <w:r>
+        <w:rPr>
+          <w:rFonts w:ascii="Trebuchet MS" w:hAnsi="Trebuchet MS"/>
+        </w:rPr>
+        <w:t xml:space="preserve"> is located i</w:t>
+      </w:r>
+      <w:r>
+        <w:rPr>
+          <w:rFonts w:ascii="Trebuchet MS" w:hAnsi="Trebuchet MS"/>
+        </w:rPr>
+        <w:t xml:space="preserve">n </w:t>
+      </w:r>
+      <w:proofErr w:type="spellStart"/>
+      <w:r>
+        <w:rPr>
+          <w:rFonts w:ascii="Trebuchet MS" w:hAnsi="Trebuchet MS"/>
+        </w:rPr>
+        <w:t>Defence</w:t>
+      </w:r>
+      <w:proofErr w:type="spellEnd"/>
+      <w:r>
+        <w:rPr>
+          <w:rFonts w:ascii="Trebuchet MS" w:hAnsi="Trebuchet MS"/>
+        </w:rPr>
+        <w:t xml:space="preserve"> Road </w:t>
+      </w:r>
+    </w:p>
+    <w:p>
+      <w:pPr>
+        <w:pStyle w:val="Default"/>
+        <w:rPr>
+          <w:rFonts w:ascii="Trebuchet MS" w:hAnsi="Trebuchet MS"/>
+        </w:rPr>
+      </w:pPr>
+      <w:r>
+        <w:rPr>
+          <w:rFonts w:ascii="Trebuchet MS" w:hAnsi="Trebuchet MS"/>
+          <w:color w:val="FFFFFF"/>
+        </w:rPr>
+        <w:t>.</w:t>
+      </w:r>
+      <w:r>
+        <w:rPr>
+          <w:rFonts w:ascii="Trebuchet MS" w:hAnsi="Trebuchet MS"/>
+          <w:color w:val="FFFFFF"/>
+        </w:rPr>
+        <w:t xml:space="preserve">                                                           </w:t>
+      </w:r>
+      <w:r>
+        <w:rPr>
+          <w:rFonts w:ascii="Trebuchet MS" w:hAnsi="Trebuchet MS"/>
+          <w:color w:val="FFFFFF"/>
         </w:rPr>
         <w:tab/>
       </w:r>
       <w:r>
         <w:rPr>
           <w:rFonts w:ascii="Trebuchet MS" w:hAnsi="Trebuchet MS"/>
-        </w:rPr>
-        <w:t>The School is located i</w:t>
-      </w:r>
-      <w:r>
-        <w:rPr>
-          <w:rFonts w:ascii="Trebuchet MS" w:hAnsi="Trebuchet MS"/>
-        </w:rPr>
-        <w:t xml:space="preserve">n Defence </w:t>
+          <w:color w:val="FFFFFF"/>
+        </w:rPr>
+        <w:tab/>
+      </w:r>
+      <w:r>
+        <w:rPr>
+          <w:rFonts w:ascii="Trebuchet MS" w:hAnsi="Trebuchet MS"/>
+          <w:color w:val="FFFFFF"/>
+        </w:rPr>
+        <w:t xml:space="preserve">  </w:t>
+      </w:r>
+      <w:r>
+        <w:rPr>
+          <w:rFonts w:ascii="Trebuchet MS" w:hAnsi="Trebuchet MS"/>
+        </w:rPr>
+        <w:t>(Mamun-</w:t>
+      </w:r>
+      <w:proofErr w:type="spellStart"/>
+      <w:r>
+        <w:rPr>
+          <w:rFonts w:ascii="Trebuchet MS" w:hAnsi="Trebuchet MS"/>
+        </w:rPr>
+        <w:t>Madhopur</w:t>
+      </w:r>
+      <w:proofErr w:type="spellEnd"/>
+      <w:r>
+        <w:rPr>
+          <w:rFonts w:ascii="Trebuchet MS" w:hAnsi="Trebuchet MS"/>
+        </w:rPr>
+        <w:t xml:space="preserve"> Road) </w:t>
       </w:r>
     </w:p>
     <w:p>
       <w:pPr>
         <w:pStyle w:val="Default"/>
-        <w:ind w:left="5760" w:firstLine="720"/>
-        <w:rPr>
-          <w:rFonts w:ascii="Trebuchet MS" w:hAnsi="Trebuchet MS"/>
-        </w:rPr>
-      </w:pPr>
-      <w:r>
-        <w:rPr>
-          <w:rFonts w:ascii="Trebuchet MS" w:hAnsi="Trebuchet MS"/>
-        </w:rPr>
-        <w:t>Road (Mamun</w:t>
-      </w:r>
-      <w:r>
-        <w:rPr>
-          <w:rFonts w:ascii="Trebuchet MS" w:hAnsi="Trebuchet MS"/>
+        <w:rPr>
+          <w:rFonts w:ascii="Trebuchet MS" w:hAnsi="Trebuchet MS"/>
+        </w:rPr>
+      </w:pPr>
+      <w:r>
+        <w:rPr>
+          <w:rFonts w:ascii="Trebuchet MS" w:hAnsi="Trebuchet MS"/>
+        </w:rPr>
+        <w:t xml:space="preserve">                            </w:t>
+      </w:r>
+    </w:p>
+    <w:p>
+      <w:pPr>
+        <w:pStyle w:val="Default"/>
+        <w:rPr>
+          <w:rFonts w:ascii="Trebuchet MS" w:hAnsi="Trebuchet MS"/>
+          <w:b/>
+          <w:u w:val="single"/>
+        </w:rPr>
+      </w:pPr>
+      <w:r>
+        <w:rPr>
+          <w:rFonts w:ascii="Trebuchet MS" w:hAnsi="Trebuchet MS"/>
+          <w:b/>
+          <w:highlight w:val="cyan"/>
+          <w:u w:val="single"/>
+        </w:rPr>
+        <w:t xml:space="preserve">Distance of venue from </w:t>
+      </w:r>
+      <w:proofErr w:type="spellStart"/>
+      <w:r>
+        <w:rPr>
+          <w:rFonts w:ascii="Trebuchet MS" w:hAnsi="Trebuchet MS"/>
+          <w:b/>
+          <w:highlight w:val="cyan"/>
+          <w:u w:val="single"/>
+        </w:rPr>
+        <w:t>differennt</w:t>
+      </w:r>
+      <w:proofErr w:type="spellEnd"/>
+      <w:r>
+        <w:rPr>
+          <w:rFonts w:ascii="Trebuchet MS" w:hAnsi="Trebuchet MS"/>
+          <w:b/>
+          <w:highlight w:val="cyan"/>
+          <w:u w:val="single"/>
         </w:rPr>
         <w:t xml:space="preserve"> </w:t>
       </w:r>
-      <w:r>
-        <w:rPr>
-          <w:rFonts w:ascii="Trebuchet MS" w:hAnsi="Trebuchet MS"/>
-        </w:rPr>
-        <w:t>-</w:t>
-      </w:r>
-      <w:r>
-        <w:rPr>
-          <w:rFonts w:ascii="Trebuchet MS" w:hAnsi="Trebuchet MS"/>
-        </w:rPr>
-        <w:t xml:space="preserve"> </w:t>
-      </w:r>
-      <w:bookmarkStart w:id="0" w:name="_GoBack"/>
-      <w:bookmarkEnd w:id="0"/>
-      <w:r>
-        <w:rPr>
-          <w:rFonts w:ascii="Trebuchet MS" w:hAnsi="Trebuchet MS"/>
-        </w:rPr>
-        <w:t>Madhopur Road)</w:t>
-      </w:r>
+      <w:proofErr w:type="gramStart"/>
+      <w:r>
+        <w:rPr>
+          <w:rFonts w:ascii="Trebuchet MS" w:hAnsi="Trebuchet MS"/>
+          <w:b/>
+          <w:highlight w:val="cyan"/>
+          <w:u w:val="single"/>
+        </w:rPr>
+        <w:t>locations:-</w:t>
+      </w:r>
+      <w:proofErr w:type="gramEnd"/>
     </w:p>
     <w:p>
       <w:pPr>
@@ -630,7 +785,51 @@
         <w:rPr>
           <w:rFonts w:ascii="Trebuchet MS" w:hAnsi="Trebuchet MS"/>
         </w:rPr>
-        <w:t xml:space="preserve">                            </w:t>
+        <w:t xml:space="preserve">Distance from Bus </w:t>
+      </w:r>
+      <w:proofErr w:type="gramStart"/>
+      <w:r>
+        <w:rPr>
+          <w:rFonts w:ascii="Trebuchet MS" w:hAnsi="Trebuchet MS"/>
+        </w:rPr>
+        <w:t xml:space="preserve">Stand  </w:t>
+      </w:r>
+      <w:r>
+        <w:rPr>
+          <w:rFonts w:ascii="Trebuchet MS" w:hAnsi="Trebuchet MS"/>
+        </w:rPr>
+        <w:tab/>
+      </w:r>
+      <w:proofErr w:type="gramEnd"/>
+      <w:r>
+        <w:rPr>
+          <w:rFonts w:ascii="Trebuchet MS" w:hAnsi="Trebuchet MS"/>
+        </w:rPr>
+        <w:tab/>
+      </w:r>
+      <w:r>
+        <w:rPr>
+          <w:rFonts w:ascii="Trebuchet MS" w:hAnsi="Trebuchet MS"/>
+        </w:rPr>
+        <w:tab/>
+      </w:r>
+      <w:r>
+        <w:rPr>
+          <w:rFonts w:ascii="Trebuchet MS" w:hAnsi="Trebuchet MS"/>
+        </w:rPr>
+        <w:tab/>
+      </w:r>
+      <w:r>
+        <w:rPr>
+          <w:rFonts w:ascii="Trebuchet MS" w:hAnsi="Trebuchet MS"/>
+        </w:rPr>
+        <w:t xml:space="preserve">           </w:t>
+      </w:r>
+      <w:r>
+        <w:rPr>
+          <w:rFonts w:ascii="Trebuchet MS" w:hAnsi="Trebuchet MS"/>
+        </w:rPr>
+        <w:t xml:space="preserve">8 Km </w:t>
       </w:r>
     </w:p>
     <w:p>
@@ -638,18 +837,31 @@
         <w:pStyle w:val="Default"/>
         <w:rPr>
           <w:rFonts w:ascii="Trebuchet MS" w:hAnsi="Trebuchet MS"/>
-          <w:b/>
-          <w:u w:val="single"/>
-        </w:rPr>
-      </w:pPr>
-      <w:r>
-        <w:rPr>
-          <w:rFonts w:ascii="Trebuchet MS" w:hAnsi="Trebuchet MS"/>
-          <w:b/>
-          <w:highlight w:val="cyan"/>
-          <w:u w:val="single"/>
-        </w:rPr>
-        <w:t>Distance of venue from differennt locations:-</w:t>
+        </w:rPr>
+      </w:pPr>
+      <w:r>
+        <w:rPr>
+          <w:rFonts w:ascii="Trebuchet MS" w:hAnsi="Trebuchet MS"/>
+        </w:rPr>
+        <w:t xml:space="preserve">Distance from Pathankot Railway Station </w:t>
+      </w:r>
+      <w:r>
+        <w:rPr>
+          <w:rFonts w:ascii="Trebuchet MS" w:hAnsi="Trebuchet MS"/>
+        </w:rPr>
+        <w:tab/>
+      </w:r>
+      <w:r>
+        <w:rPr>
+          <w:rFonts w:ascii="Trebuchet MS" w:hAnsi="Trebuchet MS"/>
+        </w:rPr>
+        <w:t xml:space="preserve">           </w:t>
+      </w:r>
+      <w:r>
+        <w:rPr>
+          <w:rFonts w:ascii="Trebuchet MS" w:hAnsi="Trebuchet MS"/>
+        </w:rPr>
+        <w:t xml:space="preserve">8 Km </w:t>
       </w:r>
     </w:p>
     <w:p>
@@ -663,13 +875,7 @@
         <w:rPr>
           <w:rFonts w:ascii="Trebuchet MS" w:hAnsi="Trebuchet MS"/>
         </w:rPr>
-        <w:t xml:space="preserve">Distance from Bus </w:t>
-      </w:r>
-      <w:r>
-        <w:rPr>
-          <w:rFonts w:ascii="Trebuchet MS" w:hAnsi="Trebuchet MS"/>
-        </w:rPr>
-        <w:t xml:space="preserve">Stand </w:t>
+        <w:t xml:space="preserve">Distance from Pathankot Cantt. Station </w:t>
       </w:r>
       <w:r>
         <w:rPr>
@@ -681,31 +887,45 @@
         <w:rPr>
           <w:rFonts w:ascii="Trebuchet MS" w:hAnsi="Trebuchet MS"/>
         </w:rPr>
+        <w:t xml:space="preserve">                   </w:t>
+      </w:r>
+      <w:r>
+        <w:rPr>
+          <w:rFonts w:ascii="Trebuchet MS" w:hAnsi="Trebuchet MS"/>
+        </w:rPr>
+        <w:t xml:space="preserve">10 Km </w:t>
+      </w:r>
+    </w:p>
+    <w:p>
+      <w:pPr>
+        <w:pStyle w:val="Default"/>
+        <w:rPr>
+          <w:rFonts w:ascii="Trebuchet MS" w:hAnsi="Trebuchet MS"/>
+        </w:rPr>
+      </w:pPr>
+      <w:r>
+        <w:rPr>
+          <w:rFonts w:ascii="Trebuchet MS" w:hAnsi="Trebuchet MS"/>
+        </w:rPr>
+        <w:t xml:space="preserve">Distance from Amritsar-Jammu Highway </w:t>
+      </w:r>
+      <w:r>
+        <w:rPr>
+          <w:rFonts w:ascii="Trebuchet MS" w:hAnsi="Trebuchet MS"/>
+        </w:rPr>
         <w:tab/>
       </w:r>
       <w:r>
         <w:rPr>
           <w:rFonts w:ascii="Trebuchet MS" w:hAnsi="Trebuchet MS"/>
         </w:rPr>
-        <w:tab/>
-      </w:r>
-      <w:r>
-        <w:rPr>
-          <w:rFonts w:ascii="Trebuchet MS" w:hAnsi="Trebuchet MS"/>
-        </w:rPr>
-        <w:tab/>
-      </w:r>
-      <w:r>
-        <w:rPr>
-          <w:rFonts w:ascii="Trebuchet MS" w:hAnsi="Trebuchet MS"/>
-        </w:rPr>
         <w:t xml:space="preserve">           </w:t>
       </w:r>
       <w:r>
         <w:rPr>
           <w:rFonts w:ascii="Trebuchet MS" w:hAnsi="Trebuchet MS"/>
         </w:rPr>
-        <w:t xml:space="preserve">8 Km </w:t>
+        <w:t xml:space="preserve">9 Km </w:t>
       </w:r>
     </w:p>
     <w:p>
@@ -719,103 +939,35 @@
         <w:rPr>
           <w:rFonts w:ascii="Trebuchet MS" w:hAnsi="Trebuchet MS"/>
         </w:rPr>
-        <w:t xml:space="preserve">Distance from Pathankot Railway Station </w:t>
-      </w:r>
-      <w:r>
-        <w:rPr>
-          <w:rFonts w:ascii="Trebuchet MS" w:hAnsi="Trebuchet MS"/>
-        </w:rPr>
-        <w:tab/>
-      </w:r>
-      <w:r>
-        <w:rPr>
-          <w:rFonts w:ascii="Trebuchet MS" w:hAnsi="Trebuchet MS"/>
-        </w:rPr>
-        <w:t xml:space="preserve">           </w:t>
-      </w:r>
-      <w:r>
-        <w:rPr>
-          <w:rFonts w:ascii="Trebuchet MS" w:hAnsi="Trebuchet MS"/>
-        </w:rPr>
-        <w:t xml:space="preserve">8 Km </w:t>
-      </w:r>
-    </w:p>
-    <w:p>
-      <w:pPr>
-        <w:pStyle w:val="Default"/>
-        <w:rPr>
-          <w:rFonts w:ascii="Trebuchet MS" w:hAnsi="Trebuchet MS"/>
-        </w:rPr>
-      </w:pPr>
-      <w:r>
-        <w:rPr>
-          <w:rFonts w:ascii="Trebuchet MS" w:hAnsi="Trebuchet MS"/>
-        </w:rPr>
-        <w:t xml:space="preserve">Distance from Pathankot Cantt. Station </w:t>
-      </w:r>
-      <w:r>
-        <w:rPr>
-          <w:rFonts w:ascii="Trebuchet MS" w:hAnsi="Trebuchet MS"/>
-        </w:rPr>
-        <w:tab/>
-      </w:r>
-      <w:r>
-        <w:rPr>
-          <w:rFonts w:ascii="Trebuchet MS" w:hAnsi="Trebuchet MS"/>
-        </w:rPr>
-        <w:t xml:space="preserve">                   </w:t>
-      </w:r>
-      <w:r>
-        <w:rPr>
-          <w:rFonts w:ascii="Trebuchet MS" w:hAnsi="Trebuchet MS"/>
-        </w:rPr>
-        <w:t xml:space="preserve">10 Km </w:t>
-      </w:r>
-    </w:p>
-    <w:p>
-      <w:pPr>
-        <w:pStyle w:val="Default"/>
-        <w:rPr>
-          <w:rFonts w:ascii="Trebuchet MS" w:hAnsi="Trebuchet MS"/>
-        </w:rPr>
-      </w:pPr>
-      <w:r>
-        <w:rPr>
-          <w:rFonts w:ascii="Trebuchet MS" w:hAnsi="Trebuchet MS"/>
-        </w:rPr>
-        <w:t xml:space="preserve">Distance from Amritsar-Jammu Highway </w:t>
-      </w:r>
-      <w:r>
-        <w:rPr>
-          <w:rFonts w:ascii="Trebuchet MS" w:hAnsi="Trebuchet MS"/>
-        </w:rPr>
-        <w:tab/>
-      </w:r>
-      <w:r>
-        <w:rPr>
-          <w:rFonts w:ascii="Trebuchet MS" w:hAnsi="Trebuchet MS"/>
-        </w:rPr>
-        <w:t xml:space="preserve">           </w:t>
-      </w:r>
-      <w:r>
-        <w:rPr>
-          <w:rFonts w:ascii="Trebuchet MS" w:hAnsi="Trebuchet MS"/>
-        </w:rPr>
-        <w:t xml:space="preserve">9 Km </w:t>
-      </w:r>
-    </w:p>
-    <w:p>
-      <w:pPr>
-        <w:pStyle w:val="Default"/>
-        <w:rPr>
-          <w:rFonts w:ascii="Trebuchet MS" w:hAnsi="Trebuchet MS"/>
-        </w:rPr>
-      </w:pPr>
-      <w:r>
-        <w:rPr>
-          <w:rFonts w:ascii="Trebuchet MS" w:hAnsi="Trebuchet MS"/>
-        </w:rPr>
-        <w:t xml:space="preserve">Distance from Chakki Bridge (Jalandhar highway)      12 Km </w:t>
+        <w:t xml:space="preserve">Distance from </w:t>
+      </w:r>
+      <w:proofErr w:type="spellStart"/>
+      <w:r>
+        <w:rPr>
+          <w:rFonts w:ascii="Trebuchet MS" w:hAnsi="Trebuchet MS"/>
+        </w:rPr>
+        <w:t>Chakki</w:t>
+      </w:r>
+      <w:proofErr w:type="spellEnd"/>
+      <w:r>
+        <w:rPr>
+          <w:rFonts w:ascii="Trebuchet MS" w:hAnsi="Trebuchet MS"/>
+        </w:rPr>
+        <w:t xml:space="preserve"> Bridge (Jalandhar </w:t>
+      </w:r>
+      <w:proofErr w:type="gramStart"/>
+      <w:r>
+        <w:rPr>
+          <w:rFonts w:ascii="Trebuchet MS" w:hAnsi="Trebuchet MS"/>
+        </w:rPr>
+        <w:t xml:space="preserve">highway)   </w:t>
+      </w:r>
+      <w:proofErr w:type="gramEnd"/>
+      <w:r>
+        <w:rPr>
+          <w:rFonts w:ascii="Trebuchet MS" w:hAnsi="Trebuchet MS"/>
+        </w:rPr>
+        <w:t xml:space="preserve">   12 Km </w:t>
       </w:r>
     </w:p>
     <w:p>
@@ -876,6 +1028,7 @@
           <w:bCs/>
         </w:rPr>
       </w:pPr>
+      <w:proofErr w:type="gramStart"/>
       <w:r>
         <w:rPr>
           <w:rFonts w:ascii="Trebuchet MS" w:hAnsi="Trebuchet MS"/>
@@ -893,8 +1046,9 @@
           <w:bCs/>
           <w:highlight w:val="cyan"/>
         </w:rPr>
-        <w:t>:</w:t>
-      </w:r>
+        <w:t xml:space="preserve"> :</w:t>
+      </w:r>
+      <w:proofErr w:type="gramEnd"/>
       <w:r>
         <w:rPr>
           <w:rFonts w:ascii="Trebuchet MS" w:hAnsi="Trebuchet MS"/>
@@ -918,30 +1072,18 @@
         </w:rPr>
         <w:t xml:space="preserve">The school will provide transport to receive the outstation teams </w:t>
       </w:r>
-      <w:r>
-        <w:rPr>
-          <w:rFonts w:ascii="Trebuchet MS" w:hAnsi="Trebuchet MS"/>
-          <w:b/>
-          <w:u w:val="single"/>
-        </w:rPr>
-        <w:t>provided,</w:t>
-      </w:r>
-      <w:r>
-        <w:rPr>
-          <w:rFonts w:ascii="Trebuchet MS" w:hAnsi="Trebuchet MS"/>
-          <w:b/>
-          <w:u w:val="single"/>
-        </w:rPr>
-        <w:t xml:space="preserve"> </w:t>
-      </w:r>
-      <w:r>
-        <w:rPr>
-          <w:rFonts w:ascii="Trebuchet MS" w:hAnsi="Trebuchet MS"/>
-          <w:b/>
-          <w:u w:val="single"/>
-        </w:rPr>
-        <w:t>advance</w:t>
-      </w:r>
+      <w:proofErr w:type="spellStart"/>
+      <w:proofErr w:type="gramStart"/>
+      <w:r>
+        <w:rPr>
+          <w:rFonts w:ascii="Trebuchet MS" w:hAnsi="Trebuchet MS"/>
+          <w:b/>
+          <w:u w:val="single"/>
+        </w:rPr>
+        <w:t>provided,advance</w:t>
+      </w:r>
+      <w:proofErr w:type="spellEnd"/>
+      <w:proofErr w:type="gramEnd"/>
       <w:r>
         <w:rPr>
           <w:rFonts w:ascii="Trebuchet MS" w:hAnsi="Trebuchet MS"/>
@@ -1181,12 +1323,14 @@
         </w:rPr>
         <w:t xml:space="preserve">All expenses on items like travel, food, kit </w:t>
       </w:r>
-      <w:r>
-        <w:rPr>
-          <w:rFonts w:ascii="Trebuchet MS" w:hAnsi="Trebuchet MS"/>
-        </w:rPr>
-        <w:t>etc.</w:t>
-      </w:r>
+      <w:proofErr w:type="spellStart"/>
+      <w:r>
+        <w:rPr>
+          <w:rFonts w:ascii="Trebuchet MS" w:hAnsi="Trebuchet MS"/>
+        </w:rPr>
+        <w:t>etc</w:t>
+      </w:r>
+      <w:proofErr w:type="spellEnd"/>
       <w:r>
         <w:rPr>
           <w:rFonts w:ascii="Trebuchet MS" w:hAnsi="Trebuchet MS"/>
@@ -1225,7 +1369,35 @@
           <w:rFonts w:ascii="Trebuchet MS" w:hAnsi="Trebuchet MS"/>
           <w:b/>
         </w:rPr>
-        <w:t>June 10, 2026</w:t>
+        <w:t>Ju</w:t>
+      </w:r>
+      <w:r>
+        <w:rPr>
+          <w:rFonts w:ascii="Trebuchet MS" w:hAnsi="Trebuchet MS"/>
+          <w:b/>
+        </w:rPr>
+        <w:t>ly</w:t>
+      </w:r>
+      <w:r>
+        <w:rPr>
+          <w:rFonts w:ascii="Trebuchet MS" w:hAnsi="Trebuchet MS"/>
+          <w:b/>
+        </w:rPr>
+        <w:t xml:space="preserve"> 1</w:t>
+      </w:r>
+      <w:r>
+        <w:rPr>
+          <w:rFonts w:ascii="Trebuchet MS" w:hAnsi="Trebuchet MS"/>
+          <w:b/>
+        </w:rPr>
+        <w:t>5</w:t>
+      </w:r>
+      <w:r>
+        <w:rPr>
+          <w:rFonts w:ascii="Trebuchet MS" w:hAnsi="Trebuchet MS"/>
+          <w:b/>
+        </w:rPr>
+        <w:t>, 2026</w:t>
       </w:r>
       <w:r>
         <w:rPr>
@@ -1337,24 +1509,28 @@
         </w:rPr>
         <w:t xml:space="preserve">It is compulsory to pay Rs. 100/- per player to get ID </w:t>
       </w:r>
-      <w:r>
-        <w:rPr>
-          <w:rFonts w:ascii="Trebuchet MS" w:hAnsi="Trebuchet MS"/>
-        </w:rPr>
-        <w:t>Card.</w:t>
-      </w:r>
+      <w:proofErr w:type="gramStart"/>
+      <w:r>
+        <w:rPr>
+          <w:rFonts w:ascii="Trebuchet MS" w:hAnsi="Trebuchet MS"/>
+        </w:rPr>
+        <w:t>Card .</w:t>
+      </w:r>
+      <w:proofErr w:type="gramEnd"/>
       <w:r>
         <w:rPr>
           <w:rFonts w:ascii="Trebuchet MS" w:hAnsi="Trebuchet MS"/>
         </w:rPr>
         <w:t xml:space="preserve"> Without ID Card, participants </w:t>
       </w:r>
-      <w:r>
-        <w:rPr>
-          <w:rFonts w:ascii="Trebuchet MS" w:hAnsi="Trebuchet MS"/>
-        </w:rPr>
-        <w:t>are</w:t>
-      </w:r>
+      <w:proofErr w:type="gramStart"/>
+      <w:r>
+        <w:rPr>
+          <w:rFonts w:ascii="Trebuchet MS" w:hAnsi="Trebuchet MS"/>
+        </w:rPr>
+        <w:t>is</w:t>
+      </w:r>
+      <w:proofErr w:type="gramEnd"/>
       <w:r>
         <w:rPr>
           <w:rFonts w:ascii="Trebuchet MS" w:hAnsi="Trebuchet MS"/>
@@ -1377,7 +1553,21 @@
         <w:rPr>
           <w:rFonts w:ascii="Trebuchet MS" w:hAnsi="Trebuchet MS"/>
         </w:rPr>
-        <w:t xml:space="preserve">It is compulsory for outstation teams staying in hostel to have their meals in the school. For local teams provision of meals will be made on their prior intimation. </w:t>
+        <w:t xml:space="preserve">It is compulsory for outstation teams staying in hostel to have their meals in the school. For local </w:t>
+      </w:r>
+      <w:proofErr w:type="gramStart"/>
+      <w:r>
+        <w:rPr>
+          <w:rFonts w:ascii="Trebuchet MS" w:hAnsi="Trebuchet MS"/>
+        </w:rPr>
+        <w:t>teams</w:t>
+      </w:r>
+      <w:proofErr w:type="gramEnd"/>
+      <w:r>
+        <w:rPr>
+          <w:rFonts w:ascii="Trebuchet MS" w:hAnsi="Trebuchet MS"/>
+        </w:rPr>
+        <w:t xml:space="preserve"> provision of meals will be made on their prior intimation. </w:t>
       </w:r>
     </w:p>
     <w:p>
@@ -1528,7 +1718,21 @@
         <w:rPr>
           <w:rFonts w:ascii="Trebuchet MS" w:hAnsi="Trebuchet MS"/>
         </w:rPr>
-        <w:t>In case the player/team is being accompanied only by the parent, it should be informed by the Principal of participating school in writing.</w:t>
+        <w:t xml:space="preserve">In case the player/team is being accompanied only by the parent, it should be informed by the </w:t>
+      </w:r>
+      <w:proofErr w:type="gramStart"/>
+      <w:r>
+        <w:rPr>
+          <w:rFonts w:ascii="Trebuchet MS" w:hAnsi="Trebuchet MS"/>
+        </w:rPr>
+        <w:t>Principal</w:t>
+      </w:r>
+      <w:proofErr w:type="gramEnd"/>
+      <w:r>
+        <w:rPr>
+          <w:rFonts w:ascii="Trebuchet MS" w:hAnsi="Trebuchet MS"/>
+        </w:rPr>
+        <w:t xml:space="preserve"> of participating school in writing.</w:t>
       </w:r>
     </w:p>
     <w:p>
@@ -1662,7 +1866,23 @@
           <w:rFonts w:ascii="Trebuchet MS" w:hAnsi="Trebuchet MS"/>
           <w:szCs w:val="28"/>
         </w:rPr>
-        <w:t>No team shall be accompanied by any parent. However if a parent is accompanying the team, such information may be provided by the school on the school letterhead.</w:t>
+        <w:t xml:space="preserve">No team shall be accompanied by any parent. </w:t>
+      </w:r>
+      <w:proofErr w:type="gramStart"/>
+      <w:r>
+        <w:rPr>
+          <w:rFonts w:ascii="Trebuchet MS" w:hAnsi="Trebuchet MS"/>
+          <w:szCs w:val="28"/>
+        </w:rPr>
+        <w:t>However</w:t>
+      </w:r>
+      <w:proofErr w:type="gramEnd"/>
+      <w:r>
+        <w:rPr>
+          <w:rFonts w:ascii="Trebuchet MS" w:hAnsi="Trebuchet MS"/>
+          <w:szCs w:val="28"/>
+        </w:rPr>
+        <w:t xml:space="preserve"> if a parent is accompanying the team, such information may be provided by the school on the school letterhead.</w:t>
       </w:r>
     </w:p>
     <w:p>
@@ -1947,7 +2167,21 @@
         <w:rPr>
           <w:color w:val="26282A"/>
         </w:rPr>
-        <w:t xml:space="preserve">have completed only first step i.e. Register a Student, </w:t>
+        <w:t xml:space="preserve">have completed only first step i.e. Register a </w:t>
+      </w:r>
+      <w:proofErr w:type="gramStart"/>
+      <w:r>
+        <w:rPr>
+          <w:color w:val="26282A"/>
+        </w:rPr>
+        <w:t>Student</w:t>
+      </w:r>
+      <w:proofErr w:type="gramEnd"/>
+      <w:r>
+        <w:rPr>
+          <w:color w:val="26282A"/>
+        </w:rPr>
+        <w:t xml:space="preserve">, </w:t>
       </w:r>
       <w:r>
         <w:rPr>
@@ -2137,13 +2371,27 @@
         <w:rPr>
           <w:rFonts w:ascii="Trebuchet MS" w:hAnsi="Trebuchet MS"/>
         </w:rPr>
-        <w:t xml:space="preserve">, wishes to withdraw from a tournament/meet, it shall give a written request of its intention to do so to the Organizing Secretary </w:t>
-      </w:r>
-      <w:r>
-        <w:rPr>
-          <w:rFonts w:ascii="Trebuchet MS" w:hAnsi="Trebuchet MS"/>
-        </w:rPr>
-        <w:t>:-</w:t>
+        <w:t xml:space="preserve">, wishes to withdraw from a tournament/meet, it shall give a written request of its intention to do so to the Organizing </w:t>
+      </w:r>
+      <w:proofErr w:type="gramStart"/>
+      <w:r>
+        <w:rPr>
+          <w:rFonts w:ascii="Trebuchet MS" w:hAnsi="Trebuchet MS"/>
+        </w:rPr>
+        <w:t xml:space="preserve">Secretary </w:t>
+      </w:r>
+      <w:r>
+        <w:rPr>
+          <w:rFonts w:ascii="Trebuchet MS" w:hAnsi="Trebuchet MS"/>
+        </w:rPr>
+        <w:t>:</w:t>
+      </w:r>
+      <w:proofErr w:type="gramEnd"/>
+      <w:r>
+        <w:rPr>
+          <w:rFonts w:ascii="Trebuchet MS" w:hAnsi="Trebuchet MS"/>
+        </w:rPr>
+        <w:t>-</w:t>
       </w:r>
     </w:p>
     <w:p>
@@ -2178,7 +2426,13 @@
         <w:rPr>
           <w:b/>
         </w:rPr>
-        <w:t xml:space="preserve"> 9478725530</w:t>
+        <w:t xml:space="preserve"> </w:t>
+      </w:r>
+      <w:r>
+        <w:rPr>
+          <w:b/>
+        </w:rPr>
+        <w:t>7973908724</w:t>
       </w:r>
     </w:p>
     <w:p>
@@ -2363,7 +2617,31 @@
           <w:rFonts w:ascii="Trebuchet MS" w:hAnsi="Trebuchet MS"/>
           <w:szCs w:val="28"/>
         </w:rPr>
-        <w:t xml:space="preserve">Only bonafide students shall be eligible to participate </w:t>
+        <w:t xml:space="preserve">Only </w:t>
+      </w:r>
+      <w:proofErr w:type="spellStart"/>
+      <w:r>
+        <w:rPr>
+          <w:rFonts w:ascii="Trebuchet MS" w:hAnsi="Trebuchet MS"/>
+          <w:szCs w:val="28"/>
+        </w:rPr>
+        <w:t>bonafide</w:t>
+      </w:r>
+      <w:proofErr w:type="spellEnd"/>
+      <w:r>
+        <w:rPr>
+          <w:rFonts w:ascii="Trebuchet MS" w:hAnsi="Trebuchet MS"/>
+          <w:szCs w:val="28"/>
+        </w:rPr>
+        <w:t xml:space="preserve"> students shall be eligible to </w:t>
+      </w:r>
+      <w:proofErr w:type="gramStart"/>
+      <w:r>
+        <w:rPr>
+          <w:rFonts w:ascii="Trebuchet MS" w:hAnsi="Trebuchet MS"/>
+          <w:szCs w:val="28"/>
+        </w:rPr>
+        <w:t xml:space="preserve">participate </w:t>
       </w:r>
       <w:r>
         <w:rPr>
@@ -2377,7 +2655,31 @@
           <w:rFonts w:ascii="Trebuchet MS" w:hAnsi="Trebuchet MS"/>
           <w:szCs w:val="28"/>
         </w:rPr>
-        <w:t>Feeding any non bonafide student shall lead to disqualification of the team.</w:t>
+        <w:t>Feeding</w:t>
+      </w:r>
+      <w:proofErr w:type="gramEnd"/>
+      <w:r>
+        <w:rPr>
+          <w:rFonts w:ascii="Trebuchet MS" w:hAnsi="Trebuchet MS"/>
+          <w:szCs w:val="28"/>
+        </w:rPr>
+        <w:t xml:space="preserve"> any </w:t>
+      </w:r>
+      <w:proofErr w:type="spellStart"/>
+      <w:r>
+        <w:rPr>
+          <w:rFonts w:ascii="Trebuchet MS" w:hAnsi="Trebuchet MS"/>
+          <w:szCs w:val="28"/>
+        </w:rPr>
+        <w:t>non bonafide</w:t>
+      </w:r>
+      <w:proofErr w:type="spellEnd"/>
+      <w:r>
+        <w:rPr>
+          <w:rFonts w:ascii="Trebuchet MS" w:hAnsi="Trebuchet MS"/>
+          <w:szCs w:val="28"/>
+        </w:rPr>
+        <w:t xml:space="preserve"> student shall lead to disqualification of the team.</w:t>
       </w:r>
     </w:p>
     <w:p>
@@ -2477,7 +2779,15 @@
           <w:rFonts w:ascii="Trebuchet MS" w:hAnsi="Trebuchet MS"/>
           <w:szCs w:val="28"/>
         </w:rPr>
-        <w:t>Medical check</w:t>
+        <w:t xml:space="preserve">Medical </w:t>
+      </w:r>
+      <w:proofErr w:type="spellStart"/>
+      <w:r>
+        <w:rPr>
+          <w:rFonts w:ascii="Trebuchet MS" w:hAnsi="Trebuchet MS"/>
+          <w:szCs w:val="28"/>
+        </w:rPr>
+        <w:t>check</w:t>
       </w:r>
       <w:r>
         <w:rPr>
@@ -2491,7 +2801,15 @@
           <w:rFonts w:ascii="Trebuchet MS" w:hAnsi="Trebuchet MS"/>
           <w:szCs w:val="28"/>
         </w:rPr>
-        <w:t>up may also be applied by the Jury of Appeal appointed by the Organizing school in the cases of overage suspicion.</w:t>
+        <w:t>up</w:t>
+      </w:r>
+      <w:proofErr w:type="spellEnd"/>
+      <w:r>
+        <w:rPr>
+          <w:rFonts w:ascii="Trebuchet MS" w:hAnsi="Trebuchet MS"/>
+          <w:szCs w:val="28"/>
+        </w:rPr>
+        <w:t xml:space="preserve"> may also be applied by the Jury of Appeal appointed by the Organizing school in the cases of overage suspicion.</w:t>
       </w:r>
     </w:p>
     <w:p>
@@ -2713,7 +3031,23 @@
           <w:rFonts w:ascii="Trebuchet MS" w:hAnsi="Trebuchet MS"/>
           <w:szCs w:val="28"/>
         </w:rPr>
-        <w:t>All the supporting papers verifying the age of the player, etc in original, as per the CBSE Guidelines &amp; Rules shall be carried personally by the Team Manager/Coach while reporting for participation.</w:t>
+        <w:t xml:space="preserve">All the supporting papers verifying the age of the player, </w:t>
+      </w:r>
+      <w:proofErr w:type="spellStart"/>
+      <w:r>
+        <w:rPr>
+          <w:rFonts w:ascii="Trebuchet MS" w:hAnsi="Trebuchet MS"/>
+          <w:szCs w:val="28"/>
+        </w:rPr>
+        <w:t>etc</w:t>
+      </w:r>
+      <w:proofErr w:type="spellEnd"/>
+      <w:r>
+        <w:rPr>
+          <w:rFonts w:ascii="Trebuchet MS" w:hAnsi="Trebuchet MS"/>
+          <w:szCs w:val="28"/>
+        </w:rPr>
+        <w:t xml:space="preserve"> in original, as per the CBSE Guidelines &amp; Rules shall be carried personally by the Team Manager/Coach while reporting for participation.</w:t>
       </w:r>
     </w:p>
     <w:p>
@@ -2970,7 +3304,23 @@
           <w:rFonts w:ascii="Trebuchet MS" w:hAnsi="Trebuchet MS"/>
           <w:szCs w:val="28"/>
         </w:rPr>
-        <w:t xml:space="preserve">Every school shall supply to the host school on arrival the signed copy of the eligibility performa filled online. </w:t>
+        <w:t xml:space="preserve">Every school shall supply to the host school on arrival the signed copy of the eligibility </w:t>
+      </w:r>
+      <w:proofErr w:type="spellStart"/>
+      <w:r>
+        <w:rPr>
+          <w:rFonts w:ascii="Trebuchet MS" w:hAnsi="Trebuchet MS"/>
+          <w:szCs w:val="28"/>
+        </w:rPr>
+        <w:t>performa</w:t>
+      </w:r>
+      <w:proofErr w:type="spellEnd"/>
+      <w:r>
+        <w:rPr>
+          <w:rFonts w:ascii="Trebuchet MS" w:hAnsi="Trebuchet MS"/>
+          <w:szCs w:val="28"/>
+        </w:rPr>
+        <w:t xml:space="preserve"> filled online. </w:t>
       </w:r>
     </w:p>
     <w:p>
@@ -3088,7 +3438,21 @@
         <w:rPr>
           <w:rFonts w:ascii="Trebuchet MS" w:hAnsi="Trebuchet MS"/>
         </w:rPr>
-        <w:t>Inclusion of non bonafide student in the team.</w:t>
+        <w:t xml:space="preserve">Inclusion of </w:t>
+      </w:r>
+      <w:proofErr w:type="spellStart"/>
+      <w:r>
+        <w:rPr>
+          <w:rFonts w:ascii="Trebuchet MS" w:hAnsi="Trebuchet MS"/>
+        </w:rPr>
+        <w:t>non bonafide</w:t>
+      </w:r>
+      <w:proofErr w:type="spellEnd"/>
+      <w:r>
+        <w:rPr>
+          <w:rFonts w:ascii="Trebuchet MS" w:hAnsi="Trebuchet MS"/>
+        </w:rPr>
+        <w:t xml:space="preserve"> student in the team.</w:t>
       </w:r>
     </w:p>
     <w:p>
@@ -3109,6 +3473,7 @@
           <w:rFonts w:ascii="Trebuchet MS" w:hAnsi="Trebuchet MS"/>
         </w:rPr>
       </w:pPr>
+      <w:proofErr w:type="spellStart"/>
       <w:r>
         <w:rPr>
           <w:rFonts w:ascii="Trebuchet MS" w:hAnsi="Trebuchet MS"/>
@@ -3125,7 +3490,14 @@
         <w:rPr>
           <w:rFonts w:ascii="Trebuchet MS" w:hAnsi="Trebuchet MS"/>
         </w:rPr>
-        <w:t xml:space="preserve">r on ground by </w:t>
+        <w:t>r</w:t>
+      </w:r>
+      <w:proofErr w:type="spellEnd"/>
+      <w:r>
+        <w:rPr>
+          <w:rFonts w:ascii="Trebuchet MS" w:hAnsi="Trebuchet MS"/>
+        </w:rPr>
+        <w:t xml:space="preserve"> on ground by </w:t>
       </w:r>
       <w:r>
         <w:rPr>
@@ -3383,7 +3755,25 @@
           <w:b/>
           <w:u w:val="single"/>
         </w:rPr>
-        <w:t xml:space="preserve">The Organizing School in no case shall show the eligibility performa or any other paper of a team to anyone who lodges the protest. It is only jury of appeal’s prerogative to verify all the documents. </w:t>
+        <w:t xml:space="preserve">The Organizing School in no case shall show the eligibility </w:t>
+      </w:r>
+      <w:proofErr w:type="spellStart"/>
+      <w:r>
+        <w:rPr>
+          <w:rFonts w:ascii="Trebuchet MS" w:hAnsi="Trebuchet MS"/>
+          <w:b/>
+          <w:u w:val="single"/>
+        </w:rPr>
+        <w:t>performa</w:t>
+      </w:r>
+      <w:proofErr w:type="spellEnd"/>
+      <w:r>
+        <w:rPr>
+          <w:rFonts w:ascii="Trebuchet MS" w:hAnsi="Trebuchet MS"/>
+          <w:b/>
+          <w:u w:val="single"/>
+        </w:rPr>
+        <w:t xml:space="preserve"> or any other paper of a team to anyone who lodges the protest. It is only jury of appeal’s prerogative to verify all the documents. </w:t>
       </w:r>
     </w:p>
     <w:p>
@@ -3414,7 +3804,25 @@
           <w:b/>
           <w:u w:val="single"/>
         </w:rPr>
-        <w:t xml:space="preserve">The Organizing school shall submit details of the defaulters to the Jt Director (Sports) reporting the names of the schools/athletes, in a separate cover. All such defaulters will be debarred from the participation in CBSE Inter School Sports and Games Competition for the next year. If any of such school resorts to unfair means again, in the subsequent years, it will be debarred for three years. </w:t>
+        <w:t xml:space="preserve">The Organizing school shall submit details of the defaulters to the </w:t>
+      </w:r>
+      <w:proofErr w:type="spellStart"/>
+      <w:r>
+        <w:rPr>
+          <w:rFonts w:ascii="Trebuchet MS" w:hAnsi="Trebuchet MS"/>
+          <w:b/>
+          <w:u w:val="single"/>
+        </w:rPr>
+        <w:t>Jt</w:t>
+      </w:r>
+      <w:proofErr w:type="spellEnd"/>
+      <w:r>
+        <w:rPr>
+          <w:rFonts w:ascii="Trebuchet MS" w:hAnsi="Trebuchet MS"/>
+          <w:b/>
+          <w:u w:val="single"/>
+        </w:rPr>
+        <w:t xml:space="preserve"> Director (Sports) reporting the names of the schools/athletes, in a separate cover. All such defaulters will be debarred from the participation in CBSE Inter School Sports and Games Competition for the next year. If any of such school resorts to unfair means again, in the subsequent years, it will be debarred for three years. </w:t>
       </w:r>
     </w:p>
     <w:p>
@@ -3544,8 +3952,17 @@
           <w:rFonts w:ascii="Trebuchet MS" w:hAnsi="Trebuchet MS"/>
           <w:b/>
         </w:rPr>
-        <w:t>Such a protest will be considered by Jury of Appeal, consisting of following:-</w:t>
-      </w:r>
+        <w:t xml:space="preserve">Such a protest will be considered by Jury of Appeal, consisting of </w:t>
+      </w:r>
+      <w:proofErr w:type="gramStart"/>
+      <w:r>
+        <w:rPr>
+          <w:rFonts w:ascii="Trebuchet MS" w:hAnsi="Trebuchet MS"/>
+          <w:b/>
+        </w:rPr>
+        <w:t>following:-</w:t>
+      </w:r>
+      <w:proofErr w:type="gramEnd"/>
     </w:p>
     <w:p>
       <w:pPr>
@@ -3576,6 +3993,7 @@
         </w:rPr>
         <w:t xml:space="preserve">. Principal, Organizing School </w:t>
       </w:r>
+      <w:proofErr w:type="gramStart"/>
       <w:r>
         <w:rPr>
           <w:rFonts w:ascii="Trebuchet MS" w:hAnsi="Trebuchet MS"/>
@@ -3587,8 +4005,16 @@
         <w:rPr>
           <w:rFonts w:ascii="Trebuchet MS" w:hAnsi="Trebuchet MS"/>
         </w:rPr>
-        <w:t xml:space="preserve">.Organizing Secretary </w:t>
-      </w:r>
+        <w:t>.Organizing</w:t>
+      </w:r>
+      <w:proofErr w:type="gramEnd"/>
+      <w:r>
+        <w:rPr>
+          <w:rFonts w:ascii="Trebuchet MS" w:hAnsi="Trebuchet MS"/>
+        </w:rPr>
+        <w:t xml:space="preserve"> Secretary </w:t>
+      </w:r>
+      <w:proofErr w:type="gramStart"/>
       <w:r>
         <w:rPr>
           <w:rFonts w:ascii="Trebuchet MS" w:hAnsi="Trebuchet MS"/>
@@ -3600,8 +4026,16 @@
         <w:rPr>
           <w:rFonts w:ascii="Trebuchet MS" w:hAnsi="Trebuchet MS"/>
         </w:rPr>
-        <w:t xml:space="preserve">.CBSE Observer </w:t>
-      </w:r>
+        <w:t>.CBSE</w:t>
+      </w:r>
+      <w:proofErr w:type="gramEnd"/>
+      <w:r>
+        <w:rPr>
+          <w:rFonts w:ascii="Trebuchet MS" w:hAnsi="Trebuchet MS"/>
+        </w:rPr>
+        <w:t xml:space="preserve"> Observer </w:t>
+      </w:r>
+      <w:proofErr w:type="gramStart"/>
       <w:r>
         <w:rPr>
           <w:rFonts w:ascii="Trebuchet MS" w:hAnsi="Trebuchet MS"/>
@@ -3613,7 +4047,14 @@
         <w:rPr>
           <w:rFonts w:ascii="Trebuchet MS" w:hAnsi="Trebuchet MS"/>
         </w:rPr>
-        <w:t xml:space="preserve">.One or two technically qualified </w:t>
+        <w:t>.One</w:t>
+      </w:r>
+      <w:proofErr w:type="gramEnd"/>
+      <w:r>
+        <w:rPr>
+          <w:rFonts w:ascii="Trebuchet MS" w:hAnsi="Trebuchet MS"/>
+        </w:rPr>
+        <w:t xml:space="preserve"> or two technically qualified </w:t>
       </w:r>
       <w:r>
         <w:rPr>
@@ -3722,14 +4163,30 @@
           <w:rFonts w:ascii="Trebuchet MS" w:hAnsi="Trebuchet MS"/>
           <w:b/>
         </w:rPr>
-        <w:t>Deputy Director</w:t>
-      </w:r>
-      <w:r>
-        <w:rPr>
-          <w:rFonts w:ascii="Trebuchet MS" w:hAnsi="Trebuchet MS"/>
-          <w:b/>
-        </w:rPr>
-        <w:t>(Sports) CBSE.</w:t>
+        <w:t xml:space="preserve">Deputy </w:t>
+      </w:r>
+      <w:proofErr w:type="gramStart"/>
+      <w:r>
+        <w:rPr>
+          <w:rFonts w:ascii="Trebuchet MS" w:hAnsi="Trebuchet MS"/>
+          <w:b/>
+        </w:rPr>
+        <w:t>Director</w:t>
+      </w:r>
+      <w:r>
+        <w:rPr>
+          <w:rFonts w:ascii="Trebuchet MS" w:hAnsi="Trebuchet MS"/>
+          <w:b/>
+        </w:rPr>
+        <w:t>(</w:t>
+      </w:r>
+      <w:proofErr w:type="gramEnd"/>
+      <w:r>
+        <w:rPr>
+          <w:rFonts w:ascii="Trebuchet MS" w:hAnsi="Trebuchet MS"/>
+          <w:b/>
+        </w:rPr>
+        <w:t>Sports) CBSE.</w:t>
       </w:r>
     </w:p>
     <w:p>
@@ -3761,13 +4218,25 @@
           <w:highlight w:val="cyan"/>
           <w:u w:val="single"/>
         </w:rPr>
-        <w:t>Team Officials :</w:t>
-      </w:r>
+        <w:t xml:space="preserve">Team </w:t>
+      </w:r>
+      <w:proofErr w:type="gramStart"/>
       <w:r>
         <w:rPr>
           <w:rFonts w:ascii="Trebuchet MS" w:hAnsi="Trebuchet MS"/>
           <w:b/>
           <w:bCs/>
+          <w:highlight w:val="cyan"/>
+          <w:u w:val="single"/>
+        </w:rPr>
+        <w:t>Officials :</w:t>
+      </w:r>
+      <w:proofErr w:type="gramEnd"/>
+      <w:r>
+        <w:rPr>
+          <w:rFonts w:ascii="Trebuchet MS" w:hAnsi="Trebuchet MS"/>
+          <w:b/>
+          <w:bCs/>
           <w:u w:val="single"/>
         </w:rPr>
         <w:t xml:space="preserve"> </w:t>
@@ -3794,14 +4263,64 @@
         <w:rPr>
           <w:rFonts w:ascii="Trebuchet MS" w:hAnsi="Trebuchet MS"/>
         </w:rPr>
-        <w:t xml:space="preserve">The meeting of the team manager and the coaches with the Principal and the organizing committee will be held on </w:t>
-      </w:r>
-      <w:r>
-        <w:rPr>
-          <w:rFonts w:ascii="Trebuchet MS" w:hAnsi="Trebuchet MS"/>
-          <w:b/>
-        </w:rPr>
-        <w:t xml:space="preserve"> June 22, 2026</w:t>
+        <w:t xml:space="preserve">The meeting of the team manager and the coaches with the </w:t>
+      </w:r>
+      <w:proofErr w:type="gramStart"/>
+      <w:r>
+        <w:rPr>
+          <w:rFonts w:ascii="Trebuchet MS" w:hAnsi="Trebuchet MS"/>
+        </w:rPr>
+        <w:t>Principal</w:t>
+      </w:r>
+      <w:proofErr w:type="gramEnd"/>
+      <w:r>
+        <w:rPr>
+          <w:rFonts w:ascii="Trebuchet MS" w:hAnsi="Trebuchet MS"/>
+        </w:rPr>
+        <w:t xml:space="preserve"> and the organizing committee will be held </w:t>
+      </w:r>
+      <w:proofErr w:type="gramStart"/>
+      <w:r>
+        <w:rPr>
+          <w:rFonts w:ascii="Trebuchet MS" w:hAnsi="Trebuchet MS"/>
+        </w:rPr>
+        <w:t xml:space="preserve">on </w:t>
+      </w:r>
+      <w:r>
+        <w:rPr>
+          <w:rFonts w:ascii="Trebuchet MS" w:hAnsi="Trebuchet MS"/>
+          <w:b/>
+        </w:rPr>
+        <w:t xml:space="preserve"> Ju</w:t>
+      </w:r>
+      <w:r>
+        <w:rPr>
+          <w:rFonts w:ascii="Trebuchet MS" w:hAnsi="Trebuchet MS"/>
+          <w:b/>
+        </w:rPr>
+        <w:t>ly</w:t>
+      </w:r>
+      <w:proofErr w:type="gramEnd"/>
+      <w:r>
+        <w:rPr>
+          <w:rFonts w:ascii="Trebuchet MS" w:hAnsi="Trebuchet MS"/>
+          <w:b/>
+        </w:rPr>
+        <w:t xml:space="preserve"> 2</w:t>
+      </w:r>
+      <w:r>
+        <w:rPr>
+          <w:rFonts w:ascii="Trebuchet MS" w:hAnsi="Trebuchet MS"/>
+          <w:b/>
+        </w:rPr>
+        <w:t>4</w:t>
+      </w:r>
+      <w:r>
+        <w:rPr>
+          <w:rFonts w:ascii="Trebuchet MS" w:hAnsi="Trebuchet MS"/>
+          <w:b/>
+        </w:rPr>
+        <w:t>, 2026</w:t>
       </w:r>
       <w:r>
         <w:rPr>
@@ -3830,11 +4349,19 @@
         </w:rPr>
         <w:t xml:space="preserve"> in the </w:t>
       </w:r>
-      <w:r>
-        <w:rPr>
-          <w:rFonts w:ascii="Trebuchet MS" w:hAnsi="Trebuchet MS"/>
-        </w:rPr>
-        <w:t xml:space="preserve">Conference hall of the school. </w:t>
+      <w:proofErr w:type="gramStart"/>
+      <w:r>
+        <w:rPr>
+          <w:rFonts w:ascii="Trebuchet MS" w:hAnsi="Trebuchet MS"/>
+        </w:rPr>
+        <w:t>Conference hall</w:t>
+      </w:r>
+      <w:proofErr w:type="gramEnd"/>
+      <w:r>
+        <w:rPr>
+          <w:rFonts w:ascii="Trebuchet MS" w:hAnsi="Trebuchet MS"/>
+        </w:rPr>
+        <w:t xml:space="preserve"> of the school. </w:t>
       </w:r>
     </w:p>
     <w:p>
@@ -4094,7 +4621,7 @@
 </file>
 
 <file path=word/endnotes.xml><?xml version="1.0" encoding="utf-8"?>
-<w:endnotes xmlns:wpc="http://schemas.microsoft.com/office/word/2010/wordprocessingCanvas" xmlns:cx="http://schemas.microsoft.com/office/drawing/2014/chartex" xmlns:mc="http://schemas.openxmlformats.org/markup-compatibility/2006" xmlns:o="urn:schemas-microsoft-com:office:office" xmlns:r="http://schemas.openxmlformats.org/officeDocument/2006/relationships" xmlns:m="http://schemas.openxmlformats.org/officeDocument/2006/math" xmlns:v="urn:schemas-microsoft-com:vml" xmlns:wp14="http://schemas.microsoft.com/office/word/2010/wordprocessingDrawing" xmlns:wp="http://schemas.openxmlformats.org/drawingml/2006/wordprocessingDrawing" xmlns:w10="urn:schemas-microsoft-com:office:word" xmlns:w="http://schemas.openxmlformats.org/wordprocessingml/2006/main" xmlns:w14="http://schemas.microsoft.com/office/word/2010/wordml" xmlns:w15="http://schemas.microsoft.com/office/word/2012/wordml" xmlns:w16se="http://schemas.microsoft.com/office/word/2015/wordml/symex" xmlns:wpg="http://schemas.microsoft.com/office/word/2010/wordprocessingGroup" xmlns:wpi="http://schemas.microsoft.com/office/word/2010/wordprocessingInk" xmlns:wne="http://schemas.microsoft.com/office/word/2006/wordml" xmlns:wps="http://schemas.microsoft.com/office/word/2010/wordprocessingShape" mc:Ignorable="w14 w15 w16se wp14">
+<w:endnotes xmlns:wpc="http://schemas.microsoft.com/office/word/2010/wordprocessingCanvas" xmlns:cx="http://schemas.microsoft.com/office/drawing/2014/chartex" xmlns:cx1="http://schemas.microsoft.com/office/drawing/2015/9/8/chartex" xmlns:cx2="http://schemas.microsoft.com/office/drawing/2015/10/21/chartex" xmlns:cx3="http://schemas.microsoft.com/office/drawing/2016/5/9/chartex" xmlns:cx4="http://schemas.microsoft.com/office/drawing/2016/5/10/chartex" xmlns:cx5="http://schemas.microsoft.com/office/drawing/2016/5/11/chartex" xmlns:cx6="http://schemas.microsoft.com/office/drawing/2016/5/12/chartex" xmlns:cx7="http://schemas.microsoft.com/office/drawing/2016/5/13/chartex" xmlns:cx8="http://schemas.microsoft.com/office/drawing/2016/5/14/chartex" xmlns:mc="http://schemas.openxmlformats.org/markup-compatibility/2006" xmlns:aink="http://schemas.microsoft.com/office/drawing/2016/ink" xmlns:am3d="http://schemas.microsoft.com/office/drawing/2017/model3d" xmlns:o="urn:schemas-microsoft-com:office:office" xmlns:oel="http://schemas.microsoft.com/office/2019/extlst" xmlns:r="http://schemas.openxmlformats.org/officeDocument/2006/relationships" xmlns:m="http://schemas.openxmlformats.org/officeDocument/2006/math" xmlns:v="urn:schemas-microsoft-com:vml" xmlns:wp14="http://schemas.microsoft.com/office/word/2010/wordprocessingDrawing" xmlns:wp="http://schemas.openxmlformats.org/drawingml/2006/wordprocessingDrawing" xmlns:w10="urn:schemas-microsoft-com:office:word" xmlns:w="http://schemas.openxmlformats.org/wordprocessingml/2006/main" xmlns:w14="http://schemas.microsoft.com/office/word/2010/wordml" xmlns:w15="http://schemas.microsoft.com/office/word/2012/wordml" xmlns:w16cex="http://schemas.microsoft.com/office/word/2018/wordml/cex" xmlns:w16cid="http://schemas.microsoft.com/office/word/2016/wordml/cid" xmlns:w16="http://schemas.microsoft.com/office/word/2018/wordml" xmlns:w16du="http://schemas.microsoft.com/office/word/2023/wordml/word16du" xmlns:w16sdtdh="http://schemas.microsoft.com/office/word/2020/wordml/sdtdatahash" xmlns:w16sdtfl="http://schemas.microsoft.com/office/word/2024/wordml/sdtformatlock" xmlns:w16se="http://schemas.microsoft.com/office/word/2015/wordml/symex" xmlns:wpg="http://schemas.microsoft.com/office/word/2010/wordprocessingGroup" xmlns:wpi="http://schemas.microsoft.com/office/word/2010/wordprocessingInk" xmlns:wne="http://schemas.microsoft.com/office/word/2006/wordml" xmlns:wps="http://schemas.microsoft.com/office/word/2010/wordprocessingShape" mc:Ignorable="w14 w15 w16se w16cid w16 w16cex w16sdtdh w16sdtfl w16du wp14">
   <w:endnote w:type="separator" w:id="-1">
     <w:p>
       <w:r>
@@ -4113,7 +4640,7 @@
 </file>
 
 <file path=word/footer1.xml><?xml version="1.0" encoding="utf-8"?>
-<w:ftr xmlns:wpc="http://schemas.microsoft.com/office/word/2010/wordprocessingCanvas" xmlns:cx="http://schemas.microsoft.com/office/drawing/2014/chartex" xmlns:mc="http://schemas.openxmlformats.org/markup-compatibility/2006" xmlns:o="urn:schemas-microsoft-com:office:office" xmlns:r="http://schemas.openxmlformats.org/officeDocument/2006/relationships" xmlns:m="http://schemas.openxmlformats.org/officeDocument/2006/math" xmlns:v="urn:schemas-microsoft-com:vml" xmlns:wp14="http://schemas.microsoft.com/office/word/2010/wordprocessingDrawing" xmlns:wp="http://schemas.openxmlformats.org/drawingml/2006/wordprocessingDrawing" xmlns:w10="urn:schemas-microsoft-com:office:word" xmlns:w="http://schemas.openxmlformats.org/wordprocessingml/2006/main" xmlns:w14="http://schemas.microsoft.com/office/word/2010/wordml" xmlns:w15="http://schemas.microsoft.com/office/word/2012/wordml" xmlns:w16se="http://schemas.microsoft.com/office/word/2015/wordml/symex" xmlns:wpg="http://schemas.microsoft.com/office/word/2010/wordprocessingGroup" xmlns:wpi="http://schemas.microsoft.com/office/word/2010/wordprocessingInk" xmlns:wne="http://schemas.microsoft.com/office/word/2006/wordml" xmlns:wps="http://schemas.microsoft.com/office/word/2010/wordprocessingShape" mc:Ignorable="w14 w15 w16se wp14">
+<w:ftr xmlns:wpc="http://schemas.microsoft.com/office/word/2010/wordprocessingCanvas" xmlns:cx="http://schemas.microsoft.com/office/drawing/2014/chartex" xmlns:cx1="http://schemas.microsoft.com/office/drawing/2015/9/8/chartex" xmlns:cx2="http://schemas.microsoft.com/office/drawing/2015/10/21/chartex" xmlns:cx3="http://schemas.microsoft.com/office/drawing/2016/5/9/chartex" xmlns:cx4="http://schemas.microsoft.com/office/drawing/2016/5/10/chartex" xmlns:cx5="http://schemas.microsoft.com/office/drawing/2016/5/11/chartex" xmlns:cx6="http://schemas.microsoft.com/office/drawing/2016/5/12/chartex" xmlns:cx7="http://schemas.microsoft.com/office/drawing/2016/5/13/chartex" xmlns:cx8="http://schemas.microsoft.com/office/drawing/2016/5/14/chartex" xmlns:mc="http://schemas.openxmlformats.org/markup-compatibility/2006" xmlns:aink="http://schemas.microsoft.com/office/drawing/2016/ink" xmlns:am3d="http://schemas.microsoft.com/office/drawing/2017/model3d" xmlns:o="urn:schemas-microsoft-com:office:office" xmlns:oel="http://schemas.microsoft.com/office/2019/extlst" xmlns:r="http://schemas.openxmlformats.org/officeDocument/2006/relationships" xmlns:m="http://schemas.openxmlformats.org/officeDocument/2006/math" xmlns:v="urn:schemas-microsoft-com:vml" xmlns:wp14="http://schemas.microsoft.com/office/word/2010/wordprocessingDrawing" xmlns:wp="http://schemas.openxmlformats.org/drawingml/2006/wordprocessingDrawing" xmlns:w10="urn:schemas-microsoft-com:office:word" xmlns:w="http://schemas.openxmlformats.org/wordprocessingml/2006/main" xmlns:w14="http://schemas.microsoft.com/office/word/2010/wordml" xmlns:w15="http://schemas.microsoft.com/office/word/2012/wordml" xmlns:w16cex="http://schemas.microsoft.com/office/word/2018/wordml/cex" xmlns:w16cid="http://schemas.microsoft.com/office/word/2016/wordml/cid" xmlns:w16="http://schemas.microsoft.com/office/word/2018/wordml" xmlns:w16du="http://schemas.microsoft.com/office/word/2023/wordml/word16du" xmlns:w16sdtdh="http://schemas.microsoft.com/office/word/2020/wordml/sdtdatahash" xmlns:w16sdtfl="http://schemas.microsoft.com/office/word/2024/wordml/sdtformatlock" xmlns:w16se="http://schemas.microsoft.com/office/word/2015/wordml/symex" xmlns:wpg="http://schemas.microsoft.com/office/word/2010/wordprocessingGroup" xmlns:wpi="http://schemas.microsoft.com/office/word/2010/wordprocessingInk" xmlns:wne="http://schemas.microsoft.com/office/word/2006/wordml" xmlns:wps="http://schemas.microsoft.com/office/word/2010/wordprocessingShape" mc:Ignorable="w14 w15 w16se w16cid w16 w16cex w16sdtdh w16sdtfl w16du wp14">
   <w:p>
     <w:pPr>
       <w:pStyle w:val="Footer"/>
@@ -4154,7 +4681,7 @@
 </file>
 
 <file path=word/footer2.xml><?xml version="1.0" encoding="utf-8"?>
-<w:ftr xmlns:wpc="http://schemas.microsoft.com/office/word/2010/wordprocessingCanvas" xmlns:cx="http://schemas.microsoft.com/office/drawing/2014/chartex" xmlns:mc="http://schemas.openxmlformats.org/markup-compatibility/2006" xmlns:o="urn:schemas-microsoft-com:office:office" xmlns:r="http://schemas.openxmlformats.org/officeDocument/2006/relationships" xmlns:m="http://schemas.openxmlformats.org/officeDocument/2006/math" xmlns:v="urn:schemas-microsoft-com:vml" xmlns:wp14="http://schemas.microsoft.com/office/word/2010/wordprocessingDrawing" xmlns:wp="http://schemas.openxmlformats.org/drawingml/2006/wordprocessingDrawing" xmlns:w10="urn:schemas-microsoft-com:office:word" xmlns:w="http://schemas.openxmlformats.org/wordprocessingml/2006/main" xmlns:w14="http://schemas.microsoft.com/office/word/2010/wordml" xmlns:w15="http://schemas.microsoft.com/office/word/2012/wordml" xmlns:w16se="http://schemas.microsoft.com/office/word/2015/wordml/symex" xmlns:wpg="http://schemas.microsoft.com/office/word/2010/wordprocessingGroup" xmlns:wpi="http://schemas.microsoft.com/office/word/2010/wordprocessingInk" xmlns:wne="http://schemas.microsoft.com/office/word/2006/wordml" xmlns:wps="http://schemas.microsoft.com/office/word/2010/wordprocessingShape" mc:Ignorable="w14 w15 w16se wp14">
+<w:ftr xmlns:wpc="http://schemas.microsoft.com/office/word/2010/wordprocessingCanvas" xmlns:cx="http://schemas.microsoft.com/office/drawing/2014/chartex" xmlns:cx1="http://schemas.microsoft.com/office/drawing/2015/9/8/chartex" xmlns:cx2="http://schemas.microsoft.com/office/drawing/2015/10/21/chartex" xmlns:cx3="http://schemas.microsoft.com/office/drawing/2016/5/9/chartex" xmlns:cx4="http://schemas.microsoft.com/office/drawing/2016/5/10/chartex" xmlns:cx5="http://schemas.microsoft.com/office/drawing/2016/5/11/chartex" xmlns:cx6="http://schemas.microsoft.com/office/drawing/2016/5/12/chartex" xmlns:cx7="http://schemas.microsoft.com/office/drawing/2016/5/13/chartex" xmlns:cx8="http://schemas.microsoft.com/office/drawing/2016/5/14/chartex" xmlns:mc="http://schemas.openxmlformats.org/markup-compatibility/2006" xmlns:aink="http://schemas.microsoft.com/office/drawing/2016/ink" xmlns:am3d="http://schemas.microsoft.com/office/drawing/2017/model3d" xmlns:o="urn:schemas-microsoft-com:office:office" xmlns:oel="http://schemas.microsoft.com/office/2019/extlst" xmlns:r="http://schemas.openxmlformats.org/officeDocument/2006/relationships" xmlns:m="http://schemas.openxmlformats.org/officeDocument/2006/math" xmlns:v="urn:schemas-microsoft-com:vml" xmlns:wp14="http://schemas.microsoft.com/office/word/2010/wordprocessingDrawing" xmlns:wp="http://schemas.openxmlformats.org/drawingml/2006/wordprocessingDrawing" xmlns:w10="urn:schemas-microsoft-com:office:word" xmlns:w="http://schemas.openxmlformats.org/wordprocessingml/2006/main" xmlns:w14="http://schemas.microsoft.com/office/word/2010/wordml" xmlns:w15="http://schemas.microsoft.com/office/word/2012/wordml" xmlns:w16cex="http://schemas.microsoft.com/office/word/2018/wordml/cex" xmlns:w16cid="http://schemas.microsoft.com/office/word/2016/wordml/cid" xmlns:w16="http://schemas.microsoft.com/office/word/2018/wordml" xmlns:w16du="http://schemas.microsoft.com/office/word/2023/wordml/word16du" xmlns:w16sdtdh="http://schemas.microsoft.com/office/word/2020/wordml/sdtdatahash" xmlns:w16sdtfl="http://schemas.microsoft.com/office/word/2024/wordml/sdtformatlock" xmlns:w16se="http://schemas.microsoft.com/office/word/2015/wordml/symex" xmlns:wpg="http://schemas.microsoft.com/office/word/2010/wordprocessingGroup" xmlns:wpi="http://schemas.microsoft.com/office/word/2010/wordprocessingInk" xmlns:wne="http://schemas.microsoft.com/office/word/2006/wordml" xmlns:wps="http://schemas.microsoft.com/office/word/2010/wordprocessingShape" mc:Ignorable="w14 w15 w16se w16cid w16 w16cex w16sdtdh w16sdtfl w16du wp14">
   <w:p>
     <w:pPr>
       <w:pStyle w:val="Footer"/>
@@ -4191,7 +4718,7 @@
         <w:rFonts w:eastAsiaTheme="majorEastAsia"/>
         <w:noProof/>
       </w:rPr>
-      <w:t>1</w:t>
+      <w:t>4</w:t>
     </w:r>
     <w:r>
       <w:rPr>
@@ -4210,7 +4737,7 @@
 </file>
 
 <file path=word/footnotes.xml><?xml version="1.0" encoding="utf-8"?>
-<w:footnotes xmlns:wpc="http://schemas.microsoft.com/office/word/2010/wordprocessingCanvas" xmlns:cx="http://schemas.microsoft.com/office/drawing/2014/chartex" xmlns:mc="http://schemas.openxmlformats.org/markup-compatibility/2006" xmlns:o="urn:schemas-microsoft-com:office:office" xmlns:r="http://schemas.openxmlformats.org/officeDocument/2006/relationships" xmlns:m="http://schemas.openxmlformats.org/officeDocument/2006/math" xmlns:v="urn:schemas-microsoft-com:vml" xmlns:wp14="http://schemas.microsoft.com/office/word/2010/wordprocessingDrawing" xmlns:wp="http://schemas.openxmlformats.org/drawingml/2006/wordprocessingDrawing" xmlns:w10="urn:schemas-microsoft-com:office:word" xmlns:w="http://schemas.openxmlformats.org/wordprocessingml/2006/main" xmlns:w14="http://schemas.microsoft.com/office/word/2010/wordml" xmlns:w15="http://schemas.microsoft.com/office/word/2012/wordml" xmlns:w16se="http://schemas.microsoft.com/office/word/2015/wordml/symex" xmlns:wpg="http://schemas.microsoft.com/office/word/2010/wordprocessingGroup" xmlns:wpi="http://schemas.microsoft.com/office/word/2010/wordprocessingInk" xmlns:wne="http://schemas.microsoft.com/office/word/2006/wordml" xmlns:wps="http://schemas.microsoft.com/office/word/2010/wordprocessingShape" mc:Ignorable="w14 w15 w16se wp14">
+<w:footnotes xmlns:wpc="http://schemas.microsoft.com/office/word/2010/wordprocessingCanvas" xmlns:cx="http://schemas.microsoft.com/office/drawing/2014/chartex" xmlns:cx1="http://schemas.microsoft.com/office/drawing/2015/9/8/chartex" xmlns:cx2="http://schemas.microsoft.com/office/drawing/2015/10/21/chartex" xmlns:cx3="http://schemas.microsoft.com/office/drawing/2016/5/9/chartex" xmlns:cx4="http://schemas.microsoft.com/office/drawing/2016/5/10/chartex" xmlns:cx5="http://schemas.microsoft.com/office/drawing/2016/5/11/chartex" xmlns:cx6="http://schemas.microsoft.com/office/drawing/2016/5/12/chartex" xmlns:cx7="http://schemas.microsoft.com/office/drawing/2016/5/13/chartex" xmlns:cx8="http://schemas.microsoft.com/office/drawing/2016/5/14/chartex" xmlns:mc="http://schemas.openxmlformats.org/markup-compatibility/2006" xmlns:aink="http://schemas.microsoft.com/office/drawing/2016/ink" xmlns:am3d="http://schemas.microsoft.com/office/drawing/2017/model3d" xmlns:o="urn:schemas-microsoft-com:office:office" xmlns:oel="http://schemas.microsoft.com/office/2019/extlst" xmlns:r="http://schemas.openxmlformats.org/officeDocument/2006/relationships" xmlns:m="http://schemas.openxmlformats.org/officeDocument/2006/math" xmlns:v="urn:schemas-microsoft-com:vml" xmlns:wp14="http://schemas.microsoft.com/office/word/2010/wordprocessingDrawing" xmlns:wp="http://schemas.openxmlformats.org/drawingml/2006/wordprocessingDrawing" xmlns:w10="urn:schemas-microsoft-com:office:word" xmlns:w="http://schemas.openxmlformats.org/wordprocessingml/2006/main" xmlns:w14="http://schemas.microsoft.com/office/word/2010/wordml" xmlns:w15="http://schemas.microsoft.com/office/word/2012/wordml" xmlns:w16cex="http://schemas.microsoft.com/office/word/2018/wordml/cex" xmlns:w16cid="http://schemas.microsoft.com/office/word/2016/wordml/cid" xmlns:w16="http://schemas.microsoft.com/office/word/2018/wordml" xmlns:w16du="http://schemas.microsoft.com/office/word/2023/wordml/word16du" xmlns:w16sdtdh="http://schemas.microsoft.com/office/word/2020/wordml/sdtdatahash" xmlns:w16sdtfl="http://schemas.microsoft.com/office/word/2024/wordml/sdtformatlock" xmlns:w16se="http://schemas.microsoft.com/office/word/2015/wordml/symex" xmlns:wpg="http://schemas.microsoft.com/office/word/2010/wordprocessingGroup" xmlns:wpi="http://schemas.microsoft.com/office/word/2010/wordprocessingInk" xmlns:wne="http://schemas.microsoft.com/office/word/2006/wordml" xmlns:wps="http://schemas.microsoft.com/office/word/2010/wordprocessingShape" mc:Ignorable="w14 w15 w16se w16cid w16 w16cex w16sdtdh w16sdtfl w16du wp14">
   <w:footnote w:type="separator" w:id="-1">
     <w:p>
       <w:r>
@@ -4229,7 +4756,7 @@
 </file>
 
 <file path=word/numbering.xml><?xml version="1.0" encoding="utf-8"?>
-<w:numbering xmlns:wpc="http://schemas.microsoft.com/office/word/2010/wordprocessingCanvas" xmlns:cx="http://schemas.microsoft.com/office/drawing/2014/chartex" xmlns:mc="http://schemas.openxmlformats.org/markup-compatibility/2006" xmlns:o="urn:schemas-microsoft-com:office:office" xmlns:r="http://schemas.openxmlformats.org/officeDocument/2006/relationships" xmlns:m="http://schemas.openxmlformats.org/officeDocument/2006/math" xmlns:v="urn:schemas-microsoft-com:vml" xmlns:wp14="http://schemas.microsoft.com/office/word/2010/wordprocessingDrawing" xmlns:wp="http://schemas.openxmlformats.org/drawingml/2006/wordprocessingDrawing" xmlns:w10="urn:schemas-microsoft-com:office:word" xmlns:w="http://schemas.openxmlformats.org/wordprocessingml/2006/main" xmlns:w14="http://schemas.microsoft.com/office/word/2010/wordml" xmlns:w15="http://schemas.microsoft.com/office/word/2012/wordml" xmlns:w16se="http://schemas.microsoft.com/office/word/2015/wordml/symex" xmlns:wpg="http://schemas.microsoft.com/office/word/2010/wordprocessingGroup" xmlns:wpi="http://schemas.microsoft.com/office/word/2010/wordprocessingInk" xmlns:wne="http://schemas.microsoft.com/office/word/2006/wordml" xmlns:wps="http://schemas.microsoft.com/office/word/2010/wordprocessingShape" mc:Ignorable="w14 w15 w16se wp14">
+<w:numbering xmlns:wpc="http://schemas.microsoft.com/office/word/2010/wordprocessingCanvas" xmlns:cx="http://schemas.microsoft.com/office/drawing/2014/chartex" xmlns:cx1="http://schemas.microsoft.com/office/drawing/2015/9/8/chartex" xmlns:cx2="http://schemas.microsoft.com/office/drawing/2015/10/21/chartex" xmlns:cx3="http://schemas.microsoft.com/office/drawing/2016/5/9/chartex" xmlns:cx4="http://schemas.microsoft.com/office/drawing/2016/5/10/chartex" xmlns:cx5="http://schemas.microsoft.com/office/drawing/2016/5/11/chartex" xmlns:cx6="http://schemas.microsoft.com/office/drawing/2016/5/12/chartex" xmlns:cx7="http://schemas.microsoft.com/office/drawing/2016/5/13/chartex" xmlns:cx8="http://schemas.microsoft.com/office/drawing/2016/5/14/chartex" xmlns:mc="http://schemas.openxmlformats.org/markup-compatibility/2006" xmlns:aink="http://schemas.microsoft.com/office/drawing/2016/ink" xmlns:am3d="http://schemas.microsoft.com/office/drawing/2017/model3d" xmlns:o="urn:schemas-microsoft-com:office:office" xmlns:oel="http://schemas.microsoft.com/office/2019/extlst" xmlns:r="http://schemas.openxmlformats.org/officeDocument/2006/relationships" xmlns:m="http://schemas.openxmlformats.org/officeDocument/2006/math" xmlns:v="urn:schemas-microsoft-com:vml" xmlns:wp14="http://schemas.microsoft.com/office/word/2010/wordprocessingDrawing" xmlns:wp="http://schemas.openxmlformats.org/drawingml/2006/wordprocessingDrawing" xmlns:w10="urn:schemas-microsoft-com:office:word" xmlns:w="http://schemas.openxmlformats.org/wordprocessingml/2006/main" xmlns:w14="http://schemas.microsoft.com/office/word/2010/wordml" xmlns:w15="http://schemas.microsoft.com/office/word/2012/wordml" xmlns:w16cex="http://schemas.microsoft.com/office/word/2018/wordml/cex" xmlns:w16cid="http://schemas.microsoft.com/office/word/2016/wordml/cid" xmlns:w16="http://schemas.microsoft.com/office/word/2018/wordml" xmlns:w16du="http://schemas.microsoft.com/office/word/2023/wordml/word16du" xmlns:w16sdtdh="http://schemas.microsoft.com/office/word/2020/wordml/sdtdatahash" xmlns:w16sdtfl="http://schemas.microsoft.com/office/word/2024/wordml/sdtformatlock" xmlns:w16se="http://schemas.microsoft.com/office/word/2015/wordml/symex" xmlns:wpg="http://schemas.microsoft.com/office/word/2010/wordprocessingGroup" xmlns:wpi="http://schemas.microsoft.com/office/word/2010/wordprocessingInk" xmlns:wne="http://schemas.microsoft.com/office/word/2006/wordml" xmlns:wps="http://schemas.microsoft.com/office/word/2010/wordprocessingShape" mc:Ignorable="w14 w15 w16se w16cid w16 w16cex w16sdtdh w16sdtfl w16du wp14">
   <w:abstractNum w:abstractNumId="0" w15:restartNumberingAfterBreak="0">
     <w:nsid w:val="042A686F"/>
     <w:multiLevelType w:val="hybridMultilevel"/>
@@ -4790,7 +5317,7 @@
       </w:pPr>
     </w:lvl>
   </w:abstractNum>
-  <w:num w:numId="1">
+  <w:num w:numId="1" w16cid:durableId="1624648442">
     <w:abstractNumId w:val="3"/>
     <w:lvlOverride w:ilvl="0">
       <w:startOverride w:val="1"/>
@@ -4820,7 +5347,7 @@
       <w:startOverride w:val="1"/>
     </w:lvlOverride>
   </w:num>
-  <w:num w:numId="2">
+  <w:num w:numId="2" w16cid:durableId="53816228">
     <w:abstractNumId w:val="2"/>
     <w:lvlOverride w:ilvl="0">
       <w:startOverride w:val="1"/>
@@ -4850,7 +5377,7 @@
       <w:startOverride w:val="1"/>
     </w:lvlOverride>
   </w:num>
-  <w:num w:numId="3">
+  <w:num w:numId="3" w16cid:durableId="262811301">
     <w:abstractNumId w:val="4"/>
     <w:lvlOverride w:ilvl="0">
       <w:startOverride w:val="1"/>
@@ -4880,7 +5407,7 @@
       <w:startOverride w:val="1"/>
     </w:lvlOverride>
   </w:num>
-  <w:num w:numId="4">
+  <w:num w:numId="4" w16cid:durableId="822622687">
     <w:abstractNumId w:val="1"/>
     <w:lvlOverride w:ilvl="0">
       <w:startOverride w:val="9"/>
@@ -4910,14 +5437,14 @@
       <w:startOverride w:val="1"/>
     </w:lvlOverride>
   </w:num>
-  <w:num w:numId="5">
+  <w:num w:numId="5" w16cid:durableId="950555679">
     <w:abstractNumId w:val="0"/>
   </w:num>
 </w:numbering>
 </file>
 
 <file path=word/styles.xml><?xml version="1.0" encoding="utf-8"?>
-<w:styles xmlns:mc="http://schemas.openxmlformats.org/markup-compatibility/2006" xmlns:r="http://schemas.openxmlformats.org/officeDocument/2006/relationships" xmlns:w="http://schemas.openxmlformats.org/wordprocessingml/2006/main" xmlns:w14="http://schemas.microsoft.com/office/word/2010/wordml" xmlns:w15="http://schemas.microsoft.com/office/word/2012/wordml" xmlns:w16se="http://schemas.microsoft.com/office/word/2015/wordml/symex" mc:Ignorable="w14 w15 w16se">
+<w:styles xmlns:mc="http://schemas.openxmlformats.org/markup-compatibility/2006" xmlns:r="http://schemas.openxmlformats.org/officeDocument/2006/relationships" xmlns:w="http://schemas.openxmlformats.org/wordprocessingml/2006/main" xmlns:w14="http://schemas.microsoft.com/office/word/2010/wordml" xmlns:w15="http://schemas.microsoft.com/office/word/2012/wordml" xmlns:w16cex="http://schemas.microsoft.com/office/word/2018/wordml/cex" xmlns:w16cid="http://schemas.microsoft.com/office/word/2016/wordml/cid" xmlns:w16="http://schemas.microsoft.com/office/word/2018/wordml" xmlns:w16du="http://schemas.microsoft.com/office/word/2023/wordml/word16du" xmlns:w16sdtdh="http://schemas.microsoft.com/office/word/2020/wordml/sdtdatahash" xmlns:w16sdtfl="http://schemas.microsoft.com/office/word/2024/wordml/sdtformatlock" xmlns:w16se="http://schemas.microsoft.com/office/word/2015/wordml/symex" mc:Ignorable="w14 w15 w16se w16cid w16 w16cex w16sdtdh w16sdtfl w16du">
   <w:docDefaults>
     <w:rPrDefault>
       <w:rPr>
@@ -4935,7 +5462,7 @@
       </w:pPr>
     </w:pPrDefault>
   </w:docDefaults>
-  <w:latentStyles w:defLockedState="0" w:defUIPriority="99" w:defSemiHidden="0" w:defUnhideWhenUsed="0" w:defQFormat="0" w:count="371">
+  <w:latentStyles w:defLockedState="0" w:defUIPriority="99" w:defSemiHidden="0" w:defUnhideWhenUsed="0" w:defQFormat="0" w:count="376">
     <w:lsdException w:name="Normal" w:uiPriority="0" w:qFormat="1"/>
     <w:lsdException w:name="heading 1" w:uiPriority="9" w:qFormat="1"/>
     <w:lsdException w:name="heading 2" w:semiHidden="1" w:uiPriority="9" w:unhideWhenUsed="1" w:qFormat="1"/>
@@ -5307,6 +5834,11 @@
     <w:lsdException w:name="List Table 5 Dark Accent 6" w:uiPriority="50"/>
     <w:lsdException w:name="List Table 6 Colorful Accent 6" w:uiPriority="51"/>
     <w:lsdException w:name="List Table 7 Colorful Accent 6" w:uiPriority="52"/>
+    <w:lsdException w:name="Mention" w:semiHidden="1" w:unhideWhenUsed="1"/>
+    <w:lsdException w:name="Smart Hyperlink" w:semiHidden="1" w:unhideWhenUsed="1"/>
+    <w:lsdException w:name="Hashtag" w:semiHidden="1" w:unhideWhenUsed="1"/>
+    <w:lsdException w:name="Unresolved Mention" w:semiHidden="1" w:unhideWhenUsed="1"/>
+    <w:lsdException w:name="Smart Link" w:semiHidden="1" w:unhideWhenUsed="1"/>
   </w:latentStyles>
   <w:style w:type="paragraph" w:default="1" w:styleId="Normal">
     <w:name w:val="Normal"/>
